--- a/documents/azer Resume.docx
+++ b/documents/azer Resume.docx
@@ -1,6 +1,6 @@
 
 <file path=word/document.xml><?xml version="1.0" encoding="utf-8"?>
-<w:document xmlns:wpc="http://schemas.microsoft.com/office/word/2010/wordprocessingCanvas" xmlns:mc="http://schemas.openxmlformats.org/markup-compatibility/2006" xmlns:o="urn:schemas-microsoft-com:office:office" xmlns:r="http://schemas.openxmlformats.org/officeDocument/2006/relationships" xmlns:m="http://schemas.openxmlformats.org/officeDocument/2006/math" xmlns:v="urn:schemas-microsoft-com:vml" xmlns:wp14="http://schemas.microsoft.com/office/word/2010/wordprocessingDrawing" xmlns:wp="http://schemas.openxmlformats.org/drawingml/2006/wordprocessingDrawing" xmlns:w="http://schemas.openxmlformats.org/wordprocessingml/2006/main" xmlns:w14="http://schemas.microsoft.com/office/word/2010/wordml" xmlns:w10="urn:schemas-microsoft-com:office:word" xmlns:w15="http://schemas.microsoft.com/office/word/2012/wordml" xmlns:wpg="http://schemas.microsoft.com/office/word/2010/wordprocessingGroup" xmlns:wpi="http://schemas.microsoft.com/office/word/2010/wordprocessingInk" xmlns:wne="http://schemas.microsoft.com/office/word/2006/wordml" xmlns:wps="http://schemas.microsoft.com/office/word/2010/wordprocessingShape" xmlns:wpsCustomData="http://www.wps.cn/officeDocument/2013/wpsCustomData" mc:Ignorable="w14 w15 wp14">
+<w:document xmlns:wpc="http://schemas.microsoft.com/office/word/2010/wordprocessingCanvas" xmlns:cx="http://schemas.microsoft.com/office/drawing/2014/chartex" xmlns:cx1="http://schemas.microsoft.com/office/drawing/2015/9/8/chartex" xmlns:cx2="http://schemas.microsoft.com/office/drawing/2015/10/21/chartex" xmlns:cx3="http://schemas.microsoft.com/office/drawing/2016/5/9/chartex" xmlns:cx4="http://schemas.microsoft.com/office/drawing/2016/5/10/chartex" xmlns:cx5="http://schemas.microsoft.com/office/drawing/2016/5/11/chartex" xmlns:cx6="http://schemas.microsoft.com/office/drawing/2016/5/12/chartex" xmlns:cx7="http://schemas.microsoft.com/office/drawing/2016/5/13/chartex" xmlns:cx8="http://schemas.microsoft.com/office/drawing/2016/5/14/chartex" xmlns:mc="http://schemas.openxmlformats.org/markup-compatibility/2006" xmlns:aink="http://schemas.microsoft.com/office/drawing/2016/ink" xmlns:am3d="http://schemas.microsoft.com/office/drawing/2017/model3d" xmlns:o="urn:schemas-microsoft-com:office:office" xmlns:oel="http://schemas.microsoft.com/office/2019/extlst" xmlns:r="http://schemas.openxmlformats.org/officeDocument/2006/relationships" xmlns:m="http://schemas.openxmlformats.org/officeDocument/2006/math" xmlns:v="urn:schemas-microsoft-com:vml" xmlns:wp14="http://schemas.microsoft.com/office/word/2010/wordprocessingDrawing" xmlns:wp="http://schemas.openxmlformats.org/drawingml/2006/wordprocessingDrawing" xmlns:w10="urn:schemas-microsoft-com:office:word" xmlns:w="http://schemas.openxmlformats.org/wordprocessingml/2006/main" xmlns:w14="http://schemas.microsoft.com/office/word/2010/wordml" xmlns:w15="http://schemas.microsoft.com/office/word/2012/wordml" xmlns:w16cex="http://schemas.microsoft.com/office/word/2018/wordml/cex" xmlns:w16cid="http://schemas.microsoft.com/office/word/2016/wordml/cid" xmlns:w16="http://schemas.microsoft.com/office/word/2018/wordml" xmlns:w16du="http://schemas.microsoft.com/office/word/2023/wordml/word16du" xmlns:w16sdtdh="http://schemas.microsoft.com/office/word/2020/wordml/sdtdatahash" xmlns:w16sdtfl="http://schemas.microsoft.com/office/word/2024/wordml/sdtformatlock" xmlns:w16se="http://schemas.microsoft.com/office/word/2015/wordml/symex" xmlns:wpg="http://schemas.microsoft.com/office/word/2010/wordprocessingGroup" xmlns:wpi="http://schemas.microsoft.com/office/word/2010/wordprocessingInk" xmlns:wne="http://schemas.microsoft.com/office/word/2006/wordml" xmlns:wps="http://schemas.microsoft.com/office/word/2010/wordprocessingShape" mc:Ignorable="w14 w15 w16se w16cid w16 w16cex w16sdtdh w16sdtfl w16du wp14">
   <w:body>
     <w:p>
       <w:pPr>
@@ -35,37 +35,20 @@
         <w:spacing w:line="240" w:lineRule="auto"/>
         <w:jc w:val="center"/>
       </w:pPr>
-      <w:r>
-        <w:fldChar w:fldCharType="begin"/>
-      </w:r>
-      <w:r>
-        <w:instrText xml:space="preserve"> HYPERLINK " https:/github.com/Azer-khadhraoui" </w:instrText>
-      </w:r>
-      <w:r>
-        <w:fldChar w:fldCharType="separate"/>
-      </w:r>
-      <w:r>
-        <w:rPr>
-          <w:rStyle w:val="3"/>
-        </w:rPr>
-        <w:t xml:space="preserve"> </w:t>
-      </w:r>
-      <w:r>
-        <w:rPr>
-          <w:rStyle w:val="3"/>
-          <w:rFonts w:hint="default"/>
-        </w:rPr>
-        <w:t>https://github.com/Azer-khadhraoui</w:t>
-      </w:r>
-      <w:r>
-        <w:fldChar w:fldCharType="end"/>
-      </w:r>
+      <w:hyperlink r:id="rId7" w:history="1">
+        <w:r>
+          <w:rPr>
+            <w:rStyle w:val="Lienhypertexte"/>
+          </w:rPr>
+          <w:t xml:space="preserve"> https://github.com/Azer-khadhraoui</w:t>
+        </w:r>
+      </w:hyperlink>
     </w:p>
     <w:p>
       <w:pPr>
         <w:pBdr>
-          <w:top w:val="single" w:color="auto" w:sz="4" w:space="1"/>
-          <w:bottom w:val="single" w:color="auto" w:sz="4" w:space="1"/>
+          <w:top w:val="single" w:sz="4" w:space="1" w:color="auto"/>
+          <w:bottom w:val="single" w:sz="4" w:space="1" w:color="auto"/>
         </w:pBdr>
         <w:spacing w:before="240" w:after="240" w:line="240" w:lineRule="auto"/>
         <w:rPr>
@@ -89,15 +72,20 @@
       <w:pPr>
         <w:spacing w:line="240" w:lineRule="auto"/>
       </w:pPr>
-      <w:r>
-        <w:t>Second-year computer engineering student at ESPRIT who is enthusiastic about innovation and new technologies. I was a standout student in college, thrived in collaborative settings, and consistently produced high-caliber code. Driven to solve challenging problems, I create strong solutions with passion and focus.</w:t>
+      <w:proofErr w:type="gramStart"/>
+      <w:r>
+        <w:t>third</w:t>
+      </w:r>
+      <w:proofErr w:type="gramEnd"/>
+      <w:r>
+        <w:t>-year computer engineering student at ESPRIT who is enthusiastic about innovation and new technologies. I was a standout student in college, thrived in collaborative settings, and consistently produced high-caliber code. Driven to solve challenging problems, I create strong solutions with passion and focus.</w:t>
       </w:r>
     </w:p>
     <w:p>
       <w:pPr>
         <w:pBdr>
-          <w:top w:val="single" w:color="auto" w:sz="4" w:space="1"/>
-          <w:bottom w:val="single" w:color="auto" w:sz="4" w:space="1"/>
+          <w:top w:val="single" w:sz="4" w:space="1" w:color="auto"/>
+          <w:bottom w:val="single" w:sz="4" w:space="1" w:color="auto"/>
         </w:pBdr>
         <w:spacing w:before="240" w:after="240" w:line="240" w:lineRule="auto"/>
       </w:pPr>
@@ -127,21 +115,31 @@
           <w:b/>
           <w:bCs/>
         </w:rPr>
-        <w:t xml:space="preserve">Private Higher School of Engineering and Technology (ESPRIT) </w:t>
-      </w:r>
-      <w:r>
-        <w:rPr>
-          <w:b/>
-          <w:bCs/>
-        </w:rPr>
-        <w:tab/>
-      </w:r>
-      <w:r>
-        <w:rPr>
-          <w:b/>
-          <w:bCs/>
-        </w:rPr>
-        <w:t>2023 - PRESENT</w:t>
+        <w:t>Private Higher School of Engineering and Technology (ESPRIT</w:t>
+      </w:r>
+      <w:proofErr w:type="gramStart"/>
+      <w:r>
+        <w:rPr>
+          <w:b/>
+          <w:bCs/>
+        </w:rPr>
+        <w:t xml:space="preserve">) </w:t>
+      </w:r>
+      <w:r>
+        <w:rPr>
+          <w:b/>
+          <w:bCs/>
+        </w:rPr>
+        <w:tab/>
+        <w:t>2023</w:t>
+      </w:r>
+      <w:proofErr w:type="gramEnd"/>
+      <w:r>
+        <w:rPr>
+          <w:b/>
+          <w:bCs/>
+        </w:rPr>
+        <w:t xml:space="preserve"> - PRESENT</w:t>
       </w:r>
     </w:p>
     <w:p>
@@ -167,8 +165,7 @@
       </w:r>
       <w:r>
         <w:rPr>
-          <w:rFonts w:hint="default"/>
-          <w:lang w:val="fr-FR"/>
+          <w:lang w:val="en-GB"/>
         </w:rPr>
         <w:t>s</w:t>
       </w:r>
@@ -177,8 +174,7 @@
       </w:r>
       <w:r>
         <w:rPr>
-          <w:rFonts w:hint="default"/>
-          <w:lang w:val="fr-FR"/>
+          <w:lang w:val="en-GB"/>
         </w:rPr>
         <w:t xml:space="preserve"> /</w:t>
       </w:r>
@@ -187,8 +183,7 @@
       </w:r>
       <w:r>
         <w:rPr>
-          <w:rFonts w:hint="default"/>
-          <w:lang w:val="fr-FR"/>
+          <w:lang w:val="en-GB"/>
         </w:rPr>
         <w:t>4</w:t>
       </w:r>
@@ -197,8 +192,7 @@
       </w:r>
       <w:r>
         <w:rPr>
-          <w:rFonts w:hint="default"/>
-          <w:lang w:val="fr-FR"/>
+          <w:lang w:val="en-GB"/>
         </w:rPr>
         <w:t>57</w:t>
       </w:r>
@@ -207,8 +201,7 @@
       </w:r>
       <w:r>
         <w:rPr>
-          <w:rFonts w:hint="default"/>
-          <w:lang w:val="fr-FR"/>
+          <w:lang w:val="en-GB"/>
         </w:rPr>
         <w:t>4</w:t>
       </w:r>
@@ -217,8 +210,7 @@
       </w:r>
       <w:r>
         <w:rPr>
-          <w:rFonts w:hint="default"/>
-          <w:lang w:val="fr-FR"/>
+          <w:lang w:val="en-GB"/>
         </w:rPr>
         <w:t>5</w:t>
       </w:r>
@@ -227,15 +219,12 @@
       </w:r>
       <w:r>
         <w:rPr>
-          <w:rFonts w:hint="default"/>
-          <w:lang w:val="fr-FR"/>
+          <w:lang w:val="en-GB"/>
         </w:rPr>
         <w:t xml:space="preserve"> /</w:t>
       </w:r>
       <w:r>
         <w:tab/>
-      </w:r>
-      <w:r>
         <w:t>Ariana, Tunisia</w:t>
       </w:r>
     </w:p>
@@ -265,70 +254,70 @@
       <w:r>
         <w:rPr>
           <w:b/>
-          <w:lang w:val="fr-FR"/>
-        </w:rPr>
-        <w:tab/>
-      </w:r>
-      <w:r>
-        <w:rPr>
-          <w:b/>
-          <w:lang w:val="fr-FR"/>
-        </w:rPr>
-        <w:tab/>
-      </w:r>
-      <w:r>
-        <w:rPr>
-          <w:b/>
-          <w:lang w:val="fr-FR"/>
-        </w:rPr>
-        <w:tab/>
-      </w:r>
-      <w:r>
-        <w:rPr>
-          <w:b/>
-          <w:lang w:val="fr-FR"/>
-        </w:rPr>
-        <w:tab/>
-      </w:r>
-      <w:r>
-        <w:rPr>
-          <w:b/>
-          <w:lang w:val="fr-FR"/>
-        </w:rPr>
-        <w:tab/>
-      </w:r>
-      <w:r>
-        <w:rPr>
-          <w:b/>
-          <w:lang w:val="fr-FR"/>
-        </w:rPr>
-        <w:tab/>
-      </w:r>
-      <w:r>
-        <w:rPr>
-          <w:b/>
-          <w:lang w:val="fr-FR"/>
-        </w:rPr>
-        <w:tab/>
-      </w:r>
-      <w:r>
-        <w:rPr>
-          <w:b/>
-          <w:lang w:val="fr-FR"/>
-        </w:rPr>
-        <w:tab/>
-      </w:r>
-      <w:r>
-        <w:rPr>
-          <w:b/>
-          <w:lang w:val="fr-FR"/>
-        </w:rPr>
-        <w:tab/>
-      </w:r>
-      <w:r>
-        <w:rPr>
-          <w:b/>
-          <w:lang w:val="fr-FR"/>
+          <w:lang w:val="en-GB"/>
+        </w:rPr>
+        <w:tab/>
+      </w:r>
+      <w:r>
+        <w:rPr>
+          <w:b/>
+          <w:lang w:val="en-GB"/>
+        </w:rPr>
+        <w:tab/>
+      </w:r>
+      <w:r>
+        <w:rPr>
+          <w:b/>
+          <w:lang w:val="en-GB"/>
+        </w:rPr>
+        <w:tab/>
+      </w:r>
+      <w:r>
+        <w:rPr>
+          <w:b/>
+          <w:lang w:val="en-GB"/>
+        </w:rPr>
+        <w:tab/>
+      </w:r>
+      <w:r>
+        <w:rPr>
+          <w:b/>
+          <w:lang w:val="en-GB"/>
+        </w:rPr>
+        <w:tab/>
+      </w:r>
+      <w:r>
+        <w:rPr>
+          <w:b/>
+          <w:lang w:val="en-GB"/>
+        </w:rPr>
+        <w:tab/>
+      </w:r>
+      <w:r>
+        <w:rPr>
+          <w:b/>
+          <w:lang w:val="en-GB"/>
+        </w:rPr>
+        <w:tab/>
+      </w:r>
+      <w:r>
+        <w:rPr>
+          <w:b/>
+          <w:lang w:val="en-GB"/>
+        </w:rPr>
+        <w:tab/>
+      </w:r>
+      <w:r>
+        <w:rPr>
+          <w:b/>
+          <w:lang w:val="en-GB"/>
+        </w:rPr>
+        <w:tab/>
+      </w:r>
+      <w:r>
+        <w:rPr>
+          <w:b/>
+          <w:lang w:val="en-GB"/>
         </w:rPr>
         <w:tab/>
       </w:r>
@@ -342,18 +331,18 @@
       </w:pPr>
       <w:r>
         <w:rPr>
-          <w:rStyle w:val="4"/>
+          <w:rStyle w:val="lev"/>
           <w:b w:val="0"/>
           <w:i/>
         </w:rPr>
         <w:t>Baccalaureate in Mathematics 2022/2023</w:t>
       </w:r>
       <w:r>
-        <w:br w:type="textWrapping"/>
-      </w:r>
-      <w:r>
-        <w:rPr>
-          <w:rStyle w:val="5"/>
+        <w:br/>
+      </w:r>
+      <w:r>
+        <w:rPr>
+          <w:rStyle w:val="Accentuation"/>
         </w:rPr>
         <w:t>Average: 14.85 / 20</w:t>
       </w:r>
@@ -361,8 +350,8 @@
     <w:p>
       <w:pPr>
         <w:pBdr>
-          <w:top w:val="single" w:color="auto" w:sz="4" w:space="1"/>
-          <w:bottom w:val="single" w:color="auto" w:sz="4" w:space="1"/>
+          <w:top w:val="single" w:sz="4" w:space="1" w:color="auto"/>
+          <w:bottom w:val="single" w:sz="4" w:space="1" w:color="auto"/>
         </w:pBdr>
         <w:spacing w:before="240" w:after="240" w:line="240" w:lineRule="auto"/>
       </w:pPr>
@@ -404,7 +393,7 @@
         <w:rPr>
           <w:b/>
           <w:bCs/>
-          <w:lang w:val="fr-FR"/>
+          <w:lang w:val="en-GB"/>
         </w:rPr>
         <w:tab/>
       </w:r>
@@ -452,7 +441,7 @@
     </w:p>
     <w:p>
       <w:pPr>
-        <w:pStyle w:val="13"/>
+        <w:pStyle w:val="Paragraphedeliste"/>
         <w:numPr>
           <w:ilvl w:val="0"/>
           <w:numId w:val="1"/>
@@ -468,7 +457,7 @@
     </w:p>
     <w:p>
       <w:pPr>
-        <w:pStyle w:val="13"/>
+        <w:pStyle w:val="Paragraphedeliste"/>
         <w:numPr>
           <w:ilvl w:val="0"/>
           <w:numId w:val="1"/>
@@ -484,7 +473,7 @@
     </w:p>
     <w:p>
       <w:pPr>
-        <w:pStyle w:val="13"/>
+        <w:pStyle w:val="Paragraphedeliste"/>
         <w:numPr>
           <w:ilvl w:val="0"/>
           <w:numId w:val="1"/>
@@ -500,117 +489,82 @@
     </w:p>
     <w:p>
       <w:pPr>
-        <w:pStyle w:val="13"/>
-        <w:numPr>
-          <w:ilvl w:val="0"/>
-          <w:numId w:val="0"/>
-        </w:numPr>
+        <w:pStyle w:val="Paragraphedeliste"/>
         <w:tabs>
           <w:tab w:val="left" w:pos="9360"/>
         </w:tabs>
         <w:spacing w:after="0" w:line="240" w:lineRule="auto"/>
-        <w:ind w:left="360" w:leftChars="0"/>
-      </w:pPr>
-    </w:p>
-    <w:p>
-      <w:pPr>
-        <w:pStyle w:val="13"/>
-        <w:numPr>
-          <w:ilvl w:val="0"/>
-          <w:numId w:val="0"/>
-        </w:numPr>
+        <w:ind w:left="360"/>
+      </w:pPr>
+    </w:p>
+    <w:p>
+      <w:pPr>
+        <w:pStyle w:val="Paragraphedeliste"/>
         <w:tabs>
           <w:tab w:val="left" w:pos="9360"/>
         </w:tabs>
         <w:spacing w:after="0" w:line="240" w:lineRule="auto"/>
-        <w:rPr>
-          <w:rFonts w:asciiTheme="minorHAnsi" w:hAnsiTheme="minorHAnsi" w:eastAsiaTheme="minorHAnsi" w:cstheme="minorBidi"/>
-          <w:sz w:val="24"/>
-          <w:szCs w:val="22"/>
+        <w:ind w:left="0"/>
+        <w:rPr>
           <w:u w:val="single"/>
-          <w:lang w:val="en-US" w:eastAsia="en-US" w:bidi="ar-SA"/>
-        </w:rPr>
-      </w:pPr>
-      <w:r>
-        <w:rPr>
-          <w:rFonts w:asciiTheme="minorHAnsi" w:hAnsiTheme="minorHAnsi" w:eastAsiaTheme="minorHAnsi" w:cstheme="minorBidi"/>
-          <w:b/>
-          <w:sz w:val="24"/>
-          <w:szCs w:val="22"/>
-          <w:lang w:val="en-US" w:eastAsia="en-US" w:bidi="ar-SA"/>
+        </w:rPr>
+      </w:pPr>
+      <w:r>
+        <w:rPr>
+          <w:b/>
         </w:rPr>
         <w:t>Remote Intern – PowerApps Developer</w:t>
       </w:r>
       <w:r>
         <w:rPr>
-          <w:rFonts w:hint="default" w:cstheme="minorBidi"/>
-          <w:b/>
-          <w:sz w:val="24"/>
-          <w:szCs w:val="22"/>
-          <w:lang w:val="fr-FR" w:eastAsia="en-US" w:bidi="ar-SA"/>
-        </w:rPr>
-        <w:tab/>
-      </w:r>
-      <w:r>
-        <w:rPr>
-          <w:rFonts w:asciiTheme="minorHAnsi" w:hAnsiTheme="minorHAnsi" w:eastAsiaTheme="minorHAnsi" w:cstheme="minorBidi"/>
-          <w:b/>
-          <w:bCs/>
-          <w:sz w:val="24"/>
-          <w:szCs w:val="22"/>
-          <w:lang w:val="en-US" w:eastAsia="en-US" w:bidi="ar-SA"/>
+          <w:b/>
+          <w:lang w:val="en-GB"/>
+        </w:rPr>
+        <w:tab/>
+      </w:r>
+      <w:r>
+        <w:rPr>
+          <w:b/>
+          <w:bCs/>
         </w:rPr>
         <w:t>06 / 2025</w:t>
       </w:r>
       <w:r>
         <w:rPr>
-          <w:rFonts w:asciiTheme="minorHAnsi" w:hAnsiTheme="minorHAnsi" w:eastAsiaTheme="minorHAnsi" w:cstheme="minorBidi"/>
-          <w:b/>
-          <w:bCs/>
-          <w:sz w:val="24"/>
-          <w:szCs w:val="22"/>
-          <w:lang w:val="en-US" w:eastAsia="en-US" w:bidi="ar-SA"/>
-        </w:rPr>
-        <w:br w:type="textWrapping"/>
-      </w:r>
-      <w:r>
-        <w:rPr>
-          <w:rFonts w:asciiTheme="minorHAnsi" w:hAnsiTheme="minorHAnsi" w:eastAsiaTheme="minorHAnsi" w:cstheme="minorBidi"/>
-          <w:sz w:val="24"/>
-          <w:szCs w:val="22"/>
+          <w:b/>
+          <w:bCs/>
+        </w:rPr>
+        <w:br/>
+      </w:r>
+      <w:r>
+        <w:rPr>
           <w:u w:val="single"/>
-          <w:lang w:val="en-US" w:eastAsia="en-US" w:bidi="ar-SA"/>
         </w:rPr>
         <w:t>Agile 4UX (Online Internship)</w:t>
       </w:r>
     </w:p>
     <w:p>
       <w:pPr>
-        <w:pStyle w:val="13"/>
-        <w:numPr>
-          <w:ilvl w:val="0"/>
-          <w:numId w:val="0"/>
-        </w:numPr>
+        <w:pStyle w:val="Paragraphedeliste"/>
         <w:tabs>
           <w:tab w:val="left" w:pos="9360"/>
         </w:tabs>
         <w:spacing w:after="0" w:line="240" w:lineRule="auto"/>
-      </w:pPr>
-      <w:r>
-        <w:rPr>
-          <w:rFonts w:ascii="SimSun" w:hAnsi="SimSun" w:eastAsia="SimSun" w:cs="SimSun"/>
-          <w:sz w:val="24"/>
-          <w:szCs w:val="24"/>
-        </w:rPr>
-        <w:br w:type="textWrapping"/>
+        <w:ind w:left="0"/>
+      </w:pPr>
+      <w:r>
+        <w:rPr>
+          <w:rFonts w:ascii="SimSun" w:eastAsia="SimSun" w:hAnsi="SimSun" w:cs="SimSun"/>
+          <w:szCs w:val="24"/>
+        </w:rPr>
+        <w:br/>
       </w:r>
       <w:r>
         <w:t xml:space="preserve">• Participated in the development of a fuel management application for the company </w:t>
       </w:r>
       <w:r>
         <w:rPr>
-          <w:rFonts w:hint="default"/>
-          <w:lang w:val="fr-FR"/>
+          <w:lang w:val="en-GB"/>
         </w:rPr>
         <w:t>«</w:t>
       </w:r>
@@ -619,8 +573,7 @@
       </w:r>
       <w:r>
         <w:rPr>
-          <w:rFonts w:hint="default"/>
-          <w:lang w:val="fr-FR"/>
+          <w:lang w:val="en-GB"/>
         </w:rPr>
         <w:t>»</w:t>
       </w:r>
@@ -628,15 +581,12 @@
         <w:t xml:space="preserve"> using Microsoft PowerApps.</w:t>
       </w:r>
       <w:r>
-        <w:br w:type="textWrapping"/>
-      </w:r>
-      <w:r>
+        <w:br/>
         <w:t xml:space="preserve">• Contributed to building user interfaces, implementing </w:t>
       </w:r>
       <w:r>
         <w:rPr>
-          <w:rFonts w:hint="default"/>
-          <w:lang w:val="fr-FR"/>
+          <w:lang w:val="en-GB"/>
         </w:rPr>
         <w:t>its</w:t>
       </w:r>
@@ -645,8 +595,7 @@
       </w:r>
       <w:r>
         <w:rPr>
-          <w:rFonts w:hint="default"/>
-          <w:lang w:val="fr-FR"/>
+          <w:lang w:val="en-GB"/>
         </w:rPr>
         <w:t>base (Microsoft lists)</w:t>
       </w:r>
@@ -654,9 +603,7 @@
         <w:t>.</w:t>
       </w:r>
       <w:r>
-        <w:br w:type="textWrapping"/>
-      </w:r>
-      <w:r>
+        <w:br/>
         <w:t>• Gained hands-on experience in low-code development and collaborative agile methodologies.</w:t>
       </w:r>
     </w:p>
@@ -679,13 +626,10 @@
     <w:p>
       <w:pPr>
         <w:pBdr>
-          <w:top w:val="single" w:color="auto" w:sz="4" w:space="1"/>
-          <w:bottom w:val="single" w:color="auto" w:sz="4" w:space="1"/>
+          <w:top w:val="single" w:sz="4" w:space="1" w:color="auto"/>
+          <w:bottom w:val="single" w:sz="4" w:space="1" w:color="auto"/>
         </w:pBdr>
         <w:spacing w:before="240" w:after="240" w:line="240" w:lineRule="auto"/>
-        <w:rPr>
-          <w:rFonts w:hint="default"/>
-        </w:rPr>
       </w:pPr>
       <w:r>
         <w:rPr>
@@ -698,12 +642,11 @@
       </w:r>
       <w:r>
         <w:rPr>
-          <w:rFonts w:hint="default"/>
           <w:b/>
           <w:bCs/>
           <w:sz w:val="28"/>
           <w:szCs w:val="24"/>
-          <w:lang w:val="fr-FR"/>
+          <w:lang w:val="en-GB"/>
         </w:rPr>
         <w:t>ORTFOLIO</w:t>
       </w:r>
@@ -712,19 +655,17 @@
       <w:pPr>
         <w:spacing w:before="100" w:beforeAutospacing="1" w:after="100" w:afterAutospacing="1"/>
         <w:rPr>
-          <w:rStyle w:val="4"/>
-          <w:rFonts w:hint="default" w:ascii="Times New Roman" w:hAnsi="Times New Roman" w:eastAsia="SimSun" w:cs="Times New Roman"/>
-        </w:rPr>
-      </w:pPr>
-      <w:r>
-        <w:rPr>
-          <w:rStyle w:val="4"/>
-          <w:rFonts w:hint="default" w:ascii="Times New Roman" w:hAnsi="Times New Roman" w:eastAsia="SimSun" w:cs="Times New Roman"/>
+          <w:rStyle w:val="lev"/>
+          <w:rFonts w:ascii="Times New Roman" w:eastAsia="SimSun" w:hAnsi="Times New Roman" w:cs="Times New Roman"/>
+        </w:rPr>
+      </w:pPr>
+      <w:r>
+        <w:rPr>
+          <w:rStyle w:val="lev"/>
+          <w:rFonts w:ascii="Times New Roman" w:eastAsia="SimSun" w:hAnsi="Times New Roman" w:cs="Times New Roman"/>
         </w:rPr>
         <w:t xml:space="preserve">Personal Portfolio Webpage  </w:t>
       </w:r>
-      <w:bookmarkStart w:id="0" w:name="_GoBack"/>
-      <w:bookmarkEnd w:id="0"/>
     </w:p>
     <w:p>
       <w:pPr>
@@ -733,91 +674,35 @@
         </w:tabs>
         <w:spacing w:after="0" w:line="240" w:lineRule="auto"/>
         <w:rPr>
-          <w:rFonts w:hint="default"/>
-          <w:lang w:val="fr-FR"/>
-        </w:rPr>
-      </w:pPr>
-      <w:r>
-        <w:rPr>
-          <w:rFonts w:hint="default"/>
-        </w:rPr>
+          <w:lang w:val="en-GB"/>
+        </w:rPr>
+      </w:pPr>
+      <w:r>
         <w:t xml:space="preserve">Link: </w:t>
       </w:r>
-      <w:r>
-        <w:rPr>
-          <w:rFonts w:hint="default"/>
-        </w:rPr>
-        <w:fldChar w:fldCharType="begin"/>
-      </w:r>
-      <w:r>
-        <w:rPr>
-          <w:rFonts w:hint="default"/>
-        </w:rPr>
-        <w:instrText xml:space="preserve"> HYPERLINK "https://azer-khadhraoui.github.io/Portfolio-WebPage/" </w:instrText>
-      </w:r>
-      <w:r>
-        <w:rPr>
-          <w:rFonts w:hint="default"/>
-        </w:rPr>
-        <w:fldChar w:fldCharType="separate"/>
-      </w:r>
-      <w:r>
-        <w:rPr>
-          <w:rStyle w:val="6"/>
-          <w:rFonts w:hint="default"/>
-        </w:rPr>
-        <w:t>Portfolio web page</w:t>
-      </w:r>
-      <w:r>
-        <w:rPr>
-          <w:rFonts w:hint="default"/>
-        </w:rPr>
-        <w:fldChar w:fldCharType="end"/>
-      </w:r>
-      <w:r>
-        <w:rPr>
-          <w:rFonts w:hint="default"/>
-          <w:lang w:val="fr-FR"/>
+      <w:hyperlink r:id="rId8" w:history="1">
+        <w:r>
+          <w:rPr>
+            <w:rStyle w:val="Lienhypertextesuivivisit"/>
+          </w:rPr>
+          <w:t>Portfolio web page</w:t>
+        </w:r>
+      </w:hyperlink>
+      <w:r>
+        <w:rPr>
+          <w:lang w:val="en-GB"/>
         </w:rPr>
         <w:t xml:space="preserve">  ou </w:t>
       </w:r>
-      <w:r>
-        <w:rPr>
-          <w:rFonts w:hint="default"/>
-          <w:lang w:val="fr-FR"/>
-        </w:rPr>
-        <w:fldChar w:fldCharType="begin"/>
-      </w:r>
-      <w:r>
-        <w:rPr>
-          <w:rFonts w:hint="default"/>
-          <w:lang w:val="fr-FR"/>
-        </w:rPr>
-        <w:instrText xml:space="preserve"> HYPERLINK "https://azer-khadhraoui.github.io/Portfolio-WebPage/
-" </w:instrText>
-      </w:r>
-      <w:r>
-        <w:rPr>
-          <w:rFonts w:hint="default"/>
-          <w:lang w:val="fr-FR"/>
-        </w:rPr>
-        <w:fldChar w:fldCharType="separate"/>
-      </w:r>
-      <w:r>
-        <w:rPr>
-          <w:rStyle w:val="3"/>
-          <w:rFonts w:hint="default"/>
-          <w:lang w:val="fr-FR"/>
-        </w:rPr>
-        <w:t xml:space="preserve"> https://azer-khadhraoui.github.io/Portfolio-WebPage/</w:t>
-      </w:r>
-      <w:r>
-        <w:rPr>
-          <w:rFonts w:hint="default"/>
-          <w:lang w:val="fr-FR"/>
-        </w:rPr>
-        <w:fldChar w:fldCharType="end"/>
-      </w:r>
+      <w:hyperlink r:id="rId9" w:history="1">
+        <w:r>
+          <w:rPr>
+            <w:rStyle w:val="Lienhypertexte"/>
+            <w:lang w:val="en-GB"/>
+          </w:rPr>
+          <w:t xml:space="preserve"> https://azer-khadhraoui.github.io/Portfolio-WebPage/</w:t>
+        </w:r>
+      </w:hyperlink>
     </w:p>
     <w:p>
       <w:pPr>
@@ -825,14 +710,8 @@
           <w:tab w:val="left" w:pos="9360"/>
         </w:tabs>
         <w:spacing w:after="0" w:line="240" w:lineRule="auto"/>
-        <w:rPr>
-          <w:rFonts w:hint="default"/>
-        </w:rPr>
-      </w:pPr>
-      <w:r>
-        <w:rPr>
-          <w:rFonts w:hint="default"/>
-        </w:rPr>
+      </w:pPr>
+      <w:r>
         <w:t xml:space="preserve">• Showcases selected projects, skills, and certifications.  </w:t>
       </w:r>
     </w:p>
@@ -844,17 +723,14 @@
         <w:spacing w:after="0" w:line="240" w:lineRule="auto"/>
       </w:pPr>
       <w:r>
-        <w:rPr>
-          <w:rFonts w:hint="default"/>
-        </w:rPr>
         <w:t>• Built using HTML, CSS, and JavaScript with responsive design.</w:t>
       </w:r>
     </w:p>
     <w:p>
       <w:pPr>
         <w:pBdr>
-          <w:top w:val="single" w:color="auto" w:sz="4" w:space="1"/>
-          <w:bottom w:val="single" w:color="auto" w:sz="4" w:space="1"/>
+          <w:top w:val="single" w:sz="4" w:space="1" w:color="auto"/>
+          <w:bottom w:val="single" w:sz="4" w:space="1" w:color="auto"/>
         </w:pBdr>
         <w:spacing w:before="240" w:after="240" w:line="240" w:lineRule="auto"/>
       </w:pPr>
@@ -865,6 +741,7 @@
           <w:sz w:val="28"/>
           <w:szCs w:val="24"/>
         </w:rPr>
+        <w:lastRenderedPageBreak/>
         <w:t>PROJECTS</w:t>
       </w:r>
     </w:p>
@@ -872,40 +749,34 @@
       <w:pPr>
         <w:spacing w:before="100" w:beforeAutospacing="1" w:after="100" w:afterAutospacing="1"/>
         <w:rPr>
-          <w:rStyle w:val="4"/>
-        </w:rPr>
-      </w:pPr>
-      <w:r>
-        <w:rPr>
-          <w:rStyle w:val="4"/>
+          <w:rStyle w:val="lev"/>
+        </w:rPr>
+      </w:pPr>
+      <w:r>
+        <w:rPr>
+          <w:rStyle w:val="lev"/>
         </w:rPr>
         <w:t>ALDAWRY Football – Desktop Football Management Competitions</w:t>
       </w:r>
       <w:r>
-        <w:br w:type="textWrapping"/>
-      </w:r>
-      <w:r>
-        <w:rPr>
-          <w:rStyle w:val="5"/>
+        <w:br/>
+      </w:r>
+      <w:r>
+        <w:rPr>
+          <w:rStyle w:val="Accentuation"/>
         </w:rPr>
         <w:t>01/2025 – 05/2025</w:t>
       </w:r>
       <w:r>
-        <w:br w:type="textWrapping"/>
-      </w:r>
-      <w:r>
+        <w:br/>
         <w:t>• Created a football management simulation using C++ and the Qt framework.</w:t>
       </w:r>
       <w:r>
-        <w:br w:type="textWrapping"/>
-      </w:r>
-      <w:r>
+        <w:br/>
         <w:t>• Implemented features such as team management, match scheduling, and player statistics.</w:t>
       </w:r>
       <w:r>
-        <w:br w:type="textWrapping"/>
-      </w:r>
-      <w:r>
+        <w:br/>
         <w:t>• Designed a modern UI to deliver an immersive user experience.</w:t>
       </w:r>
     </w:p>
@@ -915,35 +786,34 @@
       </w:pPr>
       <w:r>
         <w:rPr>
-          <w:rStyle w:val="4"/>
+          <w:rStyle w:val="lev"/>
         </w:rPr>
         <w:t>LearnSpace – Interactive Learning Platform</w:t>
       </w:r>
       <w:r>
-        <w:br w:type="textWrapping"/>
-      </w:r>
-      <w:r>
-        <w:rPr>
-          <w:rStyle w:val="5"/>
+        <w:br/>
+      </w:r>
+      <w:r>
+        <w:rPr>
+          <w:rStyle w:val="Accentuation"/>
         </w:rPr>
         <w:t>01/2025 – 02/2025</w:t>
       </w:r>
       <w:r>
-        <w:br w:type="textWrapping"/>
-      </w:r>
-      <w:r>
+        <w:br/>
         <w:t>• Developed an educational web platform integrating tools like calculators, notes, quizzes, memory games, a code editor, and IT discovery modules.</w:t>
       </w:r>
       <w:r>
-        <w:br w:type="textWrapping"/>
-      </w:r>
-      <w:r>
-        <w:t>• Built using HTML, CSS, and JavaScript with a focus on responsive design .</w:t>
-      </w:r>
-      <w:r>
-        <w:br w:type="textWrapping"/>
-      </w:r>
-      <w:r>
+        <w:br/>
+        <w:t xml:space="preserve">• Built using HTML, CSS, and JavaScript with a focus on responsive </w:t>
+      </w:r>
+      <w:proofErr w:type="gramStart"/>
+      <w:r>
+        <w:t>design .</w:t>
+      </w:r>
+      <w:proofErr w:type="gramEnd"/>
+      <w:r>
+        <w:br/>
         <w:t>• Aimed at enhancing digital learning through interactive and intuitive interfaces.</w:t>
       </w:r>
     </w:p>
@@ -953,39 +823,33 @@
       </w:pPr>
       <w:r>
         <w:rPr>
-          <w:rStyle w:val="4"/>
+          <w:rStyle w:val="lev"/>
         </w:rPr>
         <w:t>Game Room – Local Multiplayer Game Hub</w:t>
       </w:r>
       <w:r>
-        <w:br w:type="textWrapping"/>
-      </w:r>
-      <w:r>
-        <w:rPr>
-          <w:rStyle w:val="5"/>
+        <w:br/>
+      </w:r>
+      <w:r>
+        <w:rPr>
+          <w:rStyle w:val="Accentuation"/>
         </w:rPr>
         <w:t>12/2024</w:t>
       </w:r>
       <w:r>
-        <w:br w:type="textWrapping"/>
-      </w:r>
-      <w:r>
+        <w:br/>
         <w:t>• Developed a Game Hub by which multiple users can play different games from a single interface on the same device.</w:t>
       </w:r>
       <w:r>
-        <w:br w:type="textWrapping"/>
-      </w:r>
-      <w:r>
+        <w:br/>
         <w:t>• Used a centralized menu to initiate various local games like Tic-Tac-Toe, Pong, Snake and others.</w:t>
       </w:r>
       <w:r>
-        <w:br w:type="textWrapping"/>
-      </w:r>
-      <w:r>
+        <w:br/>
         <w:t>• Built with a focus on simplicity, offline use, and clean navigation.</w:t>
       </w:r>
       <w:r>
-        <w:br w:type="textWrapping"/>
+        <w:br/>
       </w:r>
     </w:p>
     <w:p>
@@ -994,39 +858,33 @@
       </w:pPr>
       <w:r>
         <w:rPr>
-          <w:rStyle w:val="4"/>
+          <w:rStyle w:val="lev"/>
         </w:rPr>
         <w:t>Shadows of Liberty – 2D Adventure Game</w:t>
       </w:r>
       <w:r>
-        <w:br w:type="textWrapping"/>
-      </w:r>
-      <w:r>
-        <w:rPr>
-          <w:rStyle w:val="5"/>
+        <w:br/>
+      </w:r>
+      <w:r>
+        <w:rPr>
+          <w:rStyle w:val="Accentuation"/>
         </w:rPr>
         <w:t>01/2024 – 05/2024</w:t>
       </w:r>
       <w:r>
-        <w:br w:type="textWrapping"/>
-      </w:r>
-      <w:r>
+        <w:br/>
         <w:t>• Designed and developed a 2D adventure game with engaging storytelling and interactive gameplay using SDL 1.2.</w:t>
       </w:r>
       <w:r>
-        <w:br w:type="textWrapping"/>
-      </w:r>
-      <w:r>
+        <w:br/>
         <w:t>• Used Adobe illustrator and Adobe Photoshop for animations, sprite rendering, and visual effects.</w:t>
       </w:r>
       <w:r>
-        <w:br w:type="textWrapping"/>
-      </w:r>
-      <w:r>
+        <w:br/>
         <w:t>• Coded player interactions, level progression, and game logic.</w:t>
       </w:r>
       <w:r>
-        <w:br w:type="textWrapping"/>
+        <w:br/>
       </w:r>
     </w:p>
     <w:p>
@@ -1035,43 +893,37 @@
       </w:pPr>
       <w:r>
         <w:rPr>
-          <w:rStyle w:val="4"/>
+          <w:rStyle w:val="lev"/>
         </w:rPr>
         <w:t>Green and Pure – Agriculture E-Commerce Website</w:t>
       </w:r>
       <w:r>
-        <w:br w:type="textWrapping"/>
-      </w:r>
-      <w:r>
-        <w:rPr>
-          <w:rStyle w:val="5"/>
+        <w:br/>
+      </w:r>
+      <w:r>
+        <w:rPr>
+          <w:rStyle w:val="Accentuation"/>
         </w:rPr>
         <w:t>09/2024 – 12/2024</w:t>
       </w:r>
       <w:r>
-        <w:br w:type="textWrapping"/>
-      </w:r>
-      <w:r>
+        <w:br/>
         <w:t>• Built a responsive website dedicated to selling agricultural products such as seeds, tools, and organic items.</w:t>
       </w:r>
       <w:r>
-        <w:br w:type="textWrapping"/>
-      </w:r>
-      <w:r>
+        <w:br/>
         <w:t>• Included product management, cart functionality, and seamless checkout experience.</w:t>
       </w:r>
       <w:r>
-        <w:br w:type="textWrapping"/>
-      </w:r>
-      <w:r>
+        <w:br/>
         <w:t>• Focused on sustainable agriculture promotion with a clean, accessible web interface using HTML, CSS, and JavaScript.</w:t>
       </w:r>
     </w:p>
     <w:p>
       <w:pPr>
         <w:pBdr>
-          <w:top w:val="single" w:color="auto" w:sz="4" w:space="1"/>
-          <w:bottom w:val="single" w:color="auto" w:sz="4" w:space="1"/>
+          <w:top w:val="single" w:sz="4" w:space="1" w:color="auto"/>
+          <w:bottom w:val="single" w:sz="4" w:space="1" w:color="auto"/>
         </w:pBdr>
         <w:spacing w:before="240" w:after="240" w:line="240" w:lineRule="auto"/>
       </w:pPr>
@@ -1087,7 +939,7 @@
     </w:p>
     <w:p>
       <w:pPr>
-        <w:pStyle w:val="13"/>
+        <w:pStyle w:val="Paragraphedeliste"/>
         <w:numPr>
           <w:ilvl w:val="0"/>
           <w:numId w:val="2"/>
@@ -1121,12 +973,6 @@
           <w:bCs/>
         </w:rPr>
         <w:tab/>
-      </w:r>
-      <w:r>
-        <w:rPr>
-          <w:b/>
-          <w:bCs/>
-        </w:rPr>
         <w:t xml:space="preserve">       </w:t>
       </w:r>
       <w:r>
@@ -1135,7 +981,7 @@
     </w:p>
     <w:p>
       <w:pPr>
-        <w:pStyle w:val="13"/>
+        <w:pStyle w:val="Paragraphedeliste"/>
         <w:numPr>
           <w:ilvl w:val="0"/>
           <w:numId w:val="2"/>
@@ -1173,12 +1019,6 @@
           <w:bCs/>
         </w:rPr>
         <w:tab/>
-      </w:r>
-      <w:r>
-        <w:rPr>
-          <w:b/>
-          <w:bCs/>
-        </w:rPr>
         <w:t xml:space="preserve">       </w:t>
       </w:r>
       <w:r>
@@ -1187,7 +1027,7 @@
     </w:p>
     <w:p>
       <w:pPr>
-        <w:pStyle w:val="13"/>
+        <w:pStyle w:val="Paragraphedeliste"/>
         <w:numPr>
           <w:ilvl w:val="0"/>
           <w:numId w:val="2"/>
@@ -1200,7 +1040,7 @@
       </w:pPr>
       <w:r>
         <w:rPr>
-          <w:rStyle w:val="4"/>
+          <w:rStyle w:val="lev"/>
         </w:rPr>
         <w:t>Programming Languages</w:t>
       </w:r>
@@ -1215,14 +1055,12 @@
       </w:r>
       <w:r>
         <w:tab/>
-      </w:r>
-      <w:r>
         <w:t xml:space="preserve">       C, C++</w:t>
       </w:r>
     </w:p>
     <w:p>
       <w:pPr>
-        <w:pStyle w:val="13"/>
+        <w:pStyle w:val="Paragraphedeliste"/>
         <w:numPr>
           <w:ilvl w:val="0"/>
           <w:numId w:val="2"/>
@@ -1249,28 +1087,32 @@
           <w:bCs/>
         </w:rPr>
         <w:tab/>
-      </w:r>
-      <w:r>
-        <w:rPr>
-          <w:b/>
-          <w:bCs/>
-        </w:rPr>
         <w:t xml:space="preserve">       </w:t>
       </w:r>
       <w:r>
-        <w:t>CSS, Qt framework</w:t>
-      </w:r>
-      <w:r>
-        <w:rPr>
-          <w:rFonts w:hint="default"/>
+        <w:t xml:space="preserve">CSS, Qt </w:t>
+      </w:r>
+      <w:proofErr w:type="gramStart"/>
+      <w:r>
+        <w:t>framework</w:t>
+      </w:r>
+      <w:r>
+        <w:rPr>
           <w:lang w:val="fr-FR"/>
         </w:rPr>
-        <w:t xml:space="preserve"> , Microsoft PowerApps</w:t>
-      </w:r>
-    </w:p>
-    <w:p>
-      <w:pPr>
-        <w:pStyle w:val="13"/>
+        <w:t xml:space="preserve"> ,</w:t>
+      </w:r>
+      <w:proofErr w:type="gramEnd"/>
+      <w:r>
+        <w:rPr>
+          <w:lang w:val="fr-FR"/>
+        </w:rPr>
+        <w:t xml:space="preserve"> Microsoft PowerApps</w:t>
+      </w:r>
+    </w:p>
+    <w:p>
+      <w:pPr>
+        <w:pStyle w:val="Paragraphedeliste"/>
         <w:numPr>
           <w:ilvl w:val="0"/>
           <w:numId w:val="2"/>
@@ -1322,7 +1164,7 @@
     </w:p>
     <w:p>
       <w:pPr>
-        <w:pStyle w:val="13"/>
+        <w:pStyle w:val="Paragraphedeliste"/>
         <w:numPr>
           <w:ilvl w:val="0"/>
           <w:numId w:val="2"/>
@@ -1349,12 +1191,6 @@
           <w:bCs/>
         </w:rPr>
         <w:tab/>
-      </w:r>
-      <w:r>
-        <w:rPr>
-          <w:b/>
-          <w:bCs/>
-        </w:rPr>
         <w:t xml:space="preserve">       </w:t>
       </w:r>
       <w:r>
@@ -1363,7 +1199,7 @@
     </w:p>
     <w:p>
       <w:pPr>
-        <w:pStyle w:val="13"/>
+        <w:pStyle w:val="Paragraphedeliste"/>
         <w:numPr>
           <w:ilvl w:val="0"/>
           <w:numId w:val="2"/>
@@ -1379,6 +1215,7 @@
           <w:b/>
           <w:bCs/>
         </w:rPr>
+        <w:lastRenderedPageBreak/>
         <w:t>Tools &amp; Practices:</w:t>
       </w:r>
       <w:r>
@@ -1408,12 +1245,6 @@
           <w:bCs/>
         </w:rPr>
         <w:tab/>
-      </w:r>
-      <w:r>
-        <w:rPr>
-          <w:b/>
-          <w:bCs/>
-        </w:rPr>
         <w:t xml:space="preserve">       </w:t>
       </w:r>
       <w:r>
@@ -1423,8 +1254,8 @@
     <w:p>
       <w:pPr>
         <w:pBdr>
-          <w:top w:val="single" w:color="auto" w:sz="4" w:space="1"/>
-          <w:bottom w:val="single" w:color="auto" w:sz="4" w:space="1"/>
+          <w:top w:val="single" w:sz="4" w:space="1" w:color="auto"/>
+          <w:bottom w:val="single" w:sz="4" w:space="1" w:color="auto"/>
         </w:pBdr>
         <w:spacing w:before="240" w:after="240" w:line="240" w:lineRule="auto"/>
         <w:rPr>
@@ -1491,7 +1322,7 @@
       </w:pPr>
       <w:r>
         <w:rPr>
-          <w:rStyle w:val="4"/>
+          <w:rStyle w:val="lev"/>
         </w:rPr>
         <w:t>German</w:t>
       </w:r>
@@ -1502,8 +1333,8 @@
     <w:p>
       <w:pPr>
         <w:pBdr>
-          <w:top w:val="single" w:color="auto" w:sz="4" w:space="1"/>
-          <w:bottom w:val="single" w:color="auto" w:sz="4" w:space="0"/>
+          <w:top w:val="single" w:sz="4" w:space="1" w:color="auto"/>
+          <w:bottom w:val="single" w:sz="4" w:space="0" w:color="auto"/>
         </w:pBdr>
         <w:spacing w:before="240" w:after="240" w:line="240" w:lineRule="auto"/>
         <w:rPr>
@@ -1527,443 +1358,574 @@
       <w:pPr>
         <w:spacing w:before="100" w:beforeAutospacing="1" w:after="100" w:afterAutospacing="1" w:line="240" w:lineRule="auto"/>
         <w:rPr>
-          <w:rFonts w:ascii="Times New Roman" w:hAnsi="Times New Roman" w:eastAsia="Times New Roman" w:cs="Times New Roman"/>
+          <w:rFonts w:ascii="Times New Roman" w:eastAsia="Times New Roman" w:hAnsi="Times New Roman" w:cs="Times New Roman"/>
+          <w:szCs w:val="24"/>
+          <w:lang w:val="en-GB" w:eastAsia="fr-FR"/>
+        </w:rPr>
+      </w:pPr>
+      <w:proofErr w:type="gramStart"/>
+      <w:r>
+        <w:rPr>
+          <w:rFonts w:ascii="Times New Roman" w:eastAsia="Times New Roman" w:hAnsi="Symbol" w:cs="Times New Roman"/>
           <w:szCs w:val="24"/>
           <w:lang w:val="fr-FR" w:eastAsia="fr-FR"/>
         </w:rPr>
-      </w:pPr>
-      <w:r>
-        <w:rPr>
-          <w:rFonts w:ascii="Times New Roman" w:hAnsi="Symbol" w:eastAsia="Times New Roman" w:cs="Times New Roman"/>
-          <w:szCs w:val="24"/>
-          <w:lang w:val="fr-FR" w:eastAsia="fr-FR"/>
-        </w:rPr>
         <w:t></w:t>
       </w:r>
       <w:r>
         <w:rPr>
-          <w:rFonts w:ascii="Times New Roman" w:hAnsi="Times New Roman" w:eastAsia="Times New Roman" w:cs="Times New Roman"/>
-          <w:szCs w:val="24"/>
-          <w:lang w:val="fr-FR" w:eastAsia="fr-FR"/>
+          <w:rFonts w:ascii="Times New Roman" w:eastAsia="Times New Roman" w:hAnsi="Times New Roman" w:cs="Times New Roman"/>
+          <w:szCs w:val="24"/>
+          <w:lang w:val="en-GB" w:eastAsia="fr-FR"/>
         </w:rPr>
         <w:t xml:space="preserve">  </w:t>
       </w:r>
       <w:r>
         <w:rPr>
-          <w:rFonts w:ascii="Times New Roman" w:hAnsi="Times New Roman" w:eastAsia="Times New Roman" w:cs="Times New Roman"/>
-          <w:b/>
-          <w:bCs/>
-          <w:szCs w:val="24"/>
-          <w:lang w:val="fr-FR" w:eastAsia="fr-FR"/>
-        </w:rPr>
-        <w:t>JavaScript Algorithms and Data Structures</w:t>
-      </w:r>
-      <w:r>
-        <w:rPr>
-          <w:rFonts w:ascii="Times New Roman" w:hAnsi="Times New Roman" w:eastAsia="Times New Roman" w:cs="Times New Roman"/>
-          <w:szCs w:val="24"/>
-          <w:lang w:val="fr-FR" w:eastAsia="fr-FR"/>
-        </w:rPr>
-        <w:br w:type="textWrapping"/>
-      </w:r>
-      <w:r>
-        <w:rPr>
-          <w:rFonts w:ascii="Times New Roman" w:hAnsi="Times New Roman" w:eastAsia="Times New Roman" w:cs="Times New Roman"/>
+          <w:rFonts w:ascii="Times New Roman" w:eastAsia="Times New Roman" w:hAnsi="Times New Roman" w:cs="Times New Roman"/>
+          <w:b/>
+          <w:bCs/>
+          <w:szCs w:val="24"/>
+          <w:lang w:val="en-GB" w:eastAsia="fr-FR"/>
+        </w:rPr>
+        <w:t>JavaScript</w:t>
+      </w:r>
+      <w:proofErr w:type="gramEnd"/>
+      <w:r>
+        <w:rPr>
+          <w:rFonts w:ascii="Times New Roman" w:eastAsia="Times New Roman" w:hAnsi="Times New Roman" w:cs="Times New Roman"/>
+          <w:b/>
+          <w:bCs/>
+          <w:szCs w:val="24"/>
+          <w:lang w:val="en-GB" w:eastAsia="fr-FR"/>
+        </w:rPr>
+        <w:t xml:space="preserve"> Algorithms and Data Structures</w:t>
+      </w:r>
+      <w:r>
+        <w:rPr>
+          <w:rFonts w:ascii="Times New Roman" w:eastAsia="Times New Roman" w:hAnsi="Times New Roman" w:cs="Times New Roman"/>
+          <w:szCs w:val="24"/>
+          <w:lang w:val="en-GB" w:eastAsia="fr-FR"/>
+        </w:rPr>
+        <w:br/>
+      </w:r>
+      <w:r>
+        <w:rPr>
+          <w:rFonts w:ascii="Times New Roman" w:eastAsia="Times New Roman" w:hAnsi="Times New Roman" w:cs="Times New Roman"/>
           <w:i/>
           <w:iCs/>
           <w:szCs w:val="24"/>
+          <w:lang w:val="en-GB" w:eastAsia="fr-FR"/>
+        </w:rPr>
+        <w:t>freeCodeCamp — Issued April 2025</w:t>
+      </w:r>
+      <w:r>
+        <w:rPr>
+          <w:rFonts w:ascii="Times New Roman" w:eastAsia="Times New Roman" w:hAnsi="Times New Roman" w:cs="Times New Roman"/>
+          <w:szCs w:val="24"/>
+          <w:lang w:val="en-GB" w:eastAsia="fr-FR"/>
+        </w:rPr>
+        <w:br/>
+      </w:r>
+      <w:proofErr w:type="gramStart"/>
+      <w:r>
+        <w:rPr>
+          <w:rFonts w:ascii="Times New Roman" w:eastAsia="Times New Roman" w:hAnsi="Times New Roman" w:cs="Times New Roman"/>
+          <w:szCs w:val="24"/>
+          <w:lang w:val="en-GB" w:eastAsia="fr-FR"/>
+        </w:rPr>
+        <w:t>Skills:</w:t>
+      </w:r>
+      <w:proofErr w:type="gramEnd"/>
+      <w:r>
+        <w:rPr>
+          <w:rFonts w:ascii="Times New Roman" w:eastAsia="Times New Roman" w:hAnsi="Times New Roman" w:cs="Times New Roman"/>
+          <w:szCs w:val="24"/>
+          <w:lang w:val="en-GB" w:eastAsia="fr-FR"/>
+        </w:rPr>
+        <w:t xml:space="preserve"> JavaScript programming, algorithms, and data structures.</w:t>
+      </w:r>
+    </w:p>
+    <w:p>
+      <w:pPr>
+        <w:spacing w:before="100" w:beforeAutospacing="1" w:after="100" w:afterAutospacing="1" w:line="240" w:lineRule="auto"/>
+        <w:rPr>
+          <w:rFonts w:ascii="Times New Roman" w:eastAsia="Times New Roman" w:hAnsi="Times New Roman" w:cs="Times New Roman"/>
+          <w:szCs w:val="24"/>
+          <w:lang w:val="en-GB" w:eastAsia="fr-FR"/>
+        </w:rPr>
+      </w:pPr>
+      <w:proofErr w:type="gramStart"/>
+      <w:r>
+        <w:rPr>
+          <w:rFonts w:ascii="Times New Roman" w:eastAsia="Times New Roman" w:hAnsi="Symbol" w:cs="Times New Roman"/>
+          <w:szCs w:val="24"/>
           <w:lang w:val="fr-FR" w:eastAsia="fr-FR"/>
         </w:rPr>
-        <w:t>freeCodeCamp — Issued April 2025</w:t>
-      </w:r>
-      <w:r>
-        <w:rPr>
-          <w:rFonts w:ascii="Times New Roman" w:hAnsi="Times New Roman" w:eastAsia="Times New Roman" w:cs="Times New Roman"/>
-          <w:szCs w:val="24"/>
-          <w:lang w:val="fr-FR" w:eastAsia="fr-FR"/>
-        </w:rPr>
-        <w:br w:type="textWrapping"/>
-      </w:r>
-      <w:r>
-        <w:rPr>
-          <w:rFonts w:ascii="Times New Roman" w:hAnsi="Times New Roman" w:eastAsia="Times New Roman" w:cs="Times New Roman"/>
-          <w:szCs w:val="24"/>
-          <w:lang w:val="fr-FR" w:eastAsia="fr-FR"/>
-        </w:rPr>
-        <w:t>Skills: JavaScript programming, algorithms, and data structures.</w:t>
-      </w:r>
-    </w:p>
-    <w:p>
-      <w:pPr>
-        <w:spacing w:before="100" w:beforeAutospacing="1" w:after="100" w:afterAutospacing="1" w:line="240" w:lineRule="auto"/>
-        <w:rPr>
-          <w:rFonts w:ascii="Times New Roman" w:hAnsi="Times New Roman" w:eastAsia="Times New Roman" w:cs="Times New Roman"/>
-          <w:szCs w:val="24"/>
-          <w:lang w:val="fr-FR" w:eastAsia="fr-FR"/>
-        </w:rPr>
-      </w:pPr>
-      <w:r>
-        <w:rPr>
-          <w:rFonts w:ascii="Times New Roman" w:hAnsi="Symbol" w:eastAsia="Times New Roman" w:cs="Times New Roman"/>
-          <w:szCs w:val="24"/>
-          <w:lang w:val="fr-FR" w:eastAsia="fr-FR"/>
-        </w:rPr>
         <w:t></w:t>
       </w:r>
       <w:r>
         <w:rPr>
-          <w:rFonts w:ascii="Times New Roman" w:hAnsi="Times New Roman" w:eastAsia="Times New Roman" w:cs="Times New Roman"/>
-          <w:szCs w:val="24"/>
-          <w:lang w:val="fr-FR" w:eastAsia="fr-FR"/>
+          <w:rFonts w:ascii="Times New Roman" w:eastAsia="Times New Roman" w:hAnsi="Times New Roman" w:cs="Times New Roman"/>
+          <w:szCs w:val="24"/>
+          <w:lang w:val="en-GB" w:eastAsia="fr-FR"/>
         </w:rPr>
         <w:t xml:space="preserve">  </w:t>
       </w:r>
       <w:r>
         <w:rPr>
-          <w:rFonts w:ascii="Times New Roman" w:hAnsi="Times New Roman" w:eastAsia="Times New Roman" w:cs="Times New Roman"/>
-          <w:b/>
-          <w:bCs/>
-          <w:szCs w:val="24"/>
-          <w:lang w:val="fr-FR" w:eastAsia="fr-FR"/>
-        </w:rPr>
-        <w:t>Introduction to Cyber Security</w:t>
-      </w:r>
-      <w:r>
-        <w:rPr>
-          <w:rFonts w:ascii="Times New Roman" w:hAnsi="Times New Roman" w:eastAsia="Times New Roman" w:cs="Times New Roman"/>
-          <w:szCs w:val="24"/>
-          <w:lang w:val="fr-FR" w:eastAsia="fr-FR"/>
-        </w:rPr>
-        <w:br w:type="textWrapping"/>
-      </w:r>
-      <w:r>
-        <w:rPr>
-          <w:rFonts w:ascii="Times New Roman" w:hAnsi="Times New Roman" w:eastAsia="Times New Roman" w:cs="Times New Roman"/>
+          <w:rFonts w:ascii="Times New Roman" w:eastAsia="Times New Roman" w:hAnsi="Times New Roman" w:cs="Times New Roman"/>
+          <w:b/>
+          <w:bCs/>
+          <w:szCs w:val="24"/>
+          <w:lang w:val="en-GB" w:eastAsia="fr-FR"/>
+        </w:rPr>
+        <w:t>Introduction</w:t>
+      </w:r>
+      <w:proofErr w:type="gramEnd"/>
+      <w:r>
+        <w:rPr>
+          <w:rFonts w:ascii="Times New Roman" w:eastAsia="Times New Roman" w:hAnsi="Times New Roman" w:cs="Times New Roman"/>
+          <w:b/>
+          <w:bCs/>
+          <w:szCs w:val="24"/>
+          <w:lang w:val="en-GB" w:eastAsia="fr-FR"/>
+        </w:rPr>
+        <w:t xml:space="preserve"> to Cyber Security</w:t>
+      </w:r>
+      <w:r>
+        <w:rPr>
+          <w:rFonts w:ascii="Times New Roman" w:eastAsia="Times New Roman" w:hAnsi="Times New Roman" w:cs="Times New Roman"/>
+          <w:szCs w:val="24"/>
+          <w:lang w:val="en-GB" w:eastAsia="fr-FR"/>
+        </w:rPr>
+        <w:br/>
+      </w:r>
+      <w:r>
+        <w:rPr>
+          <w:rFonts w:ascii="Times New Roman" w:eastAsia="Times New Roman" w:hAnsi="Times New Roman" w:cs="Times New Roman"/>
           <w:i/>
           <w:iCs/>
           <w:szCs w:val="24"/>
+          <w:lang w:val="en-GB" w:eastAsia="fr-FR"/>
+        </w:rPr>
+        <w:t>Cisco Networking Academy — Issued April 2025</w:t>
+      </w:r>
+      <w:r>
+        <w:rPr>
+          <w:rFonts w:ascii="Times New Roman" w:eastAsia="Times New Roman" w:hAnsi="Times New Roman" w:cs="Times New Roman"/>
+          <w:szCs w:val="24"/>
+          <w:lang w:val="en-GB" w:eastAsia="fr-FR"/>
+        </w:rPr>
+        <w:br/>
+      </w:r>
+      <w:proofErr w:type="gramStart"/>
+      <w:r>
+        <w:rPr>
+          <w:rFonts w:ascii="Times New Roman" w:eastAsia="Times New Roman" w:hAnsi="Times New Roman" w:cs="Times New Roman"/>
+          <w:szCs w:val="24"/>
+          <w:lang w:val="en-GB" w:eastAsia="fr-FR"/>
+        </w:rPr>
+        <w:t>Skills:</w:t>
+      </w:r>
+      <w:proofErr w:type="gramEnd"/>
+      <w:r>
+        <w:rPr>
+          <w:rFonts w:ascii="Times New Roman" w:eastAsia="Times New Roman" w:hAnsi="Times New Roman" w:cs="Times New Roman"/>
+          <w:szCs w:val="24"/>
+          <w:lang w:val="en-GB" w:eastAsia="fr-FR"/>
+        </w:rPr>
+        <w:t xml:space="preserve"> Fundamentals of cybersecurity, cyber threats, and protection strategies.</w:t>
+      </w:r>
+    </w:p>
+    <w:p>
+      <w:pPr>
+        <w:spacing w:before="100" w:beforeAutospacing="1" w:after="100" w:afterAutospacing="1" w:line="240" w:lineRule="auto"/>
+        <w:rPr>
+          <w:rFonts w:ascii="Times New Roman" w:eastAsia="Times New Roman" w:hAnsi="Times New Roman" w:cs="Times New Roman"/>
+          <w:szCs w:val="24"/>
+          <w:lang w:val="en-GB" w:eastAsia="fr-FR"/>
+        </w:rPr>
+      </w:pPr>
+      <w:proofErr w:type="gramStart"/>
+      <w:r>
+        <w:rPr>
+          <w:rFonts w:ascii="Times New Roman" w:eastAsia="Times New Roman" w:hAnsi="Symbol" w:cs="Times New Roman"/>
+          <w:szCs w:val="24"/>
           <w:lang w:val="fr-FR" w:eastAsia="fr-FR"/>
         </w:rPr>
-        <w:t>Cisco Networking Academy — Issued April 2025</w:t>
-      </w:r>
-      <w:r>
-        <w:rPr>
-          <w:rFonts w:ascii="Times New Roman" w:hAnsi="Times New Roman" w:eastAsia="Times New Roman" w:cs="Times New Roman"/>
-          <w:szCs w:val="24"/>
-          <w:lang w:val="fr-FR" w:eastAsia="fr-FR"/>
-        </w:rPr>
-        <w:br w:type="textWrapping"/>
-      </w:r>
-      <w:r>
-        <w:rPr>
-          <w:rFonts w:ascii="Times New Roman" w:hAnsi="Times New Roman" w:eastAsia="Times New Roman" w:cs="Times New Roman"/>
-          <w:szCs w:val="24"/>
-          <w:lang w:val="fr-FR" w:eastAsia="fr-FR"/>
-        </w:rPr>
-        <w:t>Skills: Fundamentals of cybersecurity, cyber threats, and protection strategies.</w:t>
-      </w:r>
-    </w:p>
-    <w:p>
-      <w:pPr>
-        <w:spacing w:before="100" w:beforeAutospacing="1" w:after="100" w:afterAutospacing="1" w:line="240" w:lineRule="auto"/>
-        <w:rPr>
-          <w:rFonts w:ascii="Times New Roman" w:hAnsi="Times New Roman" w:eastAsia="Times New Roman" w:cs="Times New Roman"/>
-          <w:szCs w:val="24"/>
-          <w:lang w:val="fr-FR" w:eastAsia="fr-FR"/>
-        </w:rPr>
-      </w:pPr>
-      <w:r>
-        <w:rPr>
-          <w:rFonts w:ascii="Times New Roman" w:hAnsi="Symbol" w:eastAsia="Times New Roman" w:cs="Times New Roman"/>
-          <w:szCs w:val="24"/>
-          <w:lang w:val="fr-FR" w:eastAsia="fr-FR"/>
-        </w:rPr>
         <w:t></w:t>
       </w:r>
       <w:r>
         <w:rPr>
-          <w:rFonts w:ascii="Times New Roman" w:hAnsi="Times New Roman" w:eastAsia="Times New Roman" w:cs="Times New Roman"/>
-          <w:szCs w:val="24"/>
-          <w:lang w:val="fr-FR" w:eastAsia="fr-FR"/>
+          <w:rFonts w:ascii="Times New Roman" w:eastAsia="Times New Roman" w:hAnsi="Times New Roman" w:cs="Times New Roman"/>
+          <w:szCs w:val="24"/>
+          <w:lang w:val="en-GB" w:eastAsia="fr-FR"/>
         </w:rPr>
         <w:t xml:space="preserve">  </w:t>
       </w:r>
       <w:r>
         <w:rPr>
-          <w:rFonts w:ascii="Times New Roman" w:hAnsi="Times New Roman" w:eastAsia="Times New Roman" w:cs="Times New Roman"/>
-          <w:b/>
-          <w:bCs/>
-          <w:szCs w:val="24"/>
-          <w:lang w:val="fr-FR" w:eastAsia="fr-FR"/>
-        </w:rPr>
-        <w:t>Introduction to Data Science</w:t>
-      </w:r>
-      <w:r>
-        <w:rPr>
-          <w:rFonts w:ascii="Times New Roman" w:hAnsi="Times New Roman" w:eastAsia="Times New Roman" w:cs="Times New Roman"/>
-          <w:szCs w:val="24"/>
-          <w:lang w:val="fr-FR" w:eastAsia="fr-FR"/>
-        </w:rPr>
-        <w:br w:type="textWrapping"/>
-      </w:r>
-      <w:r>
-        <w:rPr>
-          <w:rFonts w:ascii="Times New Roman" w:hAnsi="Times New Roman" w:eastAsia="Times New Roman" w:cs="Times New Roman"/>
+          <w:rFonts w:ascii="Times New Roman" w:eastAsia="Times New Roman" w:hAnsi="Times New Roman" w:cs="Times New Roman"/>
+          <w:b/>
+          <w:bCs/>
+          <w:szCs w:val="24"/>
+          <w:lang w:val="en-GB" w:eastAsia="fr-FR"/>
+        </w:rPr>
+        <w:t>Introduction</w:t>
+      </w:r>
+      <w:proofErr w:type="gramEnd"/>
+      <w:r>
+        <w:rPr>
+          <w:rFonts w:ascii="Times New Roman" w:eastAsia="Times New Roman" w:hAnsi="Times New Roman" w:cs="Times New Roman"/>
+          <w:b/>
+          <w:bCs/>
+          <w:szCs w:val="24"/>
+          <w:lang w:val="en-GB" w:eastAsia="fr-FR"/>
+        </w:rPr>
+        <w:t xml:space="preserve"> to Data Science</w:t>
+      </w:r>
+      <w:r>
+        <w:rPr>
+          <w:rFonts w:ascii="Times New Roman" w:eastAsia="Times New Roman" w:hAnsi="Times New Roman" w:cs="Times New Roman"/>
+          <w:szCs w:val="24"/>
+          <w:lang w:val="en-GB" w:eastAsia="fr-FR"/>
+        </w:rPr>
+        <w:br/>
+      </w:r>
+      <w:r>
+        <w:rPr>
+          <w:rFonts w:ascii="Times New Roman" w:eastAsia="Times New Roman" w:hAnsi="Times New Roman" w:cs="Times New Roman"/>
           <w:i/>
           <w:iCs/>
           <w:szCs w:val="24"/>
+          <w:lang w:val="en-GB" w:eastAsia="fr-FR"/>
+        </w:rPr>
+        <w:t>Cisco Networking Academy — Issued April 2025</w:t>
+      </w:r>
+      <w:r>
+        <w:rPr>
+          <w:rFonts w:ascii="Times New Roman" w:eastAsia="Times New Roman" w:hAnsi="Times New Roman" w:cs="Times New Roman"/>
+          <w:szCs w:val="24"/>
+          <w:lang w:val="en-GB" w:eastAsia="fr-FR"/>
+        </w:rPr>
+        <w:br/>
+      </w:r>
+      <w:proofErr w:type="gramStart"/>
+      <w:r>
+        <w:rPr>
+          <w:rFonts w:ascii="Times New Roman" w:eastAsia="Times New Roman" w:hAnsi="Times New Roman" w:cs="Times New Roman"/>
+          <w:szCs w:val="24"/>
+          <w:lang w:val="en-GB" w:eastAsia="fr-FR"/>
+        </w:rPr>
+        <w:t>Skills:</w:t>
+      </w:r>
+      <w:proofErr w:type="gramEnd"/>
+      <w:r>
+        <w:rPr>
+          <w:rFonts w:ascii="Times New Roman" w:eastAsia="Times New Roman" w:hAnsi="Times New Roman" w:cs="Times New Roman"/>
+          <w:szCs w:val="24"/>
+          <w:lang w:val="en-GB" w:eastAsia="fr-FR"/>
+        </w:rPr>
+        <w:t xml:space="preserve"> Data science basics, data analysis, and statistical thinking.</w:t>
+      </w:r>
+    </w:p>
+    <w:p>
+      <w:pPr>
+        <w:spacing w:before="100" w:beforeAutospacing="1" w:after="100" w:afterAutospacing="1" w:line="240" w:lineRule="auto"/>
+        <w:rPr>
+          <w:rFonts w:ascii="Times New Roman" w:eastAsia="Times New Roman" w:hAnsi="Times New Roman" w:cs="Times New Roman"/>
+          <w:szCs w:val="24"/>
+          <w:lang w:val="en-GB" w:eastAsia="fr-FR"/>
+        </w:rPr>
+      </w:pPr>
+      <w:proofErr w:type="gramStart"/>
+      <w:r>
+        <w:rPr>
+          <w:rFonts w:ascii="Times New Roman" w:eastAsia="Times New Roman" w:hAnsi="Symbol" w:cs="Times New Roman"/>
+          <w:szCs w:val="24"/>
           <w:lang w:val="fr-FR" w:eastAsia="fr-FR"/>
         </w:rPr>
-        <w:t>Cisco Networking Academy — Issued April 2025</w:t>
-      </w:r>
-      <w:r>
-        <w:rPr>
-          <w:rFonts w:ascii="Times New Roman" w:hAnsi="Times New Roman" w:eastAsia="Times New Roman" w:cs="Times New Roman"/>
-          <w:szCs w:val="24"/>
-          <w:lang w:val="fr-FR" w:eastAsia="fr-FR"/>
-        </w:rPr>
-        <w:br w:type="textWrapping"/>
-      </w:r>
-      <w:r>
-        <w:rPr>
-          <w:rFonts w:ascii="Times New Roman" w:hAnsi="Times New Roman" w:eastAsia="Times New Roman" w:cs="Times New Roman"/>
-          <w:szCs w:val="24"/>
-          <w:lang w:val="fr-FR" w:eastAsia="fr-FR"/>
-        </w:rPr>
-        <w:t>Skills: Data science basics, data analysis, and statistical thinking.</w:t>
-      </w:r>
-    </w:p>
-    <w:p>
-      <w:pPr>
-        <w:spacing w:before="100" w:beforeAutospacing="1" w:after="100" w:afterAutospacing="1" w:line="240" w:lineRule="auto"/>
-        <w:rPr>
-          <w:rFonts w:ascii="Times New Roman" w:hAnsi="Times New Roman" w:eastAsia="Times New Roman" w:cs="Times New Roman"/>
-          <w:szCs w:val="24"/>
-          <w:lang w:val="fr-FR" w:eastAsia="fr-FR"/>
-        </w:rPr>
-      </w:pPr>
-      <w:r>
-        <w:rPr>
-          <w:rFonts w:ascii="Times New Roman" w:hAnsi="Symbol" w:eastAsia="Times New Roman" w:cs="Times New Roman"/>
-          <w:szCs w:val="24"/>
-          <w:lang w:val="fr-FR" w:eastAsia="fr-FR"/>
-        </w:rPr>
         <w:t></w:t>
       </w:r>
       <w:r>
         <w:rPr>
-          <w:rFonts w:ascii="Times New Roman" w:hAnsi="Times New Roman" w:eastAsia="Times New Roman" w:cs="Times New Roman"/>
-          <w:szCs w:val="24"/>
-          <w:lang w:val="fr-FR" w:eastAsia="fr-FR"/>
+          <w:rFonts w:ascii="Times New Roman" w:eastAsia="Times New Roman" w:hAnsi="Times New Roman" w:cs="Times New Roman"/>
+          <w:szCs w:val="24"/>
+          <w:lang w:val="en-GB" w:eastAsia="fr-FR"/>
         </w:rPr>
         <w:t xml:space="preserve">  </w:t>
       </w:r>
       <w:r>
         <w:rPr>
-          <w:rFonts w:ascii="Times New Roman" w:hAnsi="Times New Roman" w:eastAsia="Times New Roman" w:cs="Times New Roman"/>
-          <w:b/>
-          <w:bCs/>
-          <w:szCs w:val="24"/>
-          <w:lang w:val="fr-FR" w:eastAsia="fr-FR"/>
-        </w:rPr>
-        <w:t>Fundamentals of Azure AI Services</w:t>
-      </w:r>
-      <w:r>
-        <w:rPr>
-          <w:rFonts w:ascii="Times New Roman" w:hAnsi="Times New Roman" w:eastAsia="Times New Roman" w:cs="Times New Roman"/>
-          <w:szCs w:val="24"/>
-          <w:lang w:val="fr-FR" w:eastAsia="fr-FR"/>
-        </w:rPr>
-        <w:br w:type="textWrapping"/>
-      </w:r>
-      <w:r>
-        <w:rPr>
-          <w:rFonts w:ascii="Times New Roman" w:hAnsi="Times New Roman" w:eastAsia="Times New Roman" w:cs="Times New Roman"/>
+          <w:rFonts w:ascii="Times New Roman" w:eastAsia="Times New Roman" w:hAnsi="Times New Roman" w:cs="Times New Roman"/>
+          <w:b/>
+          <w:bCs/>
+          <w:szCs w:val="24"/>
+          <w:lang w:val="en-GB" w:eastAsia="fr-FR"/>
+        </w:rPr>
+        <w:t>Fundamentals</w:t>
+      </w:r>
+      <w:proofErr w:type="gramEnd"/>
+      <w:r>
+        <w:rPr>
+          <w:rFonts w:ascii="Times New Roman" w:eastAsia="Times New Roman" w:hAnsi="Times New Roman" w:cs="Times New Roman"/>
+          <w:b/>
+          <w:bCs/>
+          <w:szCs w:val="24"/>
+          <w:lang w:val="en-GB" w:eastAsia="fr-FR"/>
+        </w:rPr>
+        <w:t xml:space="preserve"> of Azure AI Services</w:t>
+      </w:r>
+      <w:r>
+        <w:rPr>
+          <w:rFonts w:ascii="Times New Roman" w:eastAsia="Times New Roman" w:hAnsi="Times New Roman" w:cs="Times New Roman"/>
+          <w:szCs w:val="24"/>
+          <w:lang w:val="en-GB" w:eastAsia="fr-FR"/>
+        </w:rPr>
+        <w:br/>
+      </w:r>
+      <w:r>
+        <w:rPr>
+          <w:rFonts w:ascii="Times New Roman" w:eastAsia="Times New Roman" w:hAnsi="Times New Roman" w:cs="Times New Roman"/>
           <w:i/>
           <w:iCs/>
           <w:szCs w:val="24"/>
+          <w:lang w:val="en-GB" w:eastAsia="fr-FR"/>
+        </w:rPr>
+        <w:t>Microsoft — Issued February 2025</w:t>
+      </w:r>
+      <w:r>
+        <w:rPr>
+          <w:rFonts w:ascii="Times New Roman" w:eastAsia="Times New Roman" w:hAnsi="Times New Roman" w:cs="Times New Roman"/>
+          <w:szCs w:val="24"/>
+          <w:lang w:val="en-GB" w:eastAsia="fr-FR"/>
+        </w:rPr>
+        <w:br/>
+      </w:r>
+      <w:proofErr w:type="gramStart"/>
+      <w:r>
+        <w:rPr>
+          <w:rFonts w:ascii="Times New Roman" w:eastAsia="Times New Roman" w:hAnsi="Times New Roman" w:cs="Times New Roman"/>
+          <w:szCs w:val="24"/>
+          <w:lang w:val="en-GB" w:eastAsia="fr-FR"/>
+        </w:rPr>
+        <w:t>Skills:</w:t>
+      </w:r>
+      <w:proofErr w:type="gramEnd"/>
+      <w:r>
+        <w:rPr>
+          <w:rFonts w:ascii="Times New Roman" w:eastAsia="Times New Roman" w:hAnsi="Times New Roman" w:cs="Times New Roman"/>
+          <w:szCs w:val="24"/>
+          <w:lang w:val="en-GB" w:eastAsia="fr-FR"/>
+        </w:rPr>
+        <w:t xml:space="preserve"> Core concepts of AI, Microsoft Azure AI solutions, and machine learning fundamentals.</w:t>
+      </w:r>
+    </w:p>
+    <w:p>
+      <w:pPr>
+        <w:spacing w:before="100" w:beforeAutospacing="1" w:after="100" w:afterAutospacing="1" w:line="240" w:lineRule="auto"/>
+        <w:rPr>
+          <w:rFonts w:ascii="Times New Roman" w:eastAsia="Times New Roman" w:hAnsi="Times New Roman" w:cs="Times New Roman"/>
+          <w:szCs w:val="24"/>
+          <w:lang w:val="en-GB" w:eastAsia="fr-FR"/>
+        </w:rPr>
+      </w:pPr>
+      <w:proofErr w:type="gramStart"/>
+      <w:r>
+        <w:rPr>
+          <w:rFonts w:ascii="Times New Roman" w:eastAsia="Times New Roman" w:hAnsi="Symbol" w:cs="Times New Roman"/>
+          <w:szCs w:val="24"/>
           <w:lang w:val="fr-FR" w:eastAsia="fr-FR"/>
         </w:rPr>
-        <w:t>Microsoft — Issued February 2025</w:t>
-      </w:r>
-      <w:r>
-        <w:rPr>
-          <w:rFonts w:ascii="Times New Roman" w:hAnsi="Times New Roman" w:eastAsia="Times New Roman" w:cs="Times New Roman"/>
-          <w:szCs w:val="24"/>
-          <w:lang w:val="fr-FR" w:eastAsia="fr-FR"/>
-        </w:rPr>
-        <w:br w:type="textWrapping"/>
-      </w:r>
-      <w:r>
-        <w:rPr>
-          <w:rFonts w:ascii="Times New Roman" w:hAnsi="Times New Roman" w:eastAsia="Times New Roman" w:cs="Times New Roman"/>
-          <w:szCs w:val="24"/>
-          <w:lang w:val="fr-FR" w:eastAsia="fr-FR"/>
-        </w:rPr>
-        <w:t>Skills: Core concepts of AI, Microsoft Azure AI solutions, and machine learning fundamentals.</w:t>
-      </w:r>
-    </w:p>
-    <w:p>
-      <w:pPr>
-        <w:spacing w:before="100" w:beforeAutospacing="1" w:after="100" w:afterAutospacing="1" w:line="240" w:lineRule="auto"/>
-        <w:rPr>
-          <w:rFonts w:ascii="Times New Roman" w:hAnsi="Times New Roman" w:eastAsia="Times New Roman" w:cs="Times New Roman"/>
-          <w:szCs w:val="24"/>
-          <w:lang w:val="fr-FR" w:eastAsia="fr-FR"/>
-        </w:rPr>
-      </w:pPr>
-      <w:r>
-        <w:rPr>
-          <w:rFonts w:ascii="Times New Roman" w:hAnsi="Symbol" w:eastAsia="Times New Roman" w:cs="Times New Roman"/>
-          <w:szCs w:val="24"/>
-          <w:lang w:val="fr-FR" w:eastAsia="fr-FR"/>
-        </w:rPr>
         <w:t></w:t>
       </w:r>
       <w:r>
         <w:rPr>
-          <w:rFonts w:ascii="Times New Roman" w:hAnsi="Times New Roman" w:eastAsia="Times New Roman" w:cs="Times New Roman"/>
-          <w:szCs w:val="24"/>
-          <w:lang w:val="fr-FR" w:eastAsia="fr-FR"/>
+          <w:rFonts w:ascii="Times New Roman" w:eastAsia="Times New Roman" w:hAnsi="Times New Roman" w:cs="Times New Roman"/>
+          <w:szCs w:val="24"/>
+          <w:lang w:val="en-GB" w:eastAsia="fr-FR"/>
         </w:rPr>
         <w:t xml:space="preserve">  </w:t>
       </w:r>
       <w:r>
         <w:rPr>
-          <w:rFonts w:ascii="Times New Roman" w:hAnsi="Times New Roman" w:eastAsia="Times New Roman" w:cs="Times New Roman"/>
-          <w:b/>
-          <w:bCs/>
-          <w:szCs w:val="24"/>
-          <w:lang w:val="fr-FR" w:eastAsia="fr-FR"/>
-        </w:rPr>
-        <w:t>C Intermediate</w:t>
-      </w:r>
-      <w:r>
-        <w:rPr>
-          <w:rFonts w:ascii="Times New Roman" w:hAnsi="Times New Roman" w:eastAsia="Times New Roman" w:cs="Times New Roman"/>
-          <w:szCs w:val="24"/>
-          <w:lang w:val="fr-FR" w:eastAsia="fr-FR"/>
-        </w:rPr>
-        <w:br w:type="textWrapping"/>
-      </w:r>
-      <w:r>
-        <w:rPr>
-          <w:rFonts w:ascii="Times New Roman" w:hAnsi="Times New Roman" w:eastAsia="Times New Roman" w:cs="Times New Roman"/>
+          <w:rFonts w:ascii="Times New Roman" w:eastAsia="Times New Roman" w:hAnsi="Times New Roman" w:cs="Times New Roman"/>
+          <w:b/>
+          <w:bCs/>
+          <w:szCs w:val="24"/>
+          <w:lang w:val="en-GB" w:eastAsia="fr-FR"/>
+        </w:rPr>
+        <w:t>C</w:t>
+      </w:r>
+      <w:proofErr w:type="gramEnd"/>
+      <w:r>
+        <w:rPr>
+          <w:rFonts w:ascii="Times New Roman" w:eastAsia="Times New Roman" w:hAnsi="Times New Roman" w:cs="Times New Roman"/>
+          <w:b/>
+          <w:bCs/>
+          <w:szCs w:val="24"/>
+          <w:lang w:val="en-GB" w:eastAsia="fr-FR"/>
+        </w:rPr>
+        <w:t xml:space="preserve"> Intermediate</w:t>
+      </w:r>
+      <w:r>
+        <w:rPr>
+          <w:rFonts w:ascii="Times New Roman" w:eastAsia="Times New Roman" w:hAnsi="Times New Roman" w:cs="Times New Roman"/>
+          <w:szCs w:val="24"/>
+          <w:lang w:val="en-GB" w:eastAsia="fr-FR"/>
+        </w:rPr>
+        <w:br/>
+      </w:r>
+      <w:r>
+        <w:rPr>
+          <w:rFonts w:ascii="Times New Roman" w:eastAsia="Times New Roman" w:hAnsi="Times New Roman" w:cs="Times New Roman"/>
           <w:i/>
           <w:iCs/>
           <w:szCs w:val="24"/>
+          <w:lang w:val="en-GB" w:eastAsia="fr-FR"/>
+        </w:rPr>
+        <w:t>Sololearn — Issued February 2025</w:t>
+      </w:r>
+      <w:r>
+        <w:rPr>
+          <w:rFonts w:ascii="Times New Roman" w:eastAsia="Times New Roman" w:hAnsi="Times New Roman" w:cs="Times New Roman"/>
+          <w:szCs w:val="24"/>
+          <w:lang w:val="en-GB" w:eastAsia="fr-FR"/>
+        </w:rPr>
+        <w:br/>
+      </w:r>
+      <w:proofErr w:type="gramStart"/>
+      <w:r>
+        <w:rPr>
+          <w:rFonts w:ascii="Times New Roman" w:eastAsia="Times New Roman" w:hAnsi="Times New Roman" w:cs="Times New Roman"/>
+          <w:szCs w:val="24"/>
+          <w:lang w:val="en-GB" w:eastAsia="fr-FR"/>
+        </w:rPr>
+        <w:t>Skills:</w:t>
+      </w:r>
+      <w:proofErr w:type="gramEnd"/>
+      <w:r>
+        <w:rPr>
+          <w:rFonts w:ascii="Times New Roman" w:eastAsia="Times New Roman" w:hAnsi="Times New Roman" w:cs="Times New Roman"/>
+          <w:szCs w:val="24"/>
+          <w:lang w:val="en-GB" w:eastAsia="fr-FR"/>
+        </w:rPr>
+        <w:t xml:space="preserve"> Intermediate programming in C language, including pointers, memory management, and file I/O.</w:t>
+      </w:r>
+    </w:p>
+    <w:p>
+      <w:pPr>
+        <w:spacing w:before="100" w:beforeAutospacing="1" w:after="100" w:afterAutospacing="1" w:line="240" w:lineRule="auto"/>
+        <w:rPr>
+          <w:rFonts w:ascii="Times New Roman" w:eastAsia="Times New Roman" w:hAnsi="Times New Roman" w:cs="Times New Roman"/>
+          <w:szCs w:val="24"/>
+          <w:lang w:val="en-GB" w:eastAsia="fr-FR"/>
+        </w:rPr>
+      </w:pPr>
+      <w:proofErr w:type="gramStart"/>
+      <w:r>
+        <w:rPr>
+          <w:rFonts w:ascii="Times New Roman" w:eastAsia="Times New Roman" w:hAnsi="Symbol" w:cs="Times New Roman"/>
+          <w:szCs w:val="24"/>
           <w:lang w:val="fr-FR" w:eastAsia="fr-FR"/>
         </w:rPr>
-        <w:t>Sololearn — Issued February 2025</w:t>
-      </w:r>
-      <w:r>
-        <w:rPr>
-          <w:rFonts w:ascii="Times New Roman" w:hAnsi="Times New Roman" w:eastAsia="Times New Roman" w:cs="Times New Roman"/>
-          <w:szCs w:val="24"/>
-          <w:lang w:val="fr-FR" w:eastAsia="fr-FR"/>
-        </w:rPr>
-        <w:br w:type="textWrapping"/>
-      </w:r>
-      <w:r>
-        <w:rPr>
-          <w:rFonts w:ascii="Times New Roman" w:hAnsi="Times New Roman" w:eastAsia="Times New Roman" w:cs="Times New Roman"/>
-          <w:szCs w:val="24"/>
-          <w:lang w:val="fr-FR" w:eastAsia="fr-FR"/>
-        </w:rPr>
-        <w:t>Skills: Intermediate programming in C language, including pointers, memory management, and file I/O.</w:t>
-      </w:r>
-    </w:p>
-    <w:p>
-      <w:pPr>
-        <w:spacing w:before="100" w:beforeAutospacing="1" w:after="100" w:afterAutospacing="1" w:line="240" w:lineRule="auto"/>
-        <w:rPr>
-          <w:rFonts w:ascii="Times New Roman" w:hAnsi="Times New Roman" w:eastAsia="Times New Roman" w:cs="Times New Roman"/>
-          <w:szCs w:val="24"/>
-          <w:lang w:val="fr-FR" w:eastAsia="fr-FR"/>
-        </w:rPr>
-      </w:pPr>
-      <w:r>
-        <w:rPr>
-          <w:rFonts w:ascii="Times New Roman" w:hAnsi="Symbol" w:eastAsia="Times New Roman" w:cs="Times New Roman"/>
-          <w:szCs w:val="24"/>
-          <w:lang w:val="fr-FR" w:eastAsia="fr-FR"/>
-        </w:rPr>
         <w:t></w:t>
       </w:r>
       <w:r>
         <w:rPr>
-          <w:rFonts w:ascii="Times New Roman" w:hAnsi="Times New Roman" w:eastAsia="Times New Roman" w:cs="Times New Roman"/>
-          <w:szCs w:val="24"/>
-          <w:lang w:val="fr-FR" w:eastAsia="fr-FR"/>
+          <w:rFonts w:ascii="Times New Roman" w:eastAsia="Times New Roman" w:hAnsi="Times New Roman" w:cs="Times New Roman"/>
+          <w:szCs w:val="24"/>
+          <w:lang w:val="en-GB" w:eastAsia="fr-FR"/>
         </w:rPr>
         <w:t xml:space="preserve">  </w:t>
       </w:r>
       <w:r>
         <w:rPr>
-          <w:rFonts w:ascii="Times New Roman" w:hAnsi="Times New Roman" w:eastAsia="Times New Roman" w:cs="Times New Roman"/>
-          <w:b/>
-          <w:bCs/>
-          <w:szCs w:val="24"/>
-          <w:lang w:val="fr-FR" w:eastAsia="fr-FR"/>
-        </w:rPr>
-        <w:t>Project Planning with AI</w:t>
-      </w:r>
-      <w:r>
-        <w:rPr>
-          <w:rFonts w:ascii="Times New Roman" w:hAnsi="Times New Roman" w:eastAsia="Times New Roman" w:cs="Times New Roman"/>
-          <w:szCs w:val="24"/>
-          <w:lang w:val="fr-FR" w:eastAsia="fr-FR"/>
-        </w:rPr>
-        <w:br w:type="textWrapping"/>
-      </w:r>
-      <w:r>
-        <w:rPr>
-          <w:rFonts w:ascii="Times New Roman" w:hAnsi="Times New Roman" w:eastAsia="Times New Roman" w:cs="Times New Roman"/>
+          <w:rFonts w:ascii="Times New Roman" w:eastAsia="Times New Roman" w:hAnsi="Times New Roman" w:cs="Times New Roman"/>
+          <w:b/>
+          <w:bCs/>
+          <w:szCs w:val="24"/>
+          <w:lang w:val="en-GB" w:eastAsia="fr-FR"/>
+        </w:rPr>
+        <w:t>Project</w:t>
+      </w:r>
+      <w:proofErr w:type="gramEnd"/>
+      <w:r>
+        <w:rPr>
+          <w:rFonts w:ascii="Times New Roman" w:eastAsia="Times New Roman" w:hAnsi="Times New Roman" w:cs="Times New Roman"/>
+          <w:b/>
+          <w:bCs/>
+          <w:szCs w:val="24"/>
+          <w:lang w:val="en-GB" w:eastAsia="fr-FR"/>
+        </w:rPr>
+        <w:t xml:space="preserve"> Planning with AI</w:t>
+      </w:r>
+      <w:r>
+        <w:rPr>
+          <w:rFonts w:ascii="Times New Roman" w:eastAsia="Times New Roman" w:hAnsi="Times New Roman" w:cs="Times New Roman"/>
+          <w:szCs w:val="24"/>
+          <w:lang w:val="en-GB" w:eastAsia="fr-FR"/>
+        </w:rPr>
+        <w:br/>
+      </w:r>
+      <w:r>
+        <w:rPr>
+          <w:rFonts w:ascii="Times New Roman" w:eastAsia="Times New Roman" w:hAnsi="Times New Roman" w:cs="Times New Roman"/>
           <w:i/>
           <w:iCs/>
           <w:szCs w:val="24"/>
-          <w:lang w:val="fr-FR" w:eastAsia="fr-FR"/>
+          <w:lang w:val="en-GB" w:eastAsia="fr-FR"/>
         </w:rPr>
         <w:t>Sololearn — Issued March 2025</w:t>
       </w:r>
       <w:r>
         <w:rPr>
-          <w:rFonts w:ascii="Times New Roman" w:hAnsi="Times New Roman" w:eastAsia="Times New Roman" w:cs="Times New Roman"/>
-          <w:szCs w:val="24"/>
-          <w:lang w:val="fr-FR" w:eastAsia="fr-FR"/>
-        </w:rPr>
-        <w:br w:type="textWrapping"/>
-      </w:r>
-      <w:r>
-        <w:rPr>
-          <w:rFonts w:ascii="Times New Roman" w:hAnsi="Times New Roman" w:eastAsia="Times New Roman" w:cs="Times New Roman"/>
-          <w:szCs w:val="24"/>
-          <w:lang w:val="fr-FR" w:eastAsia="fr-FR"/>
-        </w:rPr>
-        <w:t>Skills: Applying AI tools for project planning and management.</w:t>
+          <w:rFonts w:ascii="Times New Roman" w:eastAsia="Times New Roman" w:hAnsi="Times New Roman" w:cs="Times New Roman"/>
+          <w:szCs w:val="24"/>
+          <w:lang w:val="en-GB" w:eastAsia="fr-FR"/>
+        </w:rPr>
+        <w:br/>
+      </w:r>
+      <w:proofErr w:type="gramStart"/>
+      <w:r>
+        <w:rPr>
+          <w:rFonts w:ascii="Times New Roman" w:eastAsia="Times New Roman" w:hAnsi="Times New Roman" w:cs="Times New Roman"/>
+          <w:szCs w:val="24"/>
+          <w:lang w:val="en-GB" w:eastAsia="fr-FR"/>
+        </w:rPr>
+        <w:t>Skills:</w:t>
+      </w:r>
+      <w:proofErr w:type="gramEnd"/>
+      <w:r>
+        <w:rPr>
+          <w:rFonts w:ascii="Times New Roman" w:eastAsia="Times New Roman" w:hAnsi="Times New Roman" w:cs="Times New Roman"/>
+          <w:szCs w:val="24"/>
+          <w:lang w:val="en-GB" w:eastAsia="fr-FR"/>
+        </w:rPr>
+        <w:t> Applying AI tools for project planning and management.</w:t>
       </w:r>
     </w:p>
     <w:p>
       <w:pPr>
         <w:pBdr>
-          <w:top w:val="single" w:color="auto" w:sz="4" w:space="1"/>
-          <w:bottom w:val="single" w:color="auto" w:sz="4" w:space="0"/>
+          <w:top w:val="single" w:sz="4" w:space="1" w:color="auto"/>
+          <w:bottom w:val="single" w:sz="4" w:space="0" w:color="auto"/>
         </w:pBdr>
         <w:spacing w:before="240" w:after="240" w:line="240" w:lineRule="auto"/>
         <w:rPr>
-          <w:rFonts w:hint="default" w:ascii="Times New Roman" w:hAnsi="Times New Roman" w:eastAsia="Times New Roman"/>
-          <w:szCs w:val="24"/>
-          <w:lang w:val="fr-FR" w:eastAsia="fr-FR"/>
-        </w:rPr>
-      </w:pPr>
-      <w:r>
-        <w:rPr>
-          <w:rFonts w:hint="default"/>
+          <w:rFonts w:ascii="Times New Roman" w:eastAsia="Times New Roman" w:hAnsi="Times New Roman"/>
+          <w:szCs w:val="24"/>
+          <w:lang w:val="en-GB" w:eastAsia="fr-FR"/>
+        </w:rPr>
+      </w:pPr>
+      <w:r>
+        <w:rPr>
           <w:b/>
           <w:bCs/>
           <w:sz w:val="28"/>
           <w:szCs w:val="24"/>
-          <w:lang w:val="fr-FR"/>
+          <w:lang w:val="en-GB"/>
         </w:rPr>
         <w:t>EXTRACURRICULAR ACTIVITIES</w:t>
       </w:r>
@@ -1972,97 +1934,98 @@
       <w:pPr>
         <w:spacing w:before="100" w:beforeAutospacing="1" w:after="100" w:afterAutospacing="1" w:line="240" w:lineRule="auto"/>
         <w:rPr>
-          <w:rFonts w:hint="default" w:asciiTheme="minorHAnsi" w:hAnsiTheme="minorHAnsi" w:eastAsiaTheme="minorHAnsi" w:cstheme="minorBidi"/>
-          <w:b/>
-          <w:bCs/>
-          <w:sz w:val="24"/>
-          <w:szCs w:val="22"/>
-          <w:lang w:val="fr-FR" w:eastAsia="fr-FR" w:bidi="ar-SA"/>
-        </w:rPr>
-      </w:pPr>
-      <w:r>
-        <w:rPr>
-          <w:rFonts w:hint="default" w:ascii="Times New Roman" w:hAnsi="Times New Roman" w:eastAsia="Times New Roman" w:cs="Times New Roman"/>
-          <w:b/>
-          <w:bCs/>
-          <w:szCs w:val="24"/>
-          <w:lang w:val="fr-FR" w:eastAsia="fr-FR"/>
-        </w:rPr>
-        <w:t xml:space="preserve">ACM ESPRIT Club – Member  </w:t>
-      </w:r>
-      <w:r>
-        <w:rPr>
-          <w:rFonts w:hint="default" w:ascii="Times New Roman" w:hAnsi="Times New Roman" w:eastAsia="Times New Roman" w:cs="Times New Roman"/>
-          <w:b/>
-          <w:bCs/>
-          <w:szCs w:val="24"/>
-          <w:lang w:val="en-US" w:eastAsia="fr-FR"/>
-        </w:rPr>
-        <w:tab/>
-        <w:t/>
-      </w:r>
-      <w:r>
-        <w:rPr>
-          <w:rFonts w:hint="default" w:ascii="Times New Roman" w:hAnsi="Times New Roman" w:eastAsia="Times New Roman" w:cs="Times New Roman"/>
-          <w:b/>
-          <w:bCs/>
-          <w:szCs w:val="24"/>
-          <w:lang w:val="en-US" w:eastAsia="fr-FR"/>
-        </w:rPr>
-        <w:tab/>
-        <w:t/>
-      </w:r>
-      <w:r>
-        <w:rPr>
-          <w:rFonts w:hint="default" w:ascii="Times New Roman" w:hAnsi="Times New Roman" w:eastAsia="Times New Roman" w:cs="Times New Roman"/>
-          <w:b/>
-          <w:bCs/>
-          <w:szCs w:val="24"/>
-          <w:lang w:val="en-US" w:eastAsia="fr-FR"/>
-        </w:rPr>
-        <w:tab/>
-        <w:t/>
-      </w:r>
-      <w:r>
-        <w:rPr>
-          <w:rFonts w:hint="default" w:ascii="Times New Roman" w:hAnsi="Times New Roman" w:eastAsia="Times New Roman" w:cs="Times New Roman"/>
-          <w:b/>
-          <w:bCs/>
-          <w:szCs w:val="24"/>
-          <w:lang w:val="en-US" w:eastAsia="fr-FR"/>
-        </w:rPr>
-        <w:tab/>
-        <w:t/>
-      </w:r>
-      <w:r>
-        <w:rPr>
-          <w:rFonts w:hint="default" w:ascii="Times New Roman" w:hAnsi="Times New Roman" w:eastAsia="Times New Roman" w:cs="Times New Roman"/>
-          <w:b/>
-          <w:bCs/>
-          <w:szCs w:val="24"/>
-          <w:lang w:val="en-US" w:eastAsia="fr-FR"/>
-        </w:rPr>
-        <w:tab/>
-        <w:t/>
-      </w:r>
-      <w:r>
-        <w:rPr>
-          <w:rFonts w:hint="default" w:ascii="Times New Roman" w:hAnsi="Times New Roman" w:eastAsia="Times New Roman" w:cs="Times New Roman"/>
-          <w:b/>
-          <w:bCs/>
-          <w:szCs w:val="24"/>
-          <w:lang w:val="en-US" w:eastAsia="fr-FR"/>
-        </w:rPr>
-        <w:tab/>
-      </w:r>
-      <w:r>
-        <w:rPr>
-          <w:rFonts w:hint="default" w:asciiTheme="minorHAnsi" w:hAnsiTheme="minorHAnsi" w:eastAsiaTheme="minorHAnsi" w:cstheme="minorBidi"/>
-          <w:b/>
-          <w:bCs/>
-          <w:sz w:val="24"/>
-          <w:szCs w:val="22"/>
-          <w:lang w:val="fr-FR" w:eastAsia="fr-FR" w:bidi="ar-SA"/>
+          <w:b/>
+          <w:bCs/>
+          <w:lang w:val="en-GB" w:eastAsia="fr-FR"/>
+        </w:rPr>
+      </w:pPr>
+      <w:r>
+        <w:rPr>
+          <w:rFonts w:ascii="Times New Roman" w:eastAsia="Times New Roman" w:hAnsi="Times New Roman" w:cs="Times New Roman"/>
+          <w:b/>
+          <w:bCs/>
+          <w:szCs w:val="24"/>
+          <w:lang w:val="en-GB" w:eastAsia="fr-FR"/>
+        </w:rPr>
+        <w:t xml:space="preserve">ACM ESPRIT Club – </w:t>
+      </w:r>
+      <w:proofErr w:type="gramStart"/>
+      <w:r>
+        <w:rPr>
+          <w:rFonts w:ascii="Times New Roman" w:eastAsia="Times New Roman" w:hAnsi="Times New Roman" w:cs="Times New Roman"/>
+          <w:b/>
+          <w:bCs/>
+          <w:szCs w:val="24"/>
+          <w:lang w:val="en-GB" w:eastAsia="fr-FR"/>
+        </w:rPr>
+        <w:t xml:space="preserve">Member  </w:t>
+      </w:r>
+      <w:r>
+        <w:rPr>
+          <w:rFonts w:ascii="Times New Roman" w:eastAsia="Times New Roman" w:hAnsi="Times New Roman" w:cs="Times New Roman"/>
+          <w:b/>
+          <w:bCs/>
+          <w:szCs w:val="24"/>
+          <w:lang w:eastAsia="fr-FR"/>
+        </w:rPr>
+        <w:tab/>
+      </w:r>
+      <w:proofErr w:type="gramEnd"/>
+      <w:r>
+        <w:rPr>
+          <w:rFonts w:ascii="Times New Roman" w:eastAsia="Times New Roman" w:hAnsi="Times New Roman" w:cs="Times New Roman"/>
+          <w:b/>
+          <w:bCs/>
+          <w:szCs w:val="24"/>
+          <w:lang w:eastAsia="fr-FR"/>
+        </w:rPr>
+        <w:tab/>
+      </w:r>
+      <w:r>
+        <w:rPr>
+          <w:rFonts w:ascii="Times New Roman" w:eastAsia="Times New Roman" w:hAnsi="Times New Roman" w:cs="Times New Roman"/>
+          <w:b/>
+          <w:bCs/>
+          <w:szCs w:val="24"/>
+          <w:lang w:eastAsia="fr-FR"/>
+        </w:rPr>
+        <w:tab/>
+      </w:r>
+      <w:r>
+        <w:rPr>
+          <w:rFonts w:ascii="Times New Roman" w:eastAsia="Times New Roman" w:hAnsi="Times New Roman" w:cs="Times New Roman"/>
+          <w:b/>
+          <w:bCs/>
+          <w:szCs w:val="24"/>
+          <w:lang w:eastAsia="fr-FR"/>
+        </w:rPr>
+        <w:tab/>
+      </w:r>
+      <w:r>
+        <w:rPr>
+          <w:rFonts w:ascii="Times New Roman" w:eastAsia="Times New Roman" w:hAnsi="Times New Roman" w:cs="Times New Roman"/>
+          <w:b/>
+          <w:bCs/>
+          <w:szCs w:val="24"/>
+          <w:lang w:eastAsia="fr-FR"/>
+        </w:rPr>
+        <w:tab/>
+      </w:r>
+      <w:r>
+        <w:rPr>
+          <w:rFonts w:ascii="Times New Roman" w:eastAsia="Times New Roman" w:hAnsi="Times New Roman" w:cs="Times New Roman"/>
+          <w:b/>
+          <w:bCs/>
+          <w:szCs w:val="24"/>
+          <w:lang w:eastAsia="fr-FR"/>
+        </w:rPr>
+        <w:tab/>
+      </w:r>
+      <w:r>
+        <w:rPr>
+          <w:b/>
+          <w:bCs/>
+          <w:lang w:val="en-GB" w:eastAsia="fr-FR"/>
         </w:rPr>
         <w:t xml:space="preserve">October 2023 – May 2024  </w:t>
       </w:r>
@@ -2071,16 +2034,16 @@
       <w:pPr>
         <w:spacing w:before="100" w:beforeAutospacing="1" w:after="100" w:afterAutospacing="1" w:line="240" w:lineRule="auto"/>
         <w:rPr>
-          <w:rFonts w:hint="default" w:ascii="Times New Roman" w:hAnsi="Times New Roman" w:eastAsia="Times New Roman"/>
-          <w:szCs w:val="24"/>
-          <w:lang w:val="fr-FR" w:eastAsia="fr-FR"/>
-        </w:rPr>
-      </w:pPr>
-      <w:r>
-        <w:rPr>
-          <w:rFonts w:hint="default" w:ascii="Times New Roman" w:hAnsi="Times New Roman" w:eastAsia="Times New Roman"/>
-          <w:szCs w:val="24"/>
-          <w:lang w:val="fr-FR" w:eastAsia="fr-FR"/>
+          <w:rFonts w:ascii="Times New Roman" w:eastAsia="Times New Roman" w:hAnsi="Times New Roman"/>
+          <w:szCs w:val="24"/>
+          <w:lang w:val="en-GB" w:eastAsia="fr-FR"/>
+        </w:rPr>
+      </w:pPr>
+      <w:r>
+        <w:rPr>
+          <w:rFonts w:ascii="Times New Roman" w:eastAsia="Times New Roman" w:hAnsi="Times New Roman"/>
+          <w:szCs w:val="24"/>
+          <w:lang w:val="en-GB" w:eastAsia="fr-FR"/>
         </w:rPr>
         <w:t xml:space="preserve">• Participated in coding challenges, tech talks, and collaborative learning sessions.  </w:t>
       </w:r>
@@ -2089,142 +2052,170 @@
       <w:pPr>
         <w:spacing w:before="100" w:beforeAutospacing="1" w:after="100" w:afterAutospacing="1" w:line="240" w:lineRule="auto"/>
         <w:rPr>
-          <w:rFonts w:hint="default" w:ascii="Times New Roman" w:hAnsi="Times New Roman" w:eastAsia="Times New Roman"/>
-          <w:szCs w:val="24"/>
-          <w:lang w:val="fr-FR" w:eastAsia="fr-FR"/>
-        </w:rPr>
-      </w:pPr>
-      <w:r>
-        <w:rPr>
-          <w:rFonts w:hint="default" w:ascii="Times New Roman" w:hAnsi="Times New Roman" w:eastAsia="Times New Roman"/>
-          <w:szCs w:val="24"/>
-          <w:lang w:val="fr-FR" w:eastAsia="fr-FR"/>
+          <w:rFonts w:ascii="Times New Roman" w:eastAsia="Times New Roman" w:hAnsi="Times New Roman"/>
+          <w:szCs w:val="24"/>
+          <w:lang w:val="en-GB" w:eastAsia="fr-FR"/>
+        </w:rPr>
+      </w:pPr>
+      <w:r>
+        <w:rPr>
+          <w:rFonts w:ascii="Times New Roman" w:eastAsia="Times New Roman" w:hAnsi="Times New Roman"/>
+          <w:szCs w:val="24"/>
+          <w:lang w:val="en-GB" w:eastAsia="fr-FR"/>
         </w:rPr>
         <w:t>• Contributed to workshops on competitive programming</w:t>
       </w:r>
       <w:r>
         <w:rPr>
-          <w:rFonts w:hint="default" w:ascii="Times New Roman" w:hAnsi="Times New Roman" w:eastAsia="Times New Roman"/>
-          <w:szCs w:val="24"/>
-          <w:lang w:val="en-US" w:eastAsia="fr-FR"/>
-        </w:rPr>
-        <w:t xml:space="preserve"> C++ </w:t>
-      </w:r>
-      <w:r>
-        <w:rPr>
-          <w:rFonts w:hint="default" w:ascii="Times New Roman" w:hAnsi="Times New Roman" w:eastAsia="Times New Roman"/>
-          <w:szCs w:val="24"/>
-          <w:lang w:val="fr-FR" w:eastAsia="fr-FR"/>
-        </w:rPr>
-        <w:t xml:space="preserve"> and AI.</w:t>
+          <w:rFonts w:ascii="Times New Roman" w:eastAsia="Times New Roman" w:hAnsi="Times New Roman"/>
+          <w:szCs w:val="24"/>
+          <w:lang w:eastAsia="fr-FR"/>
+        </w:rPr>
+        <w:t xml:space="preserve"> </w:t>
+      </w:r>
+      <w:proofErr w:type="gramStart"/>
+      <w:r>
+        <w:rPr>
+          <w:rFonts w:ascii="Times New Roman" w:eastAsia="Times New Roman" w:hAnsi="Times New Roman"/>
+          <w:szCs w:val="24"/>
+          <w:lang w:eastAsia="fr-FR"/>
+        </w:rPr>
+        <w:t xml:space="preserve">C++ </w:t>
+      </w:r>
+      <w:r>
+        <w:rPr>
+          <w:rFonts w:ascii="Times New Roman" w:eastAsia="Times New Roman" w:hAnsi="Times New Roman"/>
+          <w:szCs w:val="24"/>
+          <w:lang w:val="en-GB" w:eastAsia="fr-FR"/>
+        </w:rPr>
+        <w:t xml:space="preserve"> and</w:t>
+      </w:r>
+      <w:proofErr w:type="gramEnd"/>
+      <w:r>
+        <w:rPr>
+          <w:rFonts w:ascii="Times New Roman" w:eastAsia="Times New Roman" w:hAnsi="Times New Roman"/>
+          <w:szCs w:val="24"/>
+          <w:lang w:val="en-GB" w:eastAsia="fr-FR"/>
+        </w:rPr>
+        <w:t xml:space="preserve"> AI.</w:t>
       </w:r>
     </w:p>
     <w:p>
       <w:pPr>
         <w:spacing w:before="100" w:beforeAutospacing="1" w:after="100" w:afterAutospacing="1" w:line="240" w:lineRule="auto"/>
         <w:rPr>
-          <w:rFonts w:hint="default" w:asciiTheme="minorHAnsi" w:hAnsiTheme="minorHAnsi" w:eastAsiaTheme="minorHAnsi" w:cstheme="minorBidi"/>
-          <w:b/>
-          <w:bCs/>
-          <w:sz w:val="24"/>
-          <w:szCs w:val="22"/>
-          <w:lang w:val="fr-FR" w:eastAsia="fr-FR" w:bidi="ar-SA"/>
-        </w:rPr>
-      </w:pPr>
-      <w:r>
-        <w:rPr>
-          <w:rFonts w:hint="default" w:ascii="Times New Roman" w:hAnsi="Times New Roman" w:eastAsia="Times New Roman" w:cs="Times New Roman"/>
-          <w:b/>
-          <w:bCs/>
-          <w:szCs w:val="24"/>
-          <w:lang w:val="fr-FR" w:eastAsia="fr-FR"/>
-        </w:rPr>
-        <w:t xml:space="preserve">ESPRIT Sport –  Member  </w:t>
-      </w:r>
-      <w:r>
-        <w:rPr>
-          <w:rFonts w:hint="default" w:ascii="Times New Roman" w:hAnsi="Times New Roman" w:eastAsia="Times New Roman" w:cs="Times New Roman"/>
-          <w:b/>
-          <w:bCs/>
-          <w:szCs w:val="24"/>
-          <w:lang w:val="en-US" w:eastAsia="fr-FR"/>
-        </w:rPr>
-        <w:tab/>
-        <w:t/>
-      </w:r>
-      <w:r>
-        <w:rPr>
-          <w:rFonts w:hint="default" w:ascii="Times New Roman" w:hAnsi="Times New Roman" w:eastAsia="Times New Roman" w:cs="Times New Roman"/>
-          <w:b/>
-          <w:bCs/>
-          <w:szCs w:val="24"/>
-          <w:lang w:val="en-US" w:eastAsia="fr-FR"/>
-        </w:rPr>
-        <w:tab/>
-        <w:t/>
-      </w:r>
-      <w:r>
-        <w:rPr>
-          <w:rFonts w:hint="default" w:ascii="Times New Roman" w:hAnsi="Times New Roman" w:eastAsia="Times New Roman" w:cs="Times New Roman"/>
-          <w:b/>
-          <w:bCs/>
-          <w:szCs w:val="24"/>
-          <w:lang w:val="en-US" w:eastAsia="fr-FR"/>
-        </w:rPr>
-        <w:tab/>
-        <w:t/>
-      </w:r>
-      <w:r>
-        <w:rPr>
-          <w:rFonts w:hint="default" w:ascii="Times New Roman" w:hAnsi="Times New Roman" w:eastAsia="Times New Roman" w:cs="Times New Roman"/>
-          <w:b/>
-          <w:bCs/>
-          <w:szCs w:val="24"/>
-          <w:lang w:val="en-US" w:eastAsia="fr-FR"/>
-        </w:rPr>
-        <w:tab/>
-        <w:t/>
-      </w:r>
-      <w:r>
-        <w:rPr>
-          <w:rFonts w:hint="default" w:ascii="Times New Roman" w:hAnsi="Times New Roman" w:eastAsia="Times New Roman" w:cs="Times New Roman"/>
-          <w:b/>
-          <w:bCs/>
-          <w:szCs w:val="24"/>
-          <w:lang w:val="en-US" w:eastAsia="fr-FR"/>
-        </w:rPr>
-        <w:tab/>
-        <w:t/>
-      </w:r>
-      <w:r>
-        <w:rPr>
-          <w:rFonts w:hint="default" w:ascii="Times New Roman" w:hAnsi="Times New Roman" w:eastAsia="Times New Roman" w:cs="Times New Roman"/>
-          <w:b/>
-          <w:bCs/>
-          <w:szCs w:val="24"/>
-          <w:lang w:val="en-US" w:eastAsia="fr-FR"/>
-        </w:rPr>
-        <w:tab/>
-        <w:t/>
-      </w:r>
-      <w:r>
-        <w:rPr>
-          <w:rFonts w:hint="default" w:ascii="Times New Roman" w:hAnsi="Times New Roman" w:eastAsia="Times New Roman" w:cs="Times New Roman"/>
-          <w:b/>
-          <w:bCs/>
-          <w:szCs w:val="24"/>
-          <w:lang w:val="en-US" w:eastAsia="fr-FR"/>
-        </w:rPr>
-        <w:tab/>
-      </w:r>
-      <w:r>
-        <w:rPr>
-          <w:rFonts w:hint="default" w:asciiTheme="minorHAnsi" w:hAnsiTheme="minorHAnsi" w:eastAsiaTheme="minorHAnsi" w:cstheme="minorBidi"/>
-          <w:b/>
-          <w:bCs/>
-          <w:sz w:val="24"/>
-          <w:szCs w:val="22"/>
-          <w:lang w:val="fr-FR" w:eastAsia="fr-FR" w:bidi="ar-SA"/>
+          <w:b/>
+          <w:bCs/>
+          <w:lang w:val="en-GB" w:eastAsia="fr-FR"/>
+        </w:rPr>
+      </w:pPr>
+      <w:r>
+        <w:rPr>
+          <w:rFonts w:ascii="Times New Roman" w:eastAsia="Times New Roman" w:hAnsi="Times New Roman" w:cs="Times New Roman"/>
+          <w:b/>
+          <w:bCs/>
+          <w:szCs w:val="24"/>
+          <w:lang w:val="en-GB" w:eastAsia="fr-FR"/>
+        </w:rPr>
+        <w:t xml:space="preserve">ESPRIT Sport </w:t>
+      </w:r>
+      <w:proofErr w:type="gramStart"/>
+      <w:r>
+        <w:rPr>
+          <w:rFonts w:ascii="Times New Roman" w:eastAsia="Times New Roman" w:hAnsi="Times New Roman" w:cs="Times New Roman"/>
+          <w:b/>
+          <w:bCs/>
+          <w:szCs w:val="24"/>
+          <w:lang w:val="en-GB" w:eastAsia="fr-FR"/>
+        </w:rPr>
+        <w:t>–  Member</w:t>
+      </w:r>
+      <w:proofErr w:type="gramEnd"/>
+      <w:r>
+        <w:rPr>
+          <w:rFonts w:ascii="Times New Roman" w:eastAsia="Times New Roman" w:hAnsi="Times New Roman" w:cs="Times New Roman"/>
+          <w:b/>
+          <w:bCs/>
+          <w:szCs w:val="24"/>
+          <w:lang w:val="en-GB" w:eastAsia="fr-FR"/>
+        </w:rPr>
+        <w:t xml:space="preserve">  </w:t>
+      </w:r>
+      <w:r>
+        <w:rPr>
+          <w:rFonts w:ascii="Times New Roman" w:eastAsia="Times New Roman" w:hAnsi="Times New Roman" w:cs="Times New Roman"/>
+          <w:b/>
+          <w:bCs/>
+          <w:szCs w:val="24"/>
+          <w:lang w:eastAsia="fr-FR"/>
+        </w:rPr>
+        <w:tab/>
+      </w:r>
+      <w:r>
+        <w:rPr>
+          <w:rFonts w:ascii="Times New Roman" w:eastAsia="Times New Roman" w:hAnsi="Times New Roman" w:cs="Times New Roman"/>
+          <w:b/>
+          <w:bCs/>
+          <w:szCs w:val="24"/>
+          <w:lang w:eastAsia="fr-FR"/>
+        </w:rPr>
+        <w:tab/>
+      </w:r>
+      <w:r>
+        <w:rPr>
+          <w:rFonts w:ascii="Times New Roman" w:eastAsia="Times New Roman" w:hAnsi="Times New Roman" w:cs="Times New Roman"/>
+          <w:b/>
+          <w:bCs/>
+          <w:szCs w:val="24"/>
+          <w:lang w:eastAsia="fr-FR"/>
+        </w:rPr>
+        <w:tab/>
+      </w:r>
+      <w:r>
+        <w:rPr>
+          <w:rFonts w:ascii="Times New Roman" w:eastAsia="Times New Roman" w:hAnsi="Times New Roman" w:cs="Times New Roman"/>
+          <w:b/>
+          <w:bCs/>
+          <w:szCs w:val="24"/>
+          <w:lang w:eastAsia="fr-FR"/>
+        </w:rPr>
+        <w:tab/>
+      </w:r>
+      <w:r>
+        <w:rPr>
+          <w:rFonts w:ascii="Times New Roman" w:eastAsia="Times New Roman" w:hAnsi="Times New Roman" w:cs="Times New Roman"/>
+          <w:b/>
+          <w:bCs/>
+          <w:szCs w:val="24"/>
+          <w:lang w:eastAsia="fr-FR"/>
+        </w:rPr>
+        <w:tab/>
+      </w:r>
+      <w:r>
+        <w:rPr>
+          <w:rFonts w:ascii="Times New Roman" w:eastAsia="Times New Roman" w:hAnsi="Times New Roman" w:cs="Times New Roman"/>
+          <w:b/>
+          <w:bCs/>
+          <w:szCs w:val="24"/>
+          <w:lang w:eastAsia="fr-FR"/>
+        </w:rPr>
+        <w:tab/>
+      </w:r>
+      <w:r>
+        <w:rPr>
+          <w:rFonts w:ascii="Times New Roman" w:eastAsia="Times New Roman" w:hAnsi="Times New Roman" w:cs="Times New Roman"/>
+          <w:b/>
+          <w:bCs/>
+          <w:szCs w:val="24"/>
+          <w:lang w:eastAsia="fr-FR"/>
+        </w:rPr>
+        <w:tab/>
+      </w:r>
+      <w:r>
+        <w:rPr>
+          <w:b/>
+          <w:bCs/>
+          <w:lang w:val="en-GB" w:eastAsia="fr-FR"/>
         </w:rPr>
         <w:t xml:space="preserve">October 2023 – May 2024  </w:t>
       </w:r>
@@ -2233,16 +2224,16 @@
       <w:pPr>
         <w:spacing w:before="100" w:beforeAutospacing="1" w:after="100" w:afterAutospacing="1" w:line="240" w:lineRule="auto"/>
         <w:rPr>
-          <w:rFonts w:hint="default" w:ascii="Times New Roman" w:hAnsi="Times New Roman" w:eastAsia="Times New Roman"/>
-          <w:szCs w:val="24"/>
-          <w:lang w:val="fr-FR" w:eastAsia="fr-FR"/>
-        </w:rPr>
-      </w:pPr>
-      <w:r>
-        <w:rPr>
-          <w:rFonts w:hint="default" w:ascii="Times New Roman" w:hAnsi="Times New Roman" w:eastAsia="Times New Roman"/>
-          <w:szCs w:val="24"/>
-          <w:lang w:val="fr-FR" w:eastAsia="fr-FR"/>
+          <w:rFonts w:ascii="Times New Roman" w:eastAsia="Times New Roman" w:hAnsi="Times New Roman"/>
+          <w:szCs w:val="24"/>
+          <w:lang w:val="en-GB" w:eastAsia="fr-FR"/>
+        </w:rPr>
+      </w:pPr>
+      <w:r>
+        <w:rPr>
+          <w:rFonts w:ascii="Times New Roman" w:eastAsia="Times New Roman" w:hAnsi="Times New Roman"/>
+          <w:szCs w:val="24"/>
+          <w:lang w:val="en-GB" w:eastAsia="fr-FR"/>
         </w:rPr>
         <w:t xml:space="preserve">• Engaged in regular sports activities promoting teamwork and well-being.  </w:t>
       </w:r>
@@ -2251,16 +2242,16 @@
       <w:pPr>
         <w:spacing w:before="100" w:beforeAutospacing="1" w:after="100" w:afterAutospacing="1" w:line="240" w:lineRule="auto"/>
         <w:rPr>
-          <w:rFonts w:hint="default" w:ascii="Times New Roman" w:hAnsi="Times New Roman" w:eastAsia="Times New Roman"/>
-          <w:szCs w:val="24"/>
-          <w:lang w:val="fr-FR" w:eastAsia="fr-FR"/>
-        </w:rPr>
-      </w:pPr>
-      <w:r>
-        <w:rPr>
-          <w:rFonts w:hint="default" w:ascii="Times New Roman" w:hAnsi="Times New Roman" w:eastAsia="Times New Roman"/>
-          <w:szCs w:val="24"/>
-          <w:lang w:val="fr-FR" w:eastAsia="fr-FR"/>
+          <w:rFonts w:ascii="Times New Roman" w:eastAsia="Times New Roman" w:hAnsi="Times New Roman"/>
+          <w:szCs w:val="24"/>
+          <w:lang w:val="en-GB" w:eastAsia="fr-FR"/>
+        </w:rPr>
+      </w:pPr>
+      <w:r>
+        <w:rPr>
+          <w:rFonts w:ascii="Times New Roman" w:eastAsia="Times New Roman" w:hAnsi="Times New Roman"/>
+          <w:szCs w:val="24"/>
+          <w:lang w:val="en-GB" w:eastAsia="fr-FR"/>
         </w:rPr>
         <w:t>• Represented the institution in inter-university sports events.</w:t>
       </w:r>
@@ -2269,25 +2260,25 @@
       <w:pPr>
         <w:spacing w:before="100" w:beforeAutospacing="1" w:after="100" w:afterAutospacing="1" w:line="240" w:lineRule="auto"/>
         <w:rPr>
-          <w:rFonts w:ascii="Times New Roman" w:hAnsi="Times New Roman" w:eastAsia="Times New Roman" w:cs="Times New Roman"/>
-          <w:szCs w:val="24"/>
-          <w:lang w:val="fr-FR" w:eastAsia="fr-FR"/>
+          <w:rFonts w:ascii="Times New Roman" w:eastAsia="Times New Roman" w:hAnsi="Times New Roman" w:cs="Times New Roman"/>
+          <w:szCs w:val="24"/>
+          <w:lang w:val="en-GB" w:eastAsia="fr-FR"/>
         </w:rPr>
       </w:pPr>
     </w:p>
     <w:sectPr>
       <w:pgSz w:w="12240" w:h="15840"/>
       <w:pgMar w:top="720" w:right="720" w:bottom="720" w:left="720" w:header="720" w:footer="720" w:gutter="0"/>
-      <w:cols w:space="720" w:num="1"/>
-      <w:docGrid w:linePitch="360" w:charSpace="0"/>
+      <w:cols w:space="720"/>
+      <w:docGrid w:linePitch="360"/>
     </w:sectPr>
   </w:body>
 </w:document>
 </file>
 
 <file path=word/endnotes.xml><?xml version="1.0" encoding="utf-8"?>
-<w:endnotes xmlns:wpc="http://schemas.microsoft.com/office/word/2010/wordprocessingCanvas" xmlns:mc="http://schemas.openxmlformats.org/markup-compatibility/2006" xmlns:o="urn:schemas-microsoft-com:office:office" xmlns:r="http://schemas.openxmlformats.org/officeDocument/2006/relationships" xmlns:m="http://schemas.openxmlformats.org/officeDocument/2006/math" xmlns:v="urn:schemas-microsoft-com:vml" xmlns:wp14="http://schemas.microsoft.com/office/word/2010/wordprocessingDrawing" xmlns:wp="http://schemas.openxmlformats.org/drawingml/2006/wordprocessingDrawing" xmlns:w="http://schemas.openxmlformats.org/wordprocessingml/2006/main" xmlns:w14="http://schemas.microsoft.com/office/word/2010/wordml" xmlns:w15="http://schemas.microsoft.com/office/word/2012/wordml" xmlns:w10="urn:schemas-microsoft-com:office:word" xmlns:wpg="http://schemas.microsoft.com/office/word/2010/wordprocessingGroup" xmlns:wpi="http://schemas.microsoft.com/office/word/2010/wordprocessingInk" xmlns:wne="http://schemas.microsoft.com/office/word/2006/wordml" xmlns:wps="http://schemas.microsoft.com/office/word/2010/wordprocessingShape" xmlns:wpsCustomData="http://www.wps.cn/officeDocument/2013/wpsCustomData" mc:Ignorable="w14 w15 wp14">
-  <w:endnote w:type="separator" w:id="0">
+<w:endnotes xmlns:wpc="http://schemas.microsoft.com/office/word/2010/wordprocessingCanvas" xmlns:cx="http://schemas.microsoft.com/office/drawing/2014/chartex" xmlns:cx1="http://schemas.microsoft.com/office/drawing/2015/9/8/chartex" xmlns:cx2="http://schemas.microsoft.com/office/drawing/2015/10/21/chartex" xmlns:cx3="http://schemas.microsoft.com/office/drawing/2016/5/9/chartex" xmlns:cx4="http://schemas.microsoft.com/office/drawing/2016/5/10/chartex" xmlns:cx5="http://schemas.microsoft.com/office/drawing/2016/5/11/chartex" xmlns:cx6="http://schemas.microsoft.com/office/drawing/2016/5/12/chartex" xmlns:cx7="http://schemas.microsoft.com/office/drawing/2016/5/13/chartex" xmlns:cx8="http://schemas.microsoft.com/office/drawing/2016/5/14/chartex" xmlns:mc="http://schemas.openxmlformats.org/markup-compatibility/2006" xmlns:aink="http://schemas.microsoft.com/office/drawing/2016/ink" xmlns:am3d="http://schemas.microsoft.com/office/drawing/2017/model3d" xmlns:o="urn:schemas-microsoft-com:office:office" xmlns:oel="http://schemas.microsoft.com/office/2019/extlst" xmlns:r="http://schemas.openxmlformats.org/officeDocument/2006/relationships" xmlns:m="http://schemas.openxmlformats.org/officeDocument/2006/math" xmlns:v="urn:schemas-microsoft-com:vml" xmlns:wp14="http://schemas.microsoft.com/office/word/2010/wordprocessingDrawing" xmlns:wp="http://schemas.openxmlformats.org/drawingml/2006/wordprocessingDrawing" xmlns:w10="urn:schemas-microsoft-com:office:word" xmlns:w="http://schemas.openxmlformats.org/wordprocessingml/2006/main" xmlns:w14="http://schemas.microsoft.com/office/word/2010/wordml" xmlns:w15="http://schemas.microsoft.com/office/word/2012/wordml" xmlns:w16cex="http://schemas.microsoft.com/office/word/2018/wordml/cex" xmlns:w16cid="http://schemas.microsoft.com/office/word/2016/wordml/cid" xmlns:w16="http://schemas.microsoft.com/office/word/2018/wordml" xmlns:w16du="http://schemas.microsoft.com/office/word/2023/wordml/word16du" xmlns:w16sdtdh="http://schemas.microsoft.com/office/word/2020/wordml/sdtdatahash" xmlns:w16sdtfl="http://schemas.microsoft.com/office/word/2024/wordml/sdtformatlock" xmlns:w16se="http://schemas.microsoft.com/office/word/2015/wordml/symex" xmlns:wpg="http://schemas.microsoft.com/office/word/2010/wordprocessingGroup" xmlns:wpi="http://schemas.microsoft.com/office/word/2010/wordprocessingInk" xmlns:wne="http://schemas.microsoft.com/office/word/2006/wordml" xmlns:wps="http://schemas.microsoft.com/office/word/2010/wordprocessingShape" mc:Ignorable="w14 w15 w16se w16cid w16 w16cex w16sdtdh w16sdtfl w16du wp14">
+  <w:endnote w:type="separator" w:id="-1">
     <w:p>
       <w:pPr>
         <w:spacing w:line="240" w:lineRule="auto"/>
@@ -2297,7 +2288,7 @@
       </w:r>
     </w:p>
   </w:endnote>
-  <w:endnote w:type="continuationSeparator" w:id="1">
+  <w:endnote w:type="continuationSeparator" w:id="0">
     <w:p>
       <w:pPr>
         <w:spacing w:line="240" w:lineRule="auto"/>
@@ -2311,21 +2302,21 @@
 </file>
 
 <file path=word/footnotes.xml><?xml version="1.0" encoding="utf-8"?>
-<w:footnotes xmlns:wpc="http://schemas.microsoft.com/office/word/2010/wordprocessingCanvas" xmlns:mc="http://schemas.openxmlformats.org/markup-compatibility/2006" xmlns:o="urn:schemas-microsoft-com:office:office" xmlns:r="http://schemas.openxmlformats.org/officeDocument/2006/relationships" xmlns:m="http://schemas.openxmlformats.org/officeDocument/2006/math" xmlns:v="urn:schemas-microsoft-com:vml" xmlns:wp14="http://schemas.microsoft.com/office/word/2010/wordprocessingDrawing" xmlns:wp="http://schemas.openxmlformats.org/drawingml/2006/wordprocessingDrawing" xmlns:w="http://schemas.openxmlformats.org/wordprocessingml/2006/main" xmlns:w14="http://schemas.microsoft.com/office/word/2010/wordml" xmlns:w15="http://schemas.microsoft.com/office/word/2012/wordml" xmlns:w10="urn:schemas-microsoft-com:office:word" xmlns:wpg="http://schemas.microsoft.com/office/word/2010/wordprocessingGroup" xmlns:wpi="http://schemas.microsoft.com/office/word/2010/wordprocessingInk" xmlns:wne="http://schemas.microsoft.com/office/word/2006/wordml" xmlns:wps="http://schemas.microsoft.com/office/word/2010/wordprocessingShape" xmlns:wpsCustomData="http://www.wps.cn/officeDocument/2013/wpsCustomData" mc:Ignorable="w14 w15 wp14">
-  <w:footnote w:type="separator" w:id="0">
-    <w:p>
-      <w:pPr>
-        <w:spacing w:before="0" w:after="0" w:line="259" w:lineRule="auto"/>
+<w:footnotes xmlns:wpc="http://schemas.microsoft.com/office/word/2010/wordprocessingCanvas" xmlns:cx="http://schemas.microsoft.com/office/drawing/2014/chartex" xmlns:cx1="http://schemas.microsoft.com/office/drawing/2015/9/8/chartex" xmlns:cx2="http://schemas.microsoft.com/office/drawing/2015/10/21/chartex" xmlns:cx3="http://schemas.microsoft.com/office/drawing/2016/5/9/chartex" xmlns:cx4="http://schemas.microsoft.com/office/drawing/2016/5/10/chartex" xmlns:cx5="http://schemas.microsoft.com/office/drawing/2016/5/11/chartex" xmlns:cx6="http://schemas.microsoft.com/office/drawing/2016/5/12/chartex" xmlns:cx7="http://schemas.microsoft.com/office/drawing/2016/5/13/chartex" xmlns:cx8="http://schemas.microsoft.com/office/drawing/2016/5/14/chartex" xmlns:mc="http://schemas.openxmlformats.org/markup-compatibility/2006" xmlns:aink="http://schemas.microsoft.com/office/drawing/2016/ink" xmlns:am3d="http://schemas.microsoft.com/office/drawing/2017/model3d" xmlns:o="urn:schemas-microsoft-com:office:office" xmlns:oel="http://schemas.microsoft.com/office/2019/extlst" xmlns:r="http://schemas.openxmlformats.org/officeDocument/2006/relationships" xmlns:m="http://schemas.openxmlformats.org/officeDocument/2006/math" xmlns:v="urn:schemas-microsoft-com:vml" xmlns:wp14="http://schemas.microsoft.com/office/word/2010/wordprocessingDrawing" xmlns:wp="http://schemas.openxmlformats.org/drawingml/2006/wordprocessingDrawing" xmlns:w10="urn:schemas-microsoft-com:office:word" xmlns:w="http://schemas.openxmlformats.org/wordprocessingml/2006/main" xmlns:w14="http://schemas.microsoft.com/office/word/2010/wordml" xmlns:w15="http://schemas.microsoft.com/office/word/2012/wordml" xmlns:w16cex="http://schemas.microsoft.com/office/word/2018/wordml/cex" xmlns:w16cid="http://schemas.microsoft.com/office/word/2016/wordml/cid" xmlns:w16="http://schemas.microsoft.com/office/word/2018/wordml" xmlns:w16du="http://schemas.microsoft.com/office/word/2023/wordml/word16du" xmlns:w16sdtdh="http://schemas.microsoft.com/office/word/2020/wordml/sdtdatahash" xmlns:w16sdtfl="http://schemas.microsoft.com/office/word/2024/wordml/sdtformatlock" xmlns:w16se="http://schemas.microsoft.com/office/word/2015/wordml/symex" xmlns:wpg="http://schemas.microsoft.com/office/word/2010/wordprocessingGroup" xmlns:wpi="http://schemas.microsoft.com/office/word/2010/wordprocessingInk" xmlns:wne="http://schemas.microsoft.com/office/word/2006/wordml" xmlns:wps="http://schemas.microsoft.com/office/word/2010/wordprocessingShape" mc:Ignorable="w14 w15 w16se w16cid w16 w16cex w16sdtdh w16sdtfl w16du wp14">
+  <w:footnote w:type="separator" w:id="-1">
+    <w:p>
+      <w:pPr>
+        <w:spacing w:after="0"/>
       </w:pPr>
       <w:r>
         <w:separator/>
       </w:r>
     </w:p>
   </w:footnote>
-  <w:footnote w:type="continuationSeparator" w:id="1">
-    <w:p>
-      <w:pPr>
-        <w:spacing w:before="0" w:after="0" w:line="259" w:lineRule="auto"/>
+  <w:footnote w:type="continuationSeparator" w:id="0">
+    <w:p>
+      <w:pPr>
+        <w:spacing w:after="0"/>
       </w:pPr>
       <w:r>
         <w:continuationSeparator/>
@@ -2336,12 +2327,12 @@
 </file>
 
 <file path=word/numbering.xml><?xml version="1.0" encoding="utf-8"?>
-<w:numbering xmlns:wpc="http://schemas.microsoft.com/office/word/2010/wordprocessingCanvas" xmlns:mc="http://schemas.openxmlformats.org/markup-compatibility/2006" xmlns:o="urn:schemas-microsoft-com:office:office" xmlns:r="http://schemas.openxmlformats.org/officeDocument/2006/relationships" xmlns:m="http://schemas.openxmlformats.org/officeDocument/2006/math" xmlns:v="urn:schemas-microsoft-com:vml" xmlns:wp14="http://schemas.microsoft.com/office/word/2010/wordprocessingDrawing" xmlns:wp="http://schemas.openxmlformats.org/drawingml/2006/wordprocessingDrawing" xmlns:w10="urn:schemas-microsoft-com:office:word" xmlns:w="http://schemas.openxmlformats.org/wordprocessingml/2006/main" xmlns:w14="http://schemas.microsoft.com/office/word/2010/wordml" xmlns:wpg="http://schemas.microsoft.com/office/word/2010/wordprocessingGroup" xmlns:wpi="http://schemas.microsoft.com/office/word/2010/wordprocessingInk" xmlns:wne="http://schemas.microsoft.com/office/word/2006/wordml" xmlns:wps="http://schemas.microsoft.com/office/word/2010/wordprocessingShape" xmlns:wpsCustomData="http://www.wps.cn/officeDocument/2013/wpsCustomData" mc:Ignorable="w14 wp14">
-  <w:abstractNum w:abstractNumId="0">
+<w:numbering xmlns:wpc="http://schemas.microsoft.com/office/word/2010/wordprocessingCanvas" xmlns:cx="http://schemas.microsoft.com/office/drawing/2014/chartex" xmlns:cx1="http://schemas.microsoft.com/office/drawing/2015/9/8/chartex" xmlns:cx2="http://schemas.microsoft.com/office/drawing/2015/10/21/chartex" xmlns:cx3="http://schemas.microsoft.com/office/drawing/2016/5/9/chartex" xmlns:cx4="http://schemas.microsoft.com/office/drawing/2016/5/10/chartex" xmlns:cx5="http://schemas.microsoft.com/office/drawing/2016/5/11/chartex" xmlns:cx6="http://schemas.microsoft.com/office/drawing/2016/5/12/chartex" xmlns:cx7="http://schemas.microsoft.com/office/drawing/2016/5/13/chartex" xmlns:cx8="http://schemas.microsoft.com/office/drawing/2016/5/14/chartex" xmlns:mc="http://schemas.openxmlformats.org/markup-compatibility/2006" xmlns:aink="http://schemas.microsoft.com/office/drawing/2016/ink" xmlns:am3d="http://schemas.microsoft.com/office/drawing/2017/model3d" xmlns:o="urn:schemas-microsoft-com:office:office" xmlns:oel="http://schemas.microsoft.com/office/2019/extlst" xmlns:r="http://schemas.openxmlformats.org/officeDocument/2006/relationships" xmlns:m="http://schemas.openxmlformats.org/officeDocument/2006/math" xmlns:v="urn:schemas-microsoft-com:vml" xmlns:wp14="http://schemas.microsoft.com/office/word/2010/wordprocessingDrawing" xmlns:wp="http://schemas.openxmlformats.org/drawingml/2006/wordprocessingDrawing" xmlns:w10="urn:schemas-microsoft-com:office:word" xmlns:w="http://schemas.openxmlformats.org/wordprocessingml/2006/main" xmlns:w14="http://schemas.microsoft.com/office/word/2010/wordml" xmlns:w15="http://schemas.microsoft.com/office/word/2012/wordml" xmlns:w16cex="http://schemas.microsoft.com/office/word/2018/wordml/cex" xmlns:w16cid="http://schemas.microsoft.com/office/word/2016/wordml/cid" xmlns:w16="http://schemas.microsoft.com/office/word/2018/wordml" xmlns:w16du="http://schemas.microsoft.com/office/word/2023/wordml/word16du" xmlns:w16sdtdh="http://schemas.microsoft.com/office/word/2020/wordml/sdtdatahash" xmlns:w16sdtfl="http://schemas.microsoft.com/office/word/2024/wordml/sdtformatlock" xmlns:w16se="http://schemas.microsoft.com/office/word/2015/wordml/symex" xmlns:wpg="http://schemas.microsoft.com/office/word/2010/wordprocessingGroup" xmlns:wpi="http://schemas.microsoft.com/office/word/2010/wordprocessingInk" xmlns:wne="http://schemas.microsoft.com/office/word/2006/wordml" xmlns:wps="http://schemas.microsoft.com/office/word/2010/wordprocessingShape" mc:Ignorable="w14 w15 w16se w16cid w16 w16cex w16sdtdh w16sdtfl w16du wp14">
+  <w:abstractNum w:abstractNumId="0" w15:restartNumberingAfterBreak="0">
     <w:nsid w:val="00FF5EC8"/>
     <w:multiLevelType w:val="multilevel"/>
     <w:tmpl w:val="00FF5EC8"/>
-    <w:lvl w:ilvl="0" w:tentative="0">
+    <w:lvl w:ilvl="0">
       <w:start w:val="1"/>
       <w:numFmt w:val="bullet"/>
       <w:lvlText w:val=""/>
@@ -2350,10 +2341,10 @@
         <w:ind w:left="720" w:hanging="360"/>
       </w:pPr>
       <w:rPr>
-        <w:rFonts w:hint="default" w:ascii="Symbol" w:hAnsi="Symbol"/>
+        <w:rFonts w:ascii="Symbol" w:hAnsi="Symbol" w:hint="default"/>
       </w:rPr>
     </w:lvl>
-    <w:lvl w:ilvl="1" w:tentative="0">
+    <w:lvl w:ilvl="1">
       <w:start w:val="1"/>
       <w:numFmt w:val="bullet"/>
       <w:lvlText w:val="o"/>
@@ -2362,10 +2353,10 @@
         <w:ind w:left="1440" w:hanging="360"/>
       </w:pPr>
       <w:rPr>
-        <w:rFonts w:hint="default" w:ascii="Courier New" w:hAnsi="Courier New" w:cs="Courier New"/>
+        <w:rFonts w:ascii="Courier New" w:hAnsi="Courier New" w:cs="Courier New" w:hint="default"/>
       </w:rPr>
     </w:lvl>
-    <w:lvl w:ilvl="2" w:tentative="0">
+    <w:lvl w:ilvl="2">
       <w:start w:val="1"/>
       <w:numFmt w:val="bullet"/>
       <w:lvlText w:val=""/>
@@ -2374,10 +2365,10 @@
         <w:ind w:left="2160" w:hanging="360"/>
       </w:pPr>
       <w:rPr>
-        <w:rFonts w:hint="default" w:ascii="Wingdings" w:hAnsi="Wingdings"/>
+        <w:rFonts w:ascii="Wingdings" w:hAnsi="Wingdings" w:hint="default"/>
       </w:rPr>
     </w:lvl>
-    <w:lvl w:ilvl="3" w:tentative="0">
+    <w:lvl w:ilvl="3">
       <w:start w:val="1"/>
       <w:numFmt w:val="bullet"/>
       <w:lvlText w:val=""/>
@@ -2386,10 +2377,10 @@
         <w:ind w:left="2880" w:hanging="360"/>
       </w:pPr>
       <w:rPr>
-        <w:rFonts w:hint="default" w:ascii="Symbol" w:hAnsi="Symbol"/>
+        <w:rFonts w:ascii="Symbol" w:hAnsi="Symbol" w:hint="default"/>
       </w:rPr>
     </w:lvl>
-    <w:lvl w:ilvl="4" w:tentative="0">
+    <w:lvl w:ilvl="4">
       <w:start w:val="1"/>
       <w:numFmt w:val="bullet"/>
       <w:lvlText w:val="o"/>
@@ -2398,10 +2389,10 @@
         <w:ind w:left="3600" w:hanging="360"/>
       </w:pPr>
       <w:rPr>
-        <w:rFonts w:hint="default" w:ascii="Courier New" w:hAnsi="Courier New" w:cs="Courier New"/>
+        <w:rFonts w:ascii="Courier New" w:hAnsi="Courier New" w:cs="Courier New" w:hint="default"/>
       </w:rPr>
     </w:lvl>
-    <w:lvl w:ilvl="5" w:tentative="0">
+    <w:lvl w:ilvl="5">
       <w:start w:val="1"/>
       <w:numFmt w:val="bullet"/>
       <w:lvlText w:val=""/>
@@ -2410,10 +2401,10 @@
         <w:ind w:left="4320" w:hanging="360"/>
       </w:pPr>
       <w:rPr>
-        <w:rFonts w:hint="default" w:ascii="Wingdings" w:hAnsi="Wingdings"/>
+        <w:rFonts w:ascii="Wingdings" w:hAnsi="Wingdings" w:hint="default"/>
       </w:rPr>
     </w:lvl>
-    <w:lvl w:ilvl="6" w:tentative="0">
+    <w:lvl w:ilvl="6">
       <w:start w:val="1"/>
       <w:numFmt w:val="bullet"/>
       <w:lvlText w:val=""/>
@@ -2422,10 +2413,10 @@
         <w:ind w:left="5040" w:hanging="360"/>
       </w:pPr>
       <w:rPr>
-        <w:rFonts w:hint="default" w:ascii="Symbol" w:hAnsi="Symbol"/>
+        <w:rFonts w:ascii="Symbol" w:hAnsi="Symbol" w:hint="default"/>
       </w:rPr>
     </w:lvl>
-    <w:lvl w:ilvl="7" w:tentative="0">
+    <w:lvl w:ilvl="7">
       <w:start w:val="1"/>
       <w:numFmt w:val="bullet"/>
       <w:lvlText w:val="o"/>
@@ -2434,10 +2425,10 @@
         <w:ind w:left="5760" w:hanging="360"/>
       </w:pPr>
       <w:rPr>
-        <w:rFonts w:hint="default" w:ascii="Courier New" w:hAnsi="Courier New" w:cs="Courier New"/>
+        <w:rFonts w:ascii="Courier New" w:hAnsi="Courier New" w:cs="Courier New" w:hint="default"/>
       </w:rPr>
     </w:lvl>
-    <w:lvl w:ilvl="8" w:tentative="0">
+    <w:lvl w:ilvl="8">
       <w:start w:val="1"/>
       <w:numFmt w:val="bullet"/>
       <w:lvlText w:val=""/>
@@ -2446,15 +2437,15 @@
         <w:ind w:left="6480" w:hanging="360"/>
       </w:pPr>
       <w:rPr>
-        <w:rFonts w:hint="default" w:ascii="Wingdings" w:hAnsi="Wingdings"/>
+        <w:rFonts w:ascii="Wingdings" w:hAnsi="Wingdings" w:hint="default"/>
       </w:rPr>
     </w:lvl>
   </w:abstractNum>
-  <w:abstractNum w:abstractNumId="1">
+  <w:abstractNum w:abstractNumId="1" w15:restartNumberingAfterBreak="0">
     <w:nsid w:val="511C5A01"/>
     <w:multiLevelType w:val="multilevel"/>
     <w:tmpl w:val="511C5A01"/>
-    <w:lvl w:ilvl="0" w:tentative="0">
+    <w:lvl w:ilvl="0">
       <w:start w:val="1"/>
       <w:numFmt w:val="bullet"/>
       <w:lvlText w:val=""/>
@@ -2463,10 +2454,10 @@
         <w:ind w:left="720" w:hanging="360"/>
       </w:pPr>
       <w:rPr>
-        <w:rFonts w:hint="default" w:ascii="Symbol" w:hAnsi="Symbol"/>
+        <w:rFonts w:ascii="Symbol" w:hAnsi="Symbol" w:hint="default"/>
       </w:rPr>
     </w:lvl>
-    <w:lvl w:ilvl="1" w:tentative="0">
+    <w:lvl w:ilvl="1">
       <w:start w:val="1"/>
       <w:numFmt w:val="bullet"/>
       <w:lvlText w:val="o"/>
@@ -2475,10 +2466,10 @@
         <w:ind w:left="1440" w:hanging="360"/>
       </w:pPr>
       <w:rPr>
-        <w:rFonts w:hint="default" w:ascii="Courier New" w:hAnsi="Courier New" w:cs="Courier New"/>
+        <w:rFonts w:ascii="Courier New" w:hAnsi="Courier New" w:cs="Courier New" w:hint="default"/>
       </w:rPr>
     </w:lvl>
-    <w:lvl w:ilvl="2" w:tentative="0">
+    <w:lvl w:ilvl="2">
       <w:start w:val="1"/>
       <w:numFmt w:val="bullet"/>
       <w:lvlText w:val=""/>
@@ -2487,10 +2478,10 @@
         <w:ind w:left="2160" w:hanging="360"/>
       </w:pPr>
       <w:rPr>
-        <w:rFonts w:hint="default" w:ascii="Wingdings" w:hAnsi="Wingdings"/>
+        <w:rFonts w:ascii="Wingdings" w:hAnsi="Wingdings" w:hint="default"/>
       </w:rPr>
     </w:lvl>
-    <w:lvl w:ilvl="3" w:tentative="0">
+    <w:lvl w:ilvl="3">
       <w:start w:val="1"/>
       <w:numFmt w:val="bullet"/>
       <w:lvlText w:val=""/>
@@ -2499,10 +2490,10 @@
         <w:ind w:left="2880" w:hanging="360"/>
       </w:pPr>
       <w:rPr>
-        <w:rFonts w:hint="default" w:ascii="Symbol" w:hAnsi="Symbol"/>
+        <w:rFonts w:ascii="Symbol" w:hAnsi="Symbol" w:hint="default"/>
       </w:rPr>
     </w:lvl>
-    <w:lvl w:ilvl="4" w:tentative="0">
+    <w:lvl w:ilvl="4">
       <w:start w:val="1"/>
       <w:numFmt w:val="bullet"/>
       <w:lvlText w:val="o"/>
@@ -2511,10 +2502,10 @@
         <w:ind w:left="3600" w:hanging="360"/>
       </w:pPr>
       <w:rPr>
-        <w:rFonts w:hint="default" w:ascii="Courier New" w:hAnsi="Courier New" w:cs="Courier New"/>
+        <w:rFonts w:ascii="Courier New" w:hAnsi="Courier New" w:cs="Courier New" w:hint="default"/>
       </w:rPr>
     </w:lvl>
-    <w:lvl w:ilvl="5" w:tentative="0">
+    <w:lvl w:ilvl="5">
       <w:start w:val="1"/>
       <w:numFmt w:val="bullet"/>
       <w:lvlText w:val=""/>
@@ -2523,10 +2514,10 @@
         <w:ind w:left="4320" w:hanging="360"/>
       </w:pPr>
       <w:rPr>
-        <w:rFonts w:hint="default" w:ascii="Wingdings" w:hAnsi="Wingdings"/>
+        <w:rFonts w:ascii="Wingdings" w:hAnsi="Wingdings" w:hint="default"/>
       </w:rPr>
     </w:lvl>
-    <w:lvl w:ilvl="6" w:tentative="0">
+    <w:lvl w:ilvl="6">
       <w:start w:val="1"/>
       <w:numFmt w:val="bullet"/>
       <w:lvlText w:val=""/>
@@ -2535,10 +2526,10 @@
         <w:ind w:left="5040" w:hanging="360"/>
       </w:pPr>
       <w:rPr>
-        <w:rFonts w:hint="default" w:ascii="Symbol" w:hAnsi="Symbol"/>
+        <w:rFonts w:ascii="Symbol" w:hAnsi="Symbol" w:hint="default"/>
       </w:rPr>
     </w:lvl>
-    <w:lvl w:ilvl="7" w:tentative="0">
+    <w:lvl w:ilvl="7">
       <w:start w:val="1"/>
       <w:numFmt w:val="bullet"/>
       <w:lvlText w:val="o"/>
@@ -2547,10 +2538,10 @@
         <w:ind w:left="5760" w:hanging="360"/>
       </w:pPr>
       <w:rPr>
-        <w:rFonts w:hint="default" w:ascii="Courier New" w:hAnsi="Courier New" w:cs="Courier New"/>
+        <w:rFonts w:ascii="Courier New" w:hAnsi="Courier New" w:cs="Courier New" w:hint="default"/>
       </w:rPr>
     </w:lvl>
-    <w:lvl w:ilvl="8" w:tentative="0">
+    <w:lvl w:ilvl="8">
       <w:start w:val="1"/>
       <w:numFmt w:val="bullet"/>
       <w:lvlText w:val=""/>
@@ -2559,167 +2550,434 @@
         <w:ind w:left="6480" w:hanging="360"/>
       </w:pPr>
       <w:rPr>
-        <w:rFonts w:hint="default" w:ascii="Wingdings" w:hAnsi="Wingdings"/>
+        <w:rFonts w:ascii="Wingdings" w:hAnsi="Wingdings" w:hint="default"/>
       </w:rPr>
     </w:lvl>
   </w:abstractNum>
-  <w:num w:numId="1">
+  <w:num w:numId="1" w16cid:durableId="877621698">
     <w:abstractNumId w:val="1"/>
   </w:num>
-  <w:num w:numId="2">
+  <w:num w:numId="2" w16cid:durableId="299455731">
     <w:abstractNumId w:val="0"/>
   </w:num>
 </w:numbering>
 </file>
 
 <file path=word/styles.xml><?xml version="1.0" encoding="utf-8"?>
-<w:styles xmlns:mc="http://schemas.openxmlformats.org/markup-compatibility/2006" xmlns:o="urn:schemas-microsoft-com:office:office" xmlns:r="http://schemas.openxmlformats.org/officeDocument/2006/relationships" xmlns:m="http://schemas.openxmlformats.org/officeDocument/2006/math" xmlns:v="urn:schemas-microsoft-com:vml" xmlns:w="http://schemas.openxmlformats.org/wordprocessingml/2006/main" xmlns:w14="http://schemas.microsoft.com/office/word/2010/wordml" xmlns:w10="urn:schemas-microsoft-com:office:word" xmlns:sl="http://schemas.openxmlformats.org/schemaLibrary/2006/main" xmlns:wpsCustomData="http://www.wps.cn/officeDocument/2013/wpsCustomData" mc:Ignorable="w14">
+<w:styles xmlns:mc="http://schemas.openxmlformats.org/markup-compatibility/2006" xmlns:r="http://schemas.openxmlformats.org/officeDocument/2006/relationships" xmlns:w="http://schemas.openxmlformats.org/wordprocessingml/2006/main" xmlns:w14="http://schemas.microsoft.com/office/word/2010/wordml" xmlns:w15="http://schemas.microsoft.com/office/word/2012/wordml" xmlns:w16cex="http://schemas.microsoft.com/office/word/2018/wordml/cex" xmlns:w16cid="http://schemas.microsoft.com/office/word/2016/wordml/cid" xmlns:w16="http://schemas.microsoft.com/office/word/2018/wordml" xmlns:w16du="http://schemas.microsoft.com/office/word/2023/wordml/word16du" xmlns:w16sdtdh="http://schemas.microsoft.com/office/word/2020/wordml/sdtdatahash" xmlns:w16sdtfl="http://schemas.microsoft.com/office/word/2024/wordml/sdtformatlock" xmlns:w16se="http://schemas.microsoft.com/office/word/2015/wordml/symex" mc:Ignorable="w14 w15 w16se w16cid w16 w16cex w16sdtdh w16sdtfl w16du">
   <w:docDefaults>
     <w:rPrDefault>
       <w:rPr>
-        <w:rFonts w:ascii="Times New Roman" w:hAnsi="Times New Roman" w:eastAsia="SimSun" w:cs="Times New Roman"/>
+        <w:rFonts w:ascii="Times New Roman" w:eastAsia="SimSun" w:hAnsi="Times New Roman" w:cs="Times New Roman"/>
+        <w:lang w:val="fr-TN" w:eastAsia="fr-TN" w:bidi="ar-SA"/>
       </w:rPr>
     </w:rPrDefault>
     <w:pPrDefault/>
   </w:docDefaults>
-  <w:latentStyles w:count="260" w:defQFormat="0" w:defUnhideWhenUsed="1" w:defSemiHidden="1" w:defUIPriority="99" w:defLockedState="0">
-    <w:lsdException w:qFormat="1" w:unhideWhenUsed="0" w:uiPriority="0" w:semiHidden="0" w:name="Normal"/>
-    <w:lsdException w:qFormat="1" w:unhideWhenUsed="0" w:uiPriority="9" w:semiHidden="0" w:name="heading 1"/>
-    <w:lsdException w:qFormat="1" w:uiPriority="9" w:name="heading 2"/>
-    <w:lsdException w:qFormat="1" w:uiPriority="9" w:name="heading 3"/>
-    <w:lsdException w:qFormat="1" w:uiPriority="9" w:name="heading 4"/>
-    <w:lsdException w:qFormat="1" w:uiPriority="9" w:name="heading 5"/>
-    <w:lsdException w:qFormat="1" w:uiPriority="9" w:name="heading 6"/>
-    <w:lsdException w:qFormat="1" w:uiPriority="9" w:name="heading 7"/>
-    <w:lsdException w:qFormat="1" w:uiPriority="9" w:name="heading 8"/>
-    <w:lsdException w:qFormat="1" w:uiPriority="9" w:name="heading 9"/>
-    <w:lsdException w:uiPriority="99" w:name="index 1"/>
-    <w:lsdException w:uiPriority="99" w:name="index 2"/>
-    <w:lsdException w:uiPriority="99" w:name="index 3"/>
-    <w:lsdException w:uiPriority="99" w:name="index 4"/>
-    <w:lsdException w:uiPriority="99" w:name="index 5"/>
-    <w:lsdException w:uiPriority="99" w:name="index 6"/>
-    <w:lsdException w:uiPriority="99" w:name="index 7"/>
-    <w:lsdException w:uiPriority="99" w:name="index 8"/>
-    <w:lsdException w:uiPriority="99" w:name="index 9"/>
-    <w:lsdException w:uiPriority="39" w:name="toc 1"/>
-    <w:lsdException w:uiPriority="39" w:name="toc 2"/>
-    <w:lsdException w:uiPriority="39" w:name="toc 3"/>
-    <w:lsdException w:uiPriority="39" w:name="toc 4"/>
-    <w:lsdException w:uiPriority="39" w:name="toc 5"/>
-    <w:lsdException w:uiPriority="39" w:name="toc 6"/>
-    <w:lsdException w:uiPriority="39" w:name="toc 7"/>
-    <w:lsdException w:uiPriority="39" w:name="toc 8"/>
-    <w:lsdException w:uiPriority="39" w:name="toc 9"/>
-    <w:lsdException w:uiPriority="99" w:name="Normal Indent"/>
-    <w:lsdException w:uiPriority="99" w:name="footnote text"/>
-    <w:lsdException w:uiPriority="99" w:name="annotation text"/>
-    <w:lsdException w:uiPriority="99" w:semiHidden="0" w:name="header"/>
-    <w:lsdException w:uiPriority="99" w:semiHidden="0" w:name="footer"/>
-    <w:lsdException w:uiPriority="99" w:name="index heading"/>
-    <w:lsdException w:qFormat="1" w:uiPriority="35" w:name="caption"/>
-    <w:lsdException w:uiPriority="99" w:name="table of figures"/>
-    <w:lsdException w:uiPriority="99" w:name="envelope address"/>
-    <w:lsdException w:uiPriority="99" w:name="envelope return"/>
-    <w:lsdException w:uiPriority="99" w:name="footnote reference"/>
-    <w:lsdException w:uiPriority="99" w:name="annotation reference"/>
-    <w:lsdException w:uiPriority="99" w:name="line number"/>
-    <w:lsdException w:uiPriority="99" w:name="page number"/>
-    <w:lsdException w:uiPriority="99" w:name="endnote reference"/>
-    <w:lsdException w:uiPriority="99" w:name="endnote text"/>
-    <w:lsdException w:uiPriority="99" w:name="table of authorities"/>
-    <w:lsdException w:uiPriority="99" w:name="macro"/>
-    <w:lsdException w:uiPriority="99" w:name="toa heading"/>
-    <w:lsdException w:uiPriority="99" w:name="List"/>
-    <w:lsdException w:uiPriority="99" w:name="List Bullet"/>
-    <w:lsdException w:uiPriority="99" w:name="List Number"/>
-    <w:lsdException w:uiPriority="99" w:name="List 2"/>
-    <w:lsdException w:uiPriority="99" w:name="List 3"/>
-    <w:lsdException w:uiPriority="99" w:name="List 4"/>
-    <w:lsdException w:uiPriority="99" w:name="List 5"/>
-    <w:lsdException w:uiPriority="99" w:name="List Bullet 2"/>
-    <w:lsdException w:uiPriority="99" w:name="List Bullet 3"/>
-    <w:lsdException w:uiPriority="99" w:name="List Bullet 4"/>
-    <w:lsdException w:uiPriority="99" w:name="List Bullet 5"/>
-    <w:lsdException w:uiPriority="99" w:name="List Number 2"/>
-    <w:lsdException w:uiPriority="99" w:name="List Number 3"/>
-    <w:lsdException w:uiPriority="99" w:name="List Number 4"/>
-    <w:lsdException w:uiPriority="99" w:name="List Number 5"/>
-    <w:lsdException w:qFormat="1" w:unhideWhenUsed="0" w:uiPriority="10" w:semiHidden="0" w:name="Title"/>
-    <w:lsdException w:uiPriority="99" w:name="Closing"/>
-    <w:lsdException w:uiPriority="99" w:name="Signature"/>
-    <w:lsdException w:qFormat="1" w:uiPriority="1" w:name="Default Paragraph Font"/>
-    <w:lsdException w:uiPriority="99" w:name="Body Text"/>
-    <w:lsdException w:uiPriority="99" w:name="Body Text Indent"/>
-    <w:lsdException w:uiPriority="99" w:name="List Continue"/>
-    <w:lsdException w:uiPriority="99" w:name="List Continue 2"/>
-    <w:lsdException w:uiPriority="99" w:name="List Continue 3"/>
-    <w:lsdException w:uiPriority="99" w:name="List Continue 4"/>
-    <w:lsdException w:uiPriority="99" w:name="List Continue 5"/>
-    <w:lsdException w:uiPriority="99" w:name="Message Header"/>
-    <w:lsdException w:qFormat="1" w:unhideWhenUsed="0" w:uiPriority="11" w:semiHidden="0" w:name="Subtitle"/>
-    <w:lsdException w:uiPriority="99" w:name="Salutation"/>
-    <w:lsdException w:uiPriority="99" w:name="Date"/>
-    <w:lsdException w:uiPriority="99" w:name="Body Text First Indent"/>
-    <w:lsdException w:uiPriority="99" w:name="Body Text First Indent 2"/>
-    <w:lsdException w:uiPriority="99" w:name="Note Heading"/>
-    <w:lsdException w:uiPriority="99" w:name="Body Text 2"/>
-    <w:lsdException w:uiPriority="99" w:name="Body Text 3"/>
-    <w:lsdException w:uiPriority="99" w:name="Body Text Indent 2"/>
-    <w:lsdException w:uiPriority="99" w:name="Body Text Indent 3"/>
-    <w:lsdException w:uiPriority="99" w:name="Block Text"/>
-    <w:lsdException w:qFormat="1" w:uiPriority="99" w:semiHidden="0" w:name="Hyperlink"/>
-    <w:lsdException w:uiPriority="99" w:name="FollowedHyperlink"/>
-    <w:lsdException w:qFormat="1" w:unhideWhenUsed="0" w:uiPriority="22" w:semiHidden="0" w:name="Strong"/>
-    <w:lsdException w:qFormat="1" w:unhideWhenUsed="0" w:uiPriority="20" w:semiHidden="0" w:name="Emphasis"/>
-    <w:lsdException w:uiPriority="99" w:name="Document Map"/>
-    <w:lsdException w:uiPriority="99" w:name="Plain Text"/>
-    <w:lsdException w:uiPriority="99" w:name="E-mail Signature"/>
-    <w:lsdException w:uiPriority="99" w:name="Normal (Web)"/>
-    <w:lsdException w:uiPriority="99" w:name="HTML Acronym"/>
-    <w:lsdException w:uiPriority="99" w:name="HTML Address"/>
-    <w:lsdException w:uiPriority="99" w:name="HTML Cite"/>
-    <w:lsdException w:uiPriority="99" w:name="HTML Code"/>
-    <w:lsdException w:uiPriority="99" w:name="HTML Definition"/>
-    <w:lsdException w:uiPriority="99" w:name="HTML Keyboard"/>
-    <w:lsdException w:uiPriority="99" w:name="HTML Preformatted"/>
-    <w:lsdException w:uiPriority="99" w:name="HTML Sample"/>
-    <w:lsdException w:uiPriority="99" w:name="HTML Typewriter"/>
-    <w:lsdException w:uiPriority="99" w:name="HTML Variable"/>
-    <w:lsdException w:qFormat="1" w:uiPriority="99" w:name="Normal Table"/>
-    <w:lsdException w:uiPriority="99" w:name="annotation subject"/>
-    <w:lsdException w:uiPriority="99" w:name="Balloon Text"/>
-    <w:lsdException w:qFormat="1" w:unhideWhenUsed="0" w:uiPriority="39" w:semiHidden="0" w:name="Table Grid"/>
-    <w:lsdException w:qFormat="1" w:unhideWhenUsed="0" w:uiPriority="34" w:semiHidden="0" w:name="List Paragraph"/>
+  <w:latentStyles w:defLockedState="0" w:defUIPriority="99" w:defSemiHidden="0" w:defUnhideWhenUsed="0" w:defQFormat="0" w:count="376">
+    <w:lsdException w:name="Normal" w:uiPriority="0" w:qFormat="1"/>
+    <w:lsdException w:name="heading 1" w:uiPriority="9" w:qFormat="1"/>
+    <w:lsdException w:name="heading 2" w:semiHidden="1" w:uiPriority="9" w:unhideWhenUsed="1" w:qFormat="1"/>
+    <w:lsdException w:name="heading 3" w:semiHidden="1" w:uiPriority="9" w:unhideWhenUsed="1" w:qFormat="1"/>
+    <w:lsdException w:name="heading 4" w:semiHidden="1" w:uiPriority="9" w:unhideWhenUsed="1" w:qFormat="1"/>
+    <w:lsdException w:name="heading 5" w:semiHidden="1" w:uiPriority="9" w:unhideWhenUsed="1" w:qFormat="1"/>
+    <w:lsdException w:name="heading 6" w:semiHidden="1" w:uiPriority="9" w:unhideWhenUsed="1" w:qFormat="1"/>
+    <w:lsdException w:name="heading 7" w:semiHidden="1" w:uiPriority="9" w:unhideWhenUsed="1" w:qFormat="1"/>
+    <w:lsdException w:name="heading 8" w:semiHidden="1" w:uiPriority="9" w:unhideWhenUsed="1" w:qFormat="1"/>
+    <w:lsdException w:name="heading 9" w:semiHidden="1" w:uiPriority="9" w:unhideWhenUsed="1" w:qFormat="1"/>
+    <w:lsdException w:name="index 1" w:semiHidden="1" w:unhideWhenUsed="1"/>
+    <w:lsdException w:name="index 2" w:semiHidden="1" w:unhideWhenUsed="1"/>
+    <w:lsdException w:name="index 3" w:semiHidden="1" w:unhideWhenUsed="1"/>
+    <w:lsdException w:name="index 4" w:semiHidden="1" w:unhideWhenUsed="1"/>
+    <w:lsdException w:name="index 5" w:semiHidden="1" w:unhideWhenUsed="1"/>
+    <w:lsdException w:name="index 6" w:semiHidden="1" w:unhideWhenUsed="1"/>
+    <w:lsdException w:name="index 7" w:semiHidden="1" w:unhideWhenUsed="1"/>
+    <w:lsdException w:name="index 8" w:semiHidden="1" w:unhideWhenUsed="1"/>
+    <w:lsdException w:name="index 9" w:semiHidden="1" w:unhideWhenUsed="1"/>
+    <w:lsdException w:name="toc 1" w:semiHidden="1" w:uiPriority="39" w:unhideWhenUsed="1"/>
+    <w:lsdException w:name="toc 2" w:semiHidden="1" w:uiPriority="39" w:unhideWhenUsed="1"/>
+    <w:lsdException w:name="toc 3" w:semiHidden="1" w:uiPriority="39" w:unhideWhenUsed="1"/>
+    <w:lsdException w:name="toc 4" w:semiHidden="1" w:uiPriority="39" w:unhideWhenUsed="1"/>
+    <w:lsdException w:name="toc 5" w:semiHidden="1" w:uiPriority="39" w:unhideWhenUsed="1"/>
+    <w:lsdException w:name="toc 6" w:semiHidden="1" w:uiPriority="39" w:unhideWhenUsed="1"/>
+    <w:lsdException w:name="toc 7" w:semiHidden="1" w:uiPriority="39" w:unhideWhenUsed="1"/>
+    <w:lsdException w:name="toc 8" w:semiHidden="1" w:uiPriority="39" w:unhideWhenUsed="1"/>
+    <w:lsdException w:name="toc 9" w:semiHidden="1" w:uiPriority="39" w:unhideWhenUsed="1"/>
+    <w:lsdException w:name="Normal Indent" w:semiHidden="1" w:unhideWhenUsed="1"/>
+    <w:lsdException w:name="footnote text" w:semiHidden="1" w:unhideWhenUsed="1"/>
+    <w:lsdException w:name="annotation text" w:semiHidden="1" w:unhideWhenUsed="1"/>
+    <w:lsdException w:name="header" w:unhideWhenUsed="1"/>
+    <w:lsdException w:name="footer" w:unhideWhenUsed="1"/>
+    <w:lsdException w:name="index heading" w:semiHidden="1" w:unhideWhenUsed="1"/>
+    <w:lsdException w:name="caption" w:semiHidden="1" w:uiPriority="35" w:unhideWhenUsed="1" w:qFormat="1"/>
+    <w:lsdException w:name="table of figures" w:semiHidden="1" w:unhideWhenUsed="1"/>
+    <w:lsdException w:name="envelope address" w:semiHidden="1" w:unhideWhenUsed="1"/>
+    <w:lsdException w:name="envelope return" w:semiHidden="1" w:unhideWhenUsed="1"/>
+    <w:lsdException w:name="footnote reference" w:semiHidden="1" w:unhideWhenUsed="1"/>
+    <w:lsdException w:name="annotation reference" w:semiHidden="1" w:unhideWhenUsed="1"/>
+    <w:lsdException w:name="line number" w:semiHidden="1" w:unhideWhenUsed="1"/>
+    <w:lsdException w:name="page number" w:semiHidden="1" w:unhideWhenUsed="1"/>
+    <w:lsdException w:name="endnote reference" w:semiHidden="1" w:unhideWhenUsed="1"/>
+    <w:lsdException w:name="endnote text" w:semiHidden="1" w:unhideWhenUsed="1"/>
+    <w:lsdException w:name="table of authorities" w:semiHidden="1" w:unhideWhenUsed="1"/>
+    <w:lsdException w:name="macro" w:semiHidden="1" w:unhideWhenUsed="1"/>
+    <w:lsdException w:name="toa heading" w:semiHidden="1" w:unhideWhenUsed="1"/>
+    <w:lsdException w:name="List" w:semiHidden="1" w:unhideWhenUsed="1"/>
+    <w:lsdException w:name="List Bullet" w:semiHidden="1" w:unhideWhenUsed="1"/>
+    <w:lsdException w:name="List Number" w:semiHidden="1" w:unhideWhenUsed="1"/>
+    <w:lsdException w:name="List 2" w:semiHidden="1" w:unhideWhenUsed="1"/>
+    <w:lsdException w:name="List 3" w:semiHidden="1" w:unhideWhenUsed="1"/>
+    <w:lsdException w:name="List 4" w:semiHidden="1" w:unhideWhenUsed="1"/>
+    <w:lsdException w:name="List 5" w:semiHidden="1" w:unhideWhenUsed="1"/>
+    <w:lsdException w:name="List Bullet 2" w:semiHidden="1" w:unhideWhenUsed="1"/>
+    <w:lsdException w:name="List Bullet 3" w:semiHidden="1" w:unhideWhenUsed="1"/>
+    <w:lsdException w:name="List Bullet 4" w:semiHidden="1" w:unhideWhenUsed="1"/>
+    <w:lsdException w:name="List Bullet 5" w:semiHidden="1" w:unhideWhenUsed="1"/>
+    <w:lsdException w:name="List Number 2" w:semiHidden="1" w:unhideWhenUsed="1"/>
+    <w:lsdException w:name="List Number 3" w:semiHidden="1" w:unhideWhenUsed="1"/>
+    <w:lsdException w:name="List Number 4" w:semiHidden="1" w:unhideWhenUsed="1"/>
+    <w:lsdException w:name="List Number 5" w:semiHidden="1" w:unhideWhenUsed="1"/>
+    <w:lsdException w:name="Title" w:uiPriority="10" w:qFormat="1"/>
+    <w:lsdException w:name="Closing" w:semiHidden="1" w:unhideWhenUsed="1"/>
+    <w:lsdException w:name="Signature" w:semiHidden="1" w:unhideWhenUsed="1"/>
+    <w:lsdException w:name="Default Paragraph Font" w:semiHidden="1" w:uiPriority="1" w:unhideWhenUsed="1" w:qFormat="1"/>
+    <w:lsdException w:name="Body Text" w:semiHidden="1" w:unhideWhenUsed="1"/>
+    <w:lsdException w:name="Body Text Indent" w:semiHidden="1" w:unhideWhenUsed="1"/>
+    <w:lsdException w:name="List Continue" w:semiHidden="1" w:unhideWhenUsed="1"/>
+    <w:lsdException w:name="List Continue 2" w:semiHidden="1" w:unhideWhenUsed="1"/>
+    <w:lsdException w:name="List Continue 3" w:semiHidden="1" w:unhideWhenUsed="1"/>
+    <w:lsdException w:name="List Continue 4" w:semiHidden="1" w:unhideWhenUsed="1"/>
+    <w:lsdException w:name="List Continue 5" w:semiHidden="1" w:unhideWhenUsed="1"/>
+    <w:lsdException w:name="Message Header" w:semiHidden="1" w:unhideWhenUsed="1"/>
+    <w:lsdException w:name="Subtitle" w:uiPriority="11" w:qFormat="1"/>
+    <w:lsdException w:name="Salutation" w:semiHidden="1" w:unhideWhenUsed="1"/>
+    <w:lsdException w:name="Date" w:semiHidden="1" w:unhideWhenUsed="1"/>
+    <w:lsdException w:name="Body Text First Indent" w:semiHidden="1" w:unhideWhenUsed="1"/>
+    <w:lsdException w:name="Body Text First Indent 2" w:semiHidden="1" w:unhideWhenUsed="1"/>
+    <w:lsdException w:name="Note Heading" w:semiHidden="1" w:unhideWhenUsed="1"/>
+    <w:lsdException w:name="Body Text 2" w:semiHidden="1" w:unhideWhenUsed="1"/>
+    <w:lsdException w:name="Body Text 3" w:semiHidden="1" w:unhideWhenUsed="1"/>
+    <w:lsdException w:name="Body Text Indent 2" w:semiHidden="1" w:unhideWhenUsed="1"/>
+    <w:lsdException w:name="Body Text Indent 3" w:semiHidden="1" w:unhideWhenUsed="1"/>
+    <w:lsdException w:name="Block Text" w:semiHidden="1" w:unhideWhenUsed="1"/>
+    <w:lsdException w:name="Hyperlink" w:unhideWhenUsed="1" w:qFormat="1"/>
+    <w:lsdException w:name="FollowedHyperlink" w:semiHidden="1" w:unhideWhenUsed="1"/>
+    <w:lsdException w:name="Strong" w:uiPriority="22" w:qFormat="1"/>
+    <w:lsdException w:name="Emphasis" w:uiPriority="20" w:qFormat="1"/>
+    <w:lsdException w:name="Document Map" w:semiHidden="1" w:unhideWhenUsed="1"/>
+    <w:lsdException w:name="Plain Text" w:semiHidden="1" w:unhideWhenUsed="1"/>
+    <w:lsdException w:name="E-mail Signature" w:semiHidden="1" w:unhideWhenUsed="1"/>
+    <w:lsdException w:name="HTML Top of Form" w:semiHidden="1" w:unhideWhenUsed="1"/>
+    <w:lsdException w:name="HTML Bottom of Form" w:semiHidden="1" w:unhideWhenUsed="1"/>
+    <w:lsdException w:name="Normal (Web)" w:semiHidden="1" w:unhideWhenUsed="1"/>
+    <w:lsdException w:name="HTML Acronym" w:semiHidden="1" w:unhideWhenUsed="1"/>
+    <w:lsdException w:name="HTML Address" w:semiHidden="1" w:unhideWhenUsed="1"/>
+    <w:lsdException w:name="HTML Cite" w:semiHidden="1" w:unhideWhenUsed="1"/>
+    <w:lsdException w:name="HTML Code" w:semiHidden="1" w:unhideWhenUsed="1"/>
+    <w:lsdException w:name="HTML Definition" w:semiHidden="1" w:unhideWhenUsed="1"/>
+    <w:lsdException w:name="HTML Keyboard" w:semiHidden="1" w:unhideWhenUsed="1"/>
+    <w:lsdException w:name="HTML Preformatted" w:semiHidden="1" w:unhideWhenUsed="1"/>
+    <w:lsdException w:name="HTML Sample" w:semiHidden="1" w:unhideWhenUsed="1"/>
+    <w:lsdException w:name="HTML Typewriter" w:semiHidden="1" w:unhideWhenUsed="1"/>
+    <w:lsdException w:name="HTML Variable" w:semiHidden="1" w:unhideWhenUsed="1"/>
+    <w:lsdException w:name="Normal Table" w:semiHidden="1" w:unhideWhenUsed="1" w:qFormat="1"/>
+    <w:lsdException w:name="annotation subject" w:semiHidden="1" w:unhideWhenUsed="1"/>
+    <w:lsdException w:name="No List" w:semiHidden="1" w:unhideWhenUsed="1"/>
+    <w:lsdException w:name="Outline List 1" w:semiHidden="1" w:unhideWhenUsed="1"/>
+    <w:lsdException w:name="Outline List 2" w:semiHidden="1" w:unhideWhenUsed="1"/>
+    <w:lsdException w:name="Outline List 3" w:semiHidden="1" w:unhideWhenUsed="1"/>
+    <w:lsdException w:name="Table Simple 1" w:semiHidden="1" w:unhideWhenUsed="1"/>
+    <w:lsdException w:name="Table Simple 2" w:semiHidden="1" w:unhideWhenUsed="1"/>
+    <w:lsdException w:name="Table Simple 3" w:semiHidden="1" w:unhideWhenUsed="1"/>
+    <w:lsdException w:name="Table Classic 1" w:semiHidden="1" w:unhideWhenUsed="1"/>
+    <w:lsdException w:name="Table Classic 2" w:semiHidden="1" w:unhideWhenUsed="1"/>
+    <w:lsdException w:name="Table Classic 3" w:semiHidden="1" w:unhideWhenUsed="1"/>
+    <w:lsdException w:name="Table Classic 4" w:semiHidden="1" w:unhideWhenUsed="1"/>
+    <w:lsdException w:name="Table Colorful 1" w:semiHidden="1" w:unhideWhenUsed="1"/>
+    <w:lsdException w:name="Table Colorful 2" w:semiHidden="1" w:unhideWhenUsed="1"/>
+    <w:lsdException w:name="Table Colorful 3" w:semiHidden="1" w:unhideWhenUsed="1"/>
+    <w:lsdException w:name="Table Columns 1" w:semiHidden="1" w:unhideWhenUsed="1"/>
+    <w:lsdException w:name="Table Columns 2" w:semiHidden="1" w:unhideWhenUsed="1"/>
+    <w:lsdException w:name="Table Columns 3" w:semiHidden="1" w:unhideWhenUsed="1"/>
+    <w:lsdException w:name="Table Columns 4" w:semiHidden="1" w:unhideWhenUsed="1"/>
+    <w:lsdException w:name="Table Columns 5" w:semiHidden="1" w:unhideWhenUsed="1"/>
+    <w:lsdException w:name="Table Grid 1" w:semiHidden="1" w:unhideWhenUsed="1"/>
+    <w:lsdException w:name="Table Grid 2" w:semiHidden="1" w:unhideWhenUsed="1"/>
+    <w:lsdException w:name="Table Grid 3" w:semiHidden="1" w:unhideWhenUsed="1"/>
+    <w:lsdException w:name="Table Grid 4" w:semiHidden="1" w:unhideWhenUsed="1"/>
+    <w:lsdException w:name="Table Grid 5" w:semiHidden="1" w:unhideWhenUsed="1"/>
+    <w:lsdException w:name="Table Grid 6" w:semiHidden="1" w:unhideWhenUsed="1"/>
+    <w:lsdException w:name="Table Grid 7" w:semiHidden="1" w:unhideWhenUsed="1"/>
+    <w:lsdException w:name="Table Grid 8" w:semiHidden="1" w:unhideWhenUsed="1"/>
+    <w:lsdException w:name="Table List 1" w:semiHidden="1" w:unhideWhenUsed="1"/>
+    <w:lsdException w:name="Table List 2" w:semiHidden="1" w:unhideWhenUsed="1"/>
+    <w:lsdException w:name="Table List 3" w:semiHidden="1" w:unhideWhenUsed="1"/>
+    <w:lsdException w:name="Table List 4" w:semiHidden="1" w:unhideWhenUsed="1"/>
+    <w:lsdException w:name="Table List 5" w:semiHidden="1" w:unhideWhenUsed="1"/>
+    <w:lsdException w:name="Table List 6" w:semiHidden="1" w:unhideWhenUsed="1"/>
+    <w:lsdException w:name="Table List 7" w:semiHidden="1" w:unhideWhenUsed="1"/>
+    <w:lsdException w:name="Table List 8" w:semiHidden="1" w:unhideWhenUsed="1"/>
+    <w:lsdException w:name="Table 3D effects 1" w:semiHidden="1" w:unhideWhenUsed="1"/>
+    <w:lsdException w:name="Table 3D effects 2" w:semiHidden="1" w:unhideWhenUsed="1"/>
+    <w:lsdException w:name="Table 3D effects 3" w:semiHidden="1" w:unhideWhenUsed="1"/>
+    <w:lsdException w:name="Table Contemporary" w:semiHidden="1" w:unhideWhenUsed="1"/>
+    <w:lsdException w:name="Table Elegant" w:semiHidden="1" w:unhideWhenUsed="1"/>
+    <w:lsdException w:name="Table Professional" w:semiHidden="1" w:unhideWhenUsed="1"/>
+    <w:lsdException w:name="Table Subtle 1" w:semiHidden="1" w:unhideWhenUsed="1"/>
+    <w:lsdException w:name="Table Subtle 2" w:semiHidden="1" w:unhideWhenUsed="1"/>
+    <w:lsdException w:name="Table Web 1" w:semiHidden="1" w:unhideWhenUsed="1"/>
+    <w:lsdException w:name="Table Web 2" w:semiHidden="1" w:unhideWhenUsed="1"/>
+    <w:lsdException w:name="Table Web 3" w:semiHidden="1" w:unhideWhenUsed="1"/>
+    <w:lsdException w:name="Balloon Text" w:semiHidden="1" w:unhideWhenUsed="1"/>
+    <w:lsdException w:name="Table Grid" w:uiPriority="39" w:qFormat="1"/>
+    <w:lsdException w:name="Table Theme" w:semiHidden="1" w:unhideWhenUsed="1"/>
+    <w:lsdException w:name="Placeholder Text" w:semiHidden="1" w:unhideWhenUsed="1"/>
+    <w:lsdException w:name="No Spacing" w:semiHidden="1" w:unhideWhenUsed="1"/>
+    <w:lsdException w:name="Light Shading"/>
+    <w:lsdException w:name="Light List"/>
+    <w:lsdException w:name="Light Grid"/>
+    <w:lsdException w:name="Medium Shading 1"/>
+    <w:lsdException w:name="Medium Shading 2"/>
+    <w:lsdException w:name="Medium List 1"/>
+    <w:lsdException w:name="Medium List 2"/>
+    <w:lsdException w:name="Medium Grid 1"/>
+    <w:lsdException w:name="Medium Grid 2"/>
+    <w:lsdException w:name="Medium Grid 3"/>
+    <w:lsdException w:name="Dark List"/>
+    <w:lsdException w:name="Colorful Shading"/>
+    <w:lsdException w:name="Colorful List"/>
+    <w:lsdException w:name="Colorful Grid"/>
+    <w:lsdException w:name="Light Shading Accent 1"/>
+    <w:lsdException w:name="Light List Accent 1"/>
+    <w:lsdException w:name="Light Grid Accent 1"/>
+    <w:lsdException w:name="Medium Shading 1 Accent 1"/>
+    <w:lsdException w:name="Medium Shading 2 Accent 1"/>
+    <w:lsdException w:name="Medium List 1 Accent 1"/>
+    <w:lsdException w:name="Revision" w:semiHidden="1" w:unhideWhenUsed="1"/>
+    <w:lsdException w:name="List Paragraph" w:uiPriority="34" w:qFormat="1"/>
+    <w:lsdException w:name="Quote" w:semiHidden="1" w:unhideWhenUsed="1"/>
+    <w:lsdException w:name="Intense Quote" w:semiHidden="1" w:unhideWhenUsed="1"/>
+    <w:lsdException w:name="Medium List 2 Accent 1"/>
+    <w:lsdException w:name="Medium Grid 1 Accent 1"/>
+    <w:lsdException w:name="Medium Grid 2 Accent 1"/>
+    <w:lsdException w:name="Medium Grid 3 Accent 1"/>
+    <w:lsdException w:name="Dark List Accent 1"/>
+    <w:lsdException w:name="Colorful Shading Accent 1"/>
+    <w:lsdException w:name="Colorful List Accent 1"/>
+    <w:lsdException w:name="Colorful Grid Accent 1"/>
+    <w:lsdException w:name="Light Shading Accent 2"/>
+    <w:lsdException w:name="Light List Accent 2"/>
+    <w:lsdException w:name="Light Grid Accent 2"/>
+    <w:lsdException w:name="Medium Shading 1 Accent 2"/>
+    <w:lsdException w:name="Medium Shading 2 Accent 2"/>
+    <w:lsdException w:name="Medium List 1 Accent 2"/>
+    <w:lsdException w:name="Medium List 2 Accent 2"/>
+    <w:lsdException w:name="Medium Grid 1 Accent 2"/>
+    <w:lsdException w:name="Medium Grid 2 Accent 2"/>
+    <w:lsdException w:name="Medium Grid 3 Accent 2"/>
+    <w:lsdException w:name="Dark List Accent 2"/>
+    <w:lsdException w:name="Colorful Shading Accent 2"/>
+    <w:lsdException w:name="Colorful List Accent 2"/>
+    <w:lsdException w:name="Colorful Grid Accent 2"/>
+    <w:lsdException w:name="Light Shading Accent 3"/>
+    <w:lsdException w:name="Light List Accent 3"/>
+    <w:lsdException w:name="Light Grid Accent 3"/>
+    <w:lsdException w:name="Medium Shading 1 Accent 3"/>
+    <w:lsdException w:name="Medium Shading 2 Accent 3"/>
+    <w:lsdException w:name="Medium List 1 Accent 3"/>
+    <w:lsdException w:name="Medium List 2 Accent 3"/>
+    <w:lsdException w:name="Medium Grid 1 Accent 3"/>
+    <w:lsdException w:name="Medium Grid 2 Accent 3"/>
+    <w:lsdException w:name="Medium Grid 3 Accent 3"/>
+    <w:lsdException w:name="Dark List Accent 3"/>
+    <w:lsdException w:name="Colorful Shading Accent 3"/>
+    <w:lsdException w:name="Colorful List Accent 3"/>
+    <w:lsdException w:name="Colorful Grid Accent 3"/>
+    <w:lsdException w:name="Light Shading Accent 4"/>
+    <w:lsdException w:name="Light List Accent 4"/>
+    <w:lsdException w:name="Light Grid Accent 4"/>
+    <w:lsdException w:name="Medium Shading 1 Accent 4"/>
+    <w:lsdException w:name="Medium Shading 2 Accent 4"/>
+    <w:lsdException w:name="Medium List 1 Accent 4"/>
+    <w:lsdException w:name="Medium List 2 Accent 4"/>
+    <w:lsdException w:name="Medium Grid 1 Accent 4"/>
+    <w:lsdException w:name="Medium Grid 2 Accent 4"/>
+    <w:lsdException w:name="Medium Grid 3 Accent 4"/>
+    <w:lsdException w:name="Dark List Accent 4"/>
+    <w:lsdException w:name="Colorful Shading Accent 4"/>
+    <w:lsdException w:name="Colorful List Accent 4"/>
+    <w:lsdException w:name="Colorful Grid Accent 4"/>
+    <w:lsdException w:name="Light Shading Accent 5"/>
+    <w:lsdException w:name="Light List Accent 5"/>
+    <w:lsdException w:name="Light Grid Accent 5"/>
+    <w:lsdException w:name="Medium Shading 1 Accent 5"/>
+    <w:lsdException w:name="Medium Shading 2 Accent 5"/>
+    <w:lsdException w:name="Medium List 1 Accent 5"/>
+    <w:lsdException w:name="Medium List 2 Accent 5"/>
+    <w:lsdException w:name="Medium Grid 1 Accent 5"/>
+    <w:lsdException w:name="Medium Grid 2 Accent 5"/>
+    <w:lsdException w:name="Medium Grid 3 Accent 5"/>
+    <w:lsdException w:name="Dark List Accent 5"/>
+    <w:lsdException w:name="Colorful Shading Accent 5"/>
+    <w:lsdException w:name="Colorful List Accent 5"/>
+    <w:lsdException w:name="Colorful Grid Accent 5"/>
+    <w:lsdException w:name="Light Shading Accent 6"/>
+    <w:lsdException w:name="Light List Accent 6"/>
+    <w:lsdException w:name="Light Grid Accent 6"/>
+    <w:lsdException w:name="Medium Shading 1 Accent 6"/>
+    <w:lsdException w:name="Medium Shading 2 Accent 6"/>
+    <w:lsdException w:name="Medium List 1 Accent 6"/>
+    <w:lsdException w:name="Medium List 2 Accent 6"/>
+    <w:lsdException w:name="Medium Grid 1 Accent 6"/>
+    <w:lsdException w:name="Medium Grid 2 Accent 6"/>
+    <w:lsdException w:name="Medium Grid 3 Accent 6"/>
+    <w:lsdException w:name="Dark List Accent 6"/>
+    <w:lsdException w:name="Colorful Shading Accent 6"/>
+    <w:lsdException w:name="Colorful List Accent 6"/>
+    <w:lsdException w:name="Colorful Grid Accent 6"/>
+    <w:lsdException w:name="Subtle Emphasis" w:uiPriority="19" w:qFormat="1"/>
+    <w:lsdException w:name="Intense Emphasis" w:uiPriority="21" w:qFormat="1"/>
+    <w:lsdException w:name="Subtle Reference" w:uiPriority="31" w:qFormat="1"/>
+    <w:lsdException w:name="Intense Reference" w:uiPriority="32" w:qFormat="1"/>
+    <w:lsdException w:name="Book Title" w:uiPriority="33" w:qFormat="1"/>
+    <w:lsdException w:name="Bibliography" w:semiHidden="1" w:uiPriority="37" w:unhideWhenUsed="1"/>
+    <w:lsdException w:name="TOC Heading" w:semiHidden="1" w:uiPriority="39" w:unhideWhenUsed="1" w:qFormat="1"/>
+    <w:lsdException w:name="Plain Table 1" w:uiPriority="41"/>
+    <w:lsdException w:name="Plain Table 2" w:uiPriority="42"/>
+    <w:lsdException w:name="Plain Table 3" w:uiPriority="43"/>
+    <w:lsdException w:name="Plain Table 4" w:uiPriority="44"/>
+    <w:lsdException w:name="Plain Table 5" w:uiPriority="45"/>
+    <w:lsdException w:name="Grid Table Light" w:uiPriority="40"/>
+    <w:lsdException w:name="Grid Table 1 Light" w:uiPriority="46"/>
+    <w:lsdException w:name="Grid Table 2" w:uiPriority="47"/>
+    <w:lsdException w:name="Grid Table 3" w:uiPriority="48"/>
+    <w:lsdException w:name="Grid Table 4" w:uiPriority="49"/>
+    <w:lsdException w:name="Grid Table 5 Dark" w:uiPriority="50"/>
+    <w:lsdException w:name="Grid Table 6 Colorful" w:uiPriority="51"/>
+    <w:lsdException w:name="Grid Table 7 Colorful" w:uiPriority="52"/>
+    <w:lsdException w:name="Grid Table 1 Light Accent 1" w:uiPriority="46"/>
+    <w:lsdException w:name="Grid Table 2 Accent 1" w:uiPriority="47"/>
+    <w:lsdException w:name="Grid Table 3 Accent 1" w:uiPriority="48"/>
+    <w:lsdException w:name="Grid Table 4 Accent 1" w:uiPriority="49"/>
+    <w:lsdException w:name="Grid Table 5 Dark Accent 1" w:uiPriority="50"/>
+    <w:lsdException w:name="Grid Table 6 Colorful Accent 1" w:uiPriority="51"/>
+    <w:lsdException w:name="Grid Table 7 Colorful Accent 1" w:uiPriority="52"/>
+    <w:lsdException w:name="Grid Table 1 Light Accent 2" w:uiPriority="46"/>
+    <w:lsdException w:name="Grid Table 2 Accent 2" w:uiPriority="47"/>
+    <w:lsdException w:name="Grid Table 3 Accent 2" w:uiPriority="48"/>
+    <w:lsdException w:name="Grid Table 4 Accent 2" w:uiPriority="49"/>
+    <w:lsdException w:name="Grid Table 5 Dark Accent 2" w:uiPriority="50"/>
+    <w:lsdException w:name="Grid Table 6 Colorful Accent 2" w:uiPriority="51"/>
+    <w:lsdException w:name="Grid Table 7 Colorful Accent 2" w:uiPriority="52"/>
+    <w:lsdException w:name="Grid Table 1 Light Accent 3" w:uiPriority="46"/>
+    <w:lsdException w:name="Grid Table 2 Accent 3" w:uiPriority="47"/>
+    <w:lsdException w:name="Grid Table 3 Accent 3" w:uiPriority="48"/>
+    <w:lsdException w:name="Grid Table 4 Accent 3" w:uiPriority="49"/>
+    <w:lsdException w:name="Grid Table 5 Dark Accent 3" w:uiPriority="50"/>
+    <w:lsdException w:name="Grid Table 6 Colorful Accent 3" w:uiPriority="51"/>
+    <w:lsdException w:name="Grid Table 7 Colorful Accent 3" w:uiPriority="52"/>
+    <w:lsdException w:name="Grid Table 1 Light Accent 4" w:uiPriority="46"/>
+    <w:lsdException w:name="Grid Table 2 Accent 4" w:uiPriority="47"/>
+    <w:lsdException w:name="Grid Table 3 Accent 4" w:uiPriority="48"/>
+    <w:lsdException w:name="Grid Table 4 Accent 4" w:uiPriority="49"/>
+    <w:lsdException w:name="Grid Table 5 Dark Accent 4" w:uiPriority="50"/>
+    <w:lsdException w:name="Grid Table 6 Colorful Accent 4" w:uiPriority="51"/>
+    <w:lsdException w:name="Grid Table 7 Colorful Accent 4" w:uiPriority="52"/>
+    <w:lsdException w:name="Grid Table 1 Light Accent 5" w:uiPriority="46"/>
+    <w:lsdException w:name="Grid Table 2 Accent 5" w:uiPriority="47"/>
+    <w:lsdException w:name="Grid Table 3 Accent 5" w:uiPriority="48"/>
+    <w:lsdException w:name="Grid Table 4 Accent 5" w:uiPriority="49"/>
+    <w:lsdException w:name="Grid Table 5 Dark Accent 5" w:uiPriority="50"/>
+    <w:lsdException w:name="Grid Table 6 Colorful Accent 5" w:uiPriority="51"/>
+    <w:lsdException w:name="Grid Table 7 Colorful Accent 5" w:uiPriority="52"/>
+    <w:lsdException w:name="Grid Table 1 Light Accent 6" w:uiPriority="46"/>
+    <w:lsdException w:name="Grid Table 2 Accent 6" w:uiPriority="47"/>
+    <w:lsdException w:name="Grid Table 3 Accent 6" w:uiPriority="48"/>
+    <w:lsdException w:name="Grid Table 4 Accent 6" w:uiPriority="49"/>
+    <w:lsdException w:name="Grid Table 5 Dark Accent 6" w:uiPriority="50"/>
+    <w:lsdException w:name="Grid Table 6 Colorful Accent 6" w:uiPriority="51"/>
+    <w:lsdException w:name="Grid Table 7 Colorful Accent 6" w:uiPriority="52"/>
+    <w:lsdException w:name="List Table 1 Light" w:uiPriority="46"/>
+    <w:lsdException w:name="List Table 2" w:uiPriority="47"/>
+    <w:lsdException w:name="List Table 3" w:uiPriority="48"/>
+    <w:lsdException w:name="List Table 4" w:uiPriority="49"/>
+    <w:lsdException w:name="List Table 5 Dark" w:uiPriority="50"/>
+    <w:lsdException w:name="List Table 6 Colorful" w:uiPriority="51"/>
+    <w:lsdException w:name="List Table 7 Colorful" w:uiPriority="52"/>
+    <w:lsdException w:name="List Table 1 Light Accent 1" w:uiPriority="46"/>
+    <w:lsdException w:name="List Table 2 Accent 1" w:uiPriority="47"/>
+    <w:lsdException w:name="List Table 3 Accent 1" w:uiPriority="48"/>
+    <w:lsdException w:name="List Table 4 Accent 1" w:uiPriority="49"/>
+    <w:lsdException w:name="List Table 5 Dark Accent 1" w:uiPriority="50"/>
+    <w:lsdException w:name="List Table 6 Colorful Accent 1" w:uiPriority="51"/>
+    <w:lsdException w:name="List Table 7 Colorful Accent 1" w:uiPriority="52"/>
+    <w:lsdException w:name="List Table 1 Light Accent 2" w:uiPriority="46"/>
+    <w:lsdException w:name="List Table 2 Accent 2" w:uiPriority="47"/>
+    <w:lsdException w:name="List Table 3 Accent 2" w:uiPriority="48"/>
+    <w:lsdException w:name="List Table 4 Accent 2" w:uiPriority="49"/>
+    <w:lsdException w:name="List Table 5 Dark Accent 2" w:uiPriority="50"/>
+    <w:lsdException w:name="List Table 6 Colorful Accent 2" w:uiPriority="51"/>
+    <w:lsdException w:name="List Table 7 Colorful Accent 2" w:uiPriority="52"/>
+    <w:lsdException w:name="List Table 1 Light Accent 3" w:uiPriority="46"/>
+    <w:lsdException w:name="List Table 2 Accent 3" w:uiPriority="47"/>
+    <w:lsdException w:name="List Table 3 Accent 3" w:uiPriority="48"/>
+    <w:lsdException w:name="List Table 4 Accent 3" w:uiPriority="49"/>
+    <w:lsdException w:name="List Table 5 Dark Accent 3" w:uiPriority="50"/>
+    <w:lsdException w:name="List Table 6 Colorful Accent 3" w:uiPriority="51"/>
+    <w:lsdException w:name="List Table 7 Colorful Accent 3" w:uiPriority="52"/>
+    <w:lsdException w:name="List Table 1 Light Accent 4" w:uiPriority="46"/>
+    <w:lsdException w:name="List Table 2 Accent 4" w:uiPriority="47"/>
+    <w:lsdException w:name="List Table 3 Accent 4" w:uiPriority="48"/>
+    <w:lsdException w:name="List Table 4 Accent 4" w:uiPriority="49"/>
+    <w:lsdException w:name="List Table 5 Dark Accent 4" w:uiPriority="50"/>
+    <w:lsdException w:name="List Table 6 Colorful Accent 4" w:uiPriority="51"/>
+    <w:lsdException w:name="List Table 7 Colorful Accent 4" w:uiPriority="52"/>
+    <w:lsdException w:name="List Table 1 Light Accent 5" w:uiPriority="46"/>
+    <w:lsdException w:name="List Table 2 Accent 5" w:uiPriority="47"/>
+    <w:lsdException w:name="List Table 3 Accent 5" w:uiPriority="48"/>
+    <w:lsdException w:name="List Table 4 Accent 5" w:uiPriority="49"/>
+    <w:lsdException w:name="List Table 5 Dark Accent 5" w:uiPriority="50"/>
+    <w:lsdException w:name="List Table 6 Colorful Accent 5" w:uiPriority="51"/>
+    <w:lsdException w:name="List Table 7 Colorful Accent 5" w:uiPriority="52"/>
+    <w:lsdException w:name="List Table 1 Light Accent 6" w:uiPriority="46"/>
+    <w:lsdException w:name="List Table 2 Accent 6" w:uiPriority="47"/>
+    <w:lsdException w:name="List Table 3 Accent 6" w:uiPriority="48"/>
+    <w:lsdException w:name="List Table 4 Accent 6" w:uiPriority="49"/>
+    <w:lsdException w:name="List Table 5 Dark Accent 6" w:uiPriority="50"/>
+    <w:lsdException w:name="List Table 6 Colorful Accent 6" w:uiPriority="51"/>
+    <w:lsdException w:name="List Table 7 Colorful Accent 6" w:uiPriority="52"/>
+    <w:lsdException w:name="Mention" w:semiHidden="1" w:unhideWhenUsed="1"/>
+    <w:lsdException w:name="Smart Hyperlink" w:semiHidden="1" w:unhideWhenUsed="1"/>
+    <w:lsdException w:name="Hashtag" w:semiHidden="1" w:unhideWhenUsed="1"/>
+    <w:lsdException w:name="Unresolved Mention" w:semiHidden="1" w:unhideWhenUsed="1"/>
+    <w:lsdException w:name="Smart Link" w:semiHidden="1" w:unhideWhenUsed="1"/>
   </w:latentStyles>
-  <w:style w:type="paragraph" w:default="1" w:styleId="1">
+  <w:style w:type="paragraph" w:default="1" w:styleId="Normal">
     <w:name w:val="Normal"/>
     <w:qFormat/>
-    <w:uiPriority w:val="0"/>
     <w:pPr>
       <w:spacing w:after="160" w:line="259" w:lineRule="auto"/>
     </w:pPr>
     <w:rPr>
-      <w:rFonts w:asciiTheme="minorHAnsi" w:hAnsiTheme="minorHAnsi" w:eastAsiaTheme="minorHAnsi" w:cstheme="minorBidi"/>
+      <w:rFonts w:asciiTheme="minorHAnsi" w:eastAsiaTheme="minorHAnsi" w:hAnsiTheme="minorHAnsi" w:cstheme="minorBidi"/>
       <w:sz w:val="24"/>
       <w:szCs w:val="22"/>
-      <w:lang w:val="en-US" w:eastAsia="en-US" w:bidi="ar-SA"/>
+      <w:lang w:val="en-US" w:eastAsia="en-US"/>
     </w:rPr>
   </w:style>
-  <w:style w:type="character" w:default="1" w:styleId="2">
+  <w:style w:type="character" w:default="1" w:styleId="Policepardfaut">
     <w:name w:val="Default Paragraph Font"/>
+    <w:uiPriority w:val="1"/>
     <w:semiHidden/>
     <w:unhideWhenUsed/>
-    <w:qFormat/>
-    <w:uiPriority w:val="1"/>
   </w:style>
-  <w:style w:type="table" w:default="1" w:styleId="9">
+  <w:style w:type="table" w:default="1" w:styleId="TableauNormal">
     <w:name w:val="Normal Table"/>
+    <w:uiPriority w:val="99"/>
     <w:semiHidden/>
     <w:unhideWhenUsed/>
-    <w:qFormat/>
-    <w:uiPriority w:val="99"/>
     <w:tblPr>
+      <w:tblInd w:w="0" w:type="dxa"/>
       <w:tblCellMar>
         <w:top w:w="0" w:type="dxa"/>
         <w:left w:w="108" w:type="dxa"/>
@@ -2728,58 +2986,59 @@
       </w:tblCellMar>
     </w:tblPr>
   </w:style>
-  <w:style w:type="character" w:styleId="3">
+  <w:style w:type="numbering" w:default="1" w:styleId="Aucuneliste">
+    <w:name w:val="No List"/>
+    <w:uiPriority w:val="99"/>
+    <w:semiHidden/>
+    <w:unhideWhenUsed/>
+  </w:style>
+  <w:style w:type="character" w:styleId="Lienhypertexte">
     <w:name w:val="Hyperlink"/>
-    <w:basedOn w:val="2"/>
+    <w:basedOn w:val="Policepardfaut"/>
+    <w:uiPriority w:val="99"/>
     <w:unhideWhenUsed/>
     <w:qFormat/>
-    <w:uiPriority w:val="99"/>
     <w:rPr>
       <w:color w:val="0563C1" w:themeColor="hyperlink"/>
       <w:u w:val="single"/>
-      <w14:textFill>
-        <w14:solidFill>
-          <w14:schemeClr w14:val="hlink"/>
-        </w14:solidFill>
-      </w14:textFill>
     </w:rPr>
   </w:style>
-  <w:style w:type="character" w:styleId="4">
+  <w:style w:type="character" w:styleId="lev">
     <w:name w:val="Strong"/>
-    <w:basedOn w:val="2"/>
+    <w:basedOn w:val="Policepardfaut"/>
+    <w:uiPriority w:val="22"/>
     <w:qFormat/>
-    <w:uiPriority w:val="22"/>
     <w:rPr>
       <w:b/>
       <w:bCs/>
     </w:rPr>
   </w:style>
-  <w:style w:type="character" w:styleId="5">
+  <w:style w:type="character" w:styleId="Accentuation">
     <w:name w:val="Emphasis"/>
-    <w:basedOn w:val="2"/>
+    <w:basedOn w:val="Policepardfaut"/>
+    <w:uiPriority w:val="20"/>
     <w:qFormat/>
-    <w:uiPriority w:val="20"/>
     <w:rPr>
       <w:i/>
       <w:iCs/>
     </w:rPr>
   </w:style>
-  <w:style w:type="character" w:styleId="6">
+  <w:style w:type="character" w:styleId="Lienhypertextesuivivisit">
     <w:name w:val="FollowedHyperlink"/>
+    <w:uiPriority w:val="99"/>
     <w:semiHidden/>
     <w:unhideWhenUsed/>
-    <w:uiPriority w:val="99"/>
     <w:rPr>
       <w:color w:val="800080"/>
       <w:u w:val="single"/>
     </w:rPr>
   </w:style>
-  <w:style w:type="paragraph" w:styleId="7">
+  <w:style w:type="paragraph" w:styleId="Pieddepage">
     <w:name w:val="footer"/>
-    <w:basedOn w:val="1"/>
-    <w:link w:val="12"/>
+    <w:basedOn w:val="Normal"/>
+    <w:link w:val="PieddepageCar"/>
+    <w:uiPriority w:val="99"/>
     <w:unhideWhenUsed/>
-    <w:uiPriority w:val="99"/>
     <w:pPr>
       <w:tabs>
         <w:tab w:val="center" w:pos="4680"/>
@@ -2788,12 +3047,12 @@
       <w:spacing w:after="0" w:line="240" w:lineRule="auto"/>
     </w:pPr>
   </w:style>
-  <w:style w:type="paragraph" w:styleId="8">
+  <w:style w:type="paragraph" w:styleId="En-tte">
     <w:name w:val="header"/>
-    <w:basedOn w:val="1"/>
-    <w:link w:val="11"/>
+    <w:basedOn w:val="Normal"/>
+    <w:link w:val="En-tteCar"/>
+    <w:uiPriority w:val="99"/>
     <w:unhideWhenUsed/>
-    <w:uiPriority w:val="99"/>
     <w:pPr>
       <w:tabs>
         <w:tab w:val="center" w:pos="4680"/>
@@ -2802,95 +3061,82 @@
       <w:spacing w:after="0" w:line="240" w:lineRule="auto"/>
     </w:pPr>
   </w:style>
-  <w:style w:type="character" w:customStyle="1" w:styleId="10">
-    <w:name w:val="Unresolved Mention"/>
-    <w:basedOn w:val="2"/>
+  <w:style w:type="character" w:customStyle="1" w:styleId="Mentionnonrsolue1">
+    <w:name w:val="Mention non résolue1"/>
+    <w:basedOn w:val="Policepardfaut"/>
+    <w:uiPriority w:val="99"/>
     <w:semiHidden/>
     <w:unhideWhenUsed/>
-    <w:uiPriority w:val="99"/>
     <w:rPr>
       <w:color w:val="605E5C"/>
       <w:shd w:val="clear" w:color="auto" w:fill="E1DFDD"/>
     </w:rPr>
   </w:style>
-  <w:style w:type="character" w:customStyle="1" w:styleId="11">
+  <w:style w:type="character" w:customStyle="1" w:styleId="En-tteCar">
     <w:name w:val="En-tête Car"/>
-    <w:basedOn w:val="2"/>
-    <w:link w:val="8"/>
+    <w:basedOn w:val="Policepardfaut"/>
+    <w:link w:val="En-tte"/>
+    <w:uiPriority w:val="99"/>
     <w:qFormat/>
-    <w:uiPriority w:val="99"/>
     <w:rPr>
       <w:sz w:val="24"/>
     </w:rPr>
   </w:style>
-  <w:style w:type="character" w:customStyle="1" w:styleId="12">
+  <w:style w:type="character" w:customStyle="1" w:styleId="PieddepageCar">
     <w:name w:val="Pied de page Car"/>
-    <w:basedOn w:val="2"/>
-    <w:link w:val="7"/>
+    <w:basedOn w:val="Policepardfaut"/>
+    <w:link w:val="Pieddepage"/>
+    <w:uiPriority w:val="99"/>
     <w:qFormat/>
-    <w:uiPriority w:val="99"/>
     <w:rPr>
       <w:sz w:val="24"/>
     </w:rPr>
   </w:style>
-  <w:style w:type="paragraph" w:styleId="13">
+  <w:style w:type="paragraph" w:styleId="Paragraphedeliste">
     <w:name w:val="List Paragraph"/>
-    <w:basedOn w:val="1"/>
+    <w:basedOn w:val="Normal"/>
+    <w:uiPriority w:val="34"/>
     <w:qFormat/>
-    <w:uiPriority w:val="34"/>
     <w:pPr>
       <w:ind w:left="720"/>
       <w:contextualSpacing/>
     </w:pPr>
   </w:style>
-  <w:style w:type="table" w:styleId="14">
+  <w:style w:type="table" w:styleId="Grilledutableau">
     <w:name w:val="Table Grid"/>
-    <w:basedOn w:val="9"/>
+    <w:basedOn w:val="TableauNormal"/>
+    <w:uiPriority w:val="39"/>
     <w:qFormat/>
-    <w:uiPriority w:val="39"/>
-    <w:pPr>
-      <w:spacing w:after="0" w:line="240" w:lineRule="auto"/>
-    </w:pPr>
     <w:tblPr>
       <w:tblBorders>
-        <w:top w:val="single" w:color="auto" w:sz="4" w:space="0"/>
-        <w:left w:val="single" w:color="auto" w:sz="4" w:space="0"/>
-        <w:bottom w:val="single" w:color="auto" w:sz="4" w:space="0"/>
-        <w:right w:val="single" w:color="auto" w:sz="4" w:space="0"/>
-        <w:insideH w:val="single" w:color="auto" w:sz="4" w:space="0"/>
-        <w:insideV w:val="single" w:color="auto" w:sz="4" w:space="0"/>
+        <w:top w:val="single" w:sz="4" w:space="0" w:color="auto"/>
+        <w:left w:val="single" w:sz="4" w:space="0" w:color="auto"/>
+        <w:bottom w:val="single" w:sz="4" w:space="0" w:color="auto"/>
+        <w:right w:val="single" w:sz="4" w:space="0" w:color="auto"/>
+        <w:insideH w:val="single" w:sz="4" w:space="0" w:color="auto"/>
+        <w:insideV w:val="single" w:sz="4" w:space="0" w:color="auto"/>
       </w:tblBorders>
-      <w:tblCellMar>
-        <w:top w:w="0" w:type="dxa"/>
-        <w:left w:w="108" w:type="dxa"/>
-        <w:bottom w:w="0" w:type="dxa"/>
-        <w:right w:w="108" w:type="dxa"/>
-      </w:tblCellMar>
     </w:tblPr>
   </w:style>
-  <w:style w:type="character" w:customStyle="1" w:styleId="15">
+  <w:style w:type="character" w:customStyle="1" w:styleId="relative">
     <w:name w:val="relative"/>
-    <w:basedOn w:val="2"/>
+    <w:basedOn w:val="Policepardfaut"/>
     <w:qFormat/>
-    <w:uiPriority w:val="0"/>
   </w:style>
-  <w:style w:type="character" w:customStyle="1" w:styleId="16">
+  <w:style w:type="character" w:customStyle="1" w:styleId="editortnoteditedlongjunnx">
     <w:name w:val="editor_t__not_edited_long__junnx"/>
-    <w:basedOn w:val="2"/>
+    <w:basedOn w:val="Policepardfaut"/>
     <w:qFormat/>
-    <w:uiPriority w:val="0"/>
   </w:style>
-  <w:style w:type="character" w:customStyle="1" w:styleId="17">
+  <w:style w:type="character" w:customStyle="1" w:styleId="editortaddedltunj">
     <w:name w:val="editor_t__added__ltunj"/>
-    <w:basedOn w:val="2"/>
+    <w:basedOn w:val="Policepardfaut"/>
     <w:qFormat/>
-    <w:uiPriority w:val="0"/>
   </w:style>
-  <w:style w:type="character" w:customStyle="1" w:styleId="18">
+  <w:style w:type="character" w:customStyle="1" w:styleId="editortnoteditedwurp8">
     <w:name w:val="editor_t__not_edited__wurp8"/>
-    <w:basedOn w:val="2"/>
+    <w:basedOn w:val="Policepardfaut"/>
     <w:qFormat/>
-    <w:uiPriority w:val="0"/>
   </w:style>
 </w:styles>
 </file>
@@ -3147,5 +3393,6 @@
     </a:fmtScheme>
   </a:themeElements>
   <a:objectDefaults/>
+  <a:extraClrSchemeLst/>
 </a:theme>
 </file>